--- a/house/2627信社候選幹事選票_gpt_updated.docx
+++ b/house/2627信社候選幹事選票_gpt_updated.docx
@@ -20,13 +20,19 @@
         <w:rPr>
           <w:noProof/>
         </w:rPr>
-        <w:t>25</w:t>
-      </w:r>
-      <w:r>
-        <w:rPr>
-          <w:rFonts w:hint="eastAsia"/>
+        <w:t>2</w:t>
+      </w:r>
+      <w:r>
+        <w:rPr>
           <w:noProof/>
         </w:rPr>
+        <w:t>2</w:t>
+      </w:r>
+      <w:r>
+        <w:rPr>
+          <w:rFonts w:hint="eastAsia"/>
+          <w:noProof/>
+        </w:rPr>
         <w:t>/9(</w:t>
       </w:r>
       <w:r>
@@ -34,7 +40,7 @@
           <w:rFonts w:hint="eastAsia"/>
           <w:noProof/>
         </w:rPr>
-        <w:t>四</w:t>
+        <w:t>二</w:t>
       </w:r>
       <w:r>
         <w:rPr>
@@ -306,7 +312,23 @@
                 <w:rFonts w:ascii="新細明體" w:eastAsia="新細明體" w:hAnsi="新細明體" w:hint="eastAsia"/>
                 <w:color w:val="000000"/>
               </w:rPr>
-              <w:t>3D7鍾栢睿</w:t>
+              <w:t>3D7</w:t>
+            </w:r>
+            <w:proofErr w:type="gramStart"/>
+            <w:r>
+              <w:rPr>
+                <w:rFonts w:ascii="新細明體" w:eastAsia="新細明體" w:hAnsi="新細明體" w:hint="eastAsia"/>
+                <w:color w:val="000000"/>
+              </w:rPr>
+              <w:t>鍾</w:t>
+            </w:r>
+            <w:proofErr w:type="gramEnd"/>
+            <w:r>
+              <w:rPr>
+                <w:rFonts w:ascii="新細明體" w:eastAsia="新細明體" w:hAnsi="新細明體" w:hint="eastAsia"/>
+                <w:color w:val="000000"/>
+              </w:rPr>
+              <w:t>栢睿</w:t>
             </w:r>
           </w:p>
         </w:tc>
@@ -413,7 +435,23 @@
                 <w:rFonts w:ascii="新細明體" w:eastAsia="新細明體" w:hAnsi="新細明體" w:hint="eastAsia"/>
                 <w:color w:val="000000"/>
               </w:rPr>
-              <w:t>4A24鄧阮玲</w:t>
+              <w:t>4A24</w:t>
+            </w:r>
+            <w:proofErr w:type="gramStart"/>
+            <w:r>
+              <w:rPr>
+                <w:rFonts w:ascii="新細明體" w:eastAsia="新細明體" w:hAnsi="新細明體" w:hint="eastAsia"/>
+                <w:color w:val="000000"/>
+              </w:rPr>
+              <w:t>鄧</w:t>
+            </w:r>
+            <w:proofErr w:type="gramEnd"/>
+            <w:r>
+              <w:rPr>
+                <w:rFonts w:ascii="新細明體" w:eastAsia="新細明體" w:hAnsi="新細明體" w:hint="eastAsia"/>
+                <w:color w:val="000000"/>
+              </w:rPr>
+              <w:t>阮玲</w:t>
             </w:r>
           </w:p>
         </w:tc>
@@ -547,7 +585,23 @@
                 <w:rFonts w:ascii="新細明體" w:eastAsia="新細明體" w:hAnsi="新細明體" w:hint="eastAsia"/>
                 <w:color w:val="000000"/>
               </w:rPr>
-              <w:t>4B12簡珈晴</w:t>
+              <w:t>4B12簡</w:t>
+            </w:r>
+            <w:proofErr w:type="gramStart"/>
+            <w:r>
+              <w:rPr>
+                <w:rFonts w:ascii="新細明體" w:eastAsia="新細明體" w:hAnsi="新細明體" w:hint="eastAsia"/>
+                <w:color w:val="000000"/>
+              </w:rPr>
+              <w:t>珈</w:t>
+            </w:r>
+            <w:proofErr w:type="gramEnd"/>
+            <w:r>
+              <w:rPr>
+                <w:rFonts w:ascii="新細明體" w:eastAsia="新細明體" w:hAnsi="新細明體" w:hint="eastAsia"/>
+                <w:color w:val="000000"/>
+              </w:rPr>
+              <w:t>晴</w:t>
             </w:r>
           </w:p>
         </w:tc>
@@ -681,7 +735,23 @@
                 <w:rFonts w:ascii="新細明體" w:eastAsia="新細明體" w:hAnsi="新細明體" w:hint="eastAsia"/>
                 <w:color w:val="000000"/>
               </w:rPr>
-              <w:t>4C4陳慰渝</w:t>
+              <w:t>4C4陳</w:t>
+            </w:r>
+            <w:proofErr w:type="gramStart"/>
+            <w:r>
+              <w:rPr>
+                <w:rFonts w:ascii="新細明體" w:eastAsia="新細明體" w:hAnsi="新細明體" w:hint="eastAsia"/>
+                <w:color w:val="000000"/>
+              </w:rPr>
+              <w:t>慰</w:t>
+            </w:r>
+            <w:proofErr w:type="gramEnd"/>
+            <w:r>
+              <w:rPr>
+                <w:rFonts w:ascii="新細明體" w:eastAsia="新細明體" w:hAnsi="新細明體" w:hint="eastAsia"/>
+                <w:color w:val="000000"/>
+              </w:rPr>
+              <w:t>渝</w:t>
             </w:r>
           </w:p>
         </w:tc>
@@ -883,7 +953,23 @@
                 <w:rFonts w:ascii="新細明體" w:eastAsia="新細明體" w:hAnsi="新細明體" w:hint="eastAsia"/>
                 <w:color w:val="000000"/>
               </w:rPr>
-              <w:t>6C4鍾凱晴</w:t>
+              <w:t>6C4</w:t>
+            </w:r>
+            <w:proofErr w:type="gramStart"/>
+            <w:r>
+              <w:rPr>
+                <w:rFonts w:ascii="新細明體" w:eastAsia="新細明體" w:hAnsi="新細明體" w:hint="eastAsia"/>
+                <w:color w:val="000000"/>
+              </w:rPr>
+              <w:t>鍾凱</w:t>
+            </w:r>
+            <w:proofErr w:type="gramEnd"/>
+            <w:r>
+              <w:rPr>
+                <w:rFonts w:ascii="新細明體" w:eastAsia="新細明體" w:hAnsi="新細明體" w:hint="eastAsia"/>
+                <w:color w:val="000000"/>
+              </w:rPr>
+              <w:t>晴</w:t>
             </w:r>
           </w:p>
         </w:tc>
@@ -917,8 +1003,17 @@
                 <w:rFonts w:ascii="新細明體" w:eastAsia="新細明體" w:hAnsi="新細明體" w:hint="eastAsia"/>
                 <w:color w:val="000000"/>
               </w:rPr>
-              <w:t>5D27易居正</w:t>
+              <w:t>5D27</w:t>
             </w:r>
+            <w:proofErr w:type="gramStart"/>
+            <w:r>
+              <w:rPr>
+                <w:rFonts w:ascii="新細明體" w:eastAsia="新細明體" w:hAnsi="新細明體" w:hint="eastAsia"/>
+                <w:color w:val="000000"/>
+              </w:rPr>
+              <w:t>易居正</w:t>
+            </w:r>
+            <w:proofErr w:type="gramEnd"/>
           </w:p>
         </w:tc>
         <w:tc>
@@ -1020,7 +1115,23 @@
                 <w:rFonts w:ascii="新細明體" w:eastAsia="新細明體" w:hAnsi="新細明體" w:hint="eastAsia"/>
                 <w:color w:val="000000"/>
               </w:rPr>
-              <w:t>6C18莫晞宜</w:t>
+              <w:t>6C18莫</w:t>
+            </w:r>
+            <w:proofErr w:type="gramStart"/>
+            <w:r>
+              <w:rPr>
+                <w:rFonts w:ascii="新細明體" w:eastAsia="新細明體" w:hAnsi="新細明體" w:hint="eastAsia"/>
+                <w:color w:val="000000"/>
+              </w:rPr>
+              <w:t>晞</w:t>
+            </w:r>
+            <w:proofErr w:type="gramEnd"/>
+            <w:r>
+              <w:rPr>
+                <w:rFonts w:ascii="新細明體" w:eastAsia="新細明體" w:hAnsi="新細明體" w:hint="eastAsia"/>
+                <w:color w:val="000000"/>
+              </w:rPr>
+              <w:t>宜</w:t>
             </w:r>
           </w:p>
         </w:tc>
@@ -1082,8 +1193,33 @@
                 <w:rFonts w:ascii="新細明體" w:eastAsia="新細明體" w:hAnsi="新細明體" w:hint="eastAsia"/>
                 <w:color w:val="000000"/>
               </w:rPr>
-              <w:t>4C29余采叡</w:t>
+              <w:t>4C29</w:t>
             </w:r>
+            <w:proofErr w:type="gramStart"/>
+            <w:r>
+              <w:rPr>
+                <w:rFonts w:ascii="新細明體" w:eastAsia="新細明體" w:hAnsi="新細明體" w:hint="eastAsia"/>
+                <w:color w:val="000000"/>
+              </w:rPr>
+              <w:t>余</w:t>
+            </w:r>
+            <w:proofErr w:type="gramEnd"/>
+            <w:r>
+              <w:rPr>
+                <w:rFonts w:ascii="新細明體" w:eastAsia="新細明體" w:hAnsi="新細明體" w:hint="eastAsia"/>
+                <w:color w:val="000000"/>
+              </w:rPr>
+              <w:t>采</w:t>
+            </w:r>
+            <w:proofErr w:type="gramStart"/>
+            <w:r>
+              <w:rPr>
+                <w:rFonts w:ascii="新細明體" w:eastAsia="新細明體" w:hAnsi="新細明體" w:hint="eastAsia"/>
+                <w:color w:val="000000"/>
+              </w:rPr>
+              <w:t>叡</w:t>
+            </w:r>
+            <w:proofErr w:type="gramEnd"/>
           </w:p>
         </w:tc>
         <w:tc>
@@ -1581,8 +1717,17 @@
                 <w:rFonts w:ascii="新細明體" w:eastAsia="新細明體" w:hAnsi="新細明體" w:hint="eastAsia"/>
                 <w:color w:val="000000"/>
               </w:rPr>
-              <w:t>4D21羅逸浠</w:t>
+              <w:t>4D21羅逸</w:t>
             </w:r>
+            <w:proofErr w:type="gramStart"/>
+            <w:r>
+              <w:rPr>
+                <w:rFonts w:ascii="新細明體" w:eastAsia="新細明體" w:hAnsi="新細明體" w:hint="eastAsia"/>
+                <w:color w:val="000000"/>
+              </w:rPr>
+              <w:t>浠</w:t>
+            </w:r>
+            <w:proofErr w:type="gramEnd"/>
           </w:p>
         </w:tc>
         <w:tc>
@@ -1748,7 +1893,29 @@
           <w:sz w:val="20"/>
           <w:szCs w:val="18"/>
         </w:rPr>
-        <w:t>簡珈晴</w:t>
+        <w:t>簡</w:t>
+      </w:r>
+      <w:proofErr w:type="gramStart"/>
+      <w:r>
+        <w:rPr>
+          <w:rFonts w:hint="eastAsia"/>
+          <w:b/>
+          <w:bCs/>
+          <w:sz w:val="20"/>
+          <w:szCs w:val="18"/>
+        </w:rPr>
+        <w:t>珈</w:t>
+      </w:r>
+      <w:proofErr w:type="gramEnd"/>
+      <w:r>
+        <w:rPr>
+          <w:rFonts w:hint="eastAsia"/>
+          <w:b/>
+          <w:bCs/>
+          <w:sz w:val="20"/>
+          <w:szCs w:val="18"/>
+        </w:rPr>
+        <w:t>晴</w:t>
       </w:r>
     </w:p>
     <w:p>
@@ -1829,8 +1996,20 @@
           <w:sz w:val="20"/>
           <w:szCs w:val="18"/>
         </w:rPr>
-        <w:t>羅逸浠</w:t>
-      </w:r>
+        <w:t>羅逸</w:t>
+      </w:r>
+      <w:proofErr w:type="gramStart"/>
+      <w:r>
+        <w:rPr>
+          <w:rFonts w:hint="eastAsia"/>
+          <w:b/>
+          <w:bCs/>
+          <w:sz w:val="20"/>
+          <w:szCs w:val="18"/>
+        </w:rPr>
+        <w:t>浠</w:t>
+      </w:r>
+      <w:proofErr w:type="gramEnd"/>
     </w:p>
     <w:p>
       <w:pPr>
@@ -1981,15 +2160,27 @@
         </w:rPr>
         <w:t xml:space="preserve"> 4A04</w:t>
       </w:r>
-      <w:r>
-        <w:rPr>
-          <w:rFonts w:hint="eastAsia"/>
-          <w:b/>
-          <w:bCs/>
-          <w:sz w:val="20"/>
-          <w:szCs w:val="18"/>
-        </w:rPr>
-        <w:t>鍾栢睿</w:t>
+      <w:proofErr w:type="gramStart"/>
+      <w:r>
+        <w:rPr>
+          <w:rFonts w:hint="eastAsia"/>
+          <w:b/>
+          <w:bCs/>
+          <w:sz w:val="20"/>
+          <w:szCs w:val="18"/>
+        </w:rPr>
+        <w:t>鍾</w:t>
+      </w:r>
+      <w:proofErr w:type="gramEnd"/>
+      <w:r>
+        <w:rPr>
+          <w:rFonts w:hint="eastAsia"/>
+          <w:b/>
+          <w:bCs/>
+          <w:sz w:val="20"/>
+          <w:szCs w:val="18"/>
+        </w:rPr>
+        <w:t>栢睿</w:t>
       </w:r>
     </w:p>
     <w:p>
@@ -2123,15 +2314,27 @@
         </w:rPr>
         <w:t>5A23</w:t>
       </w:r>
-      <w:r>
-        <w:rPr>
-          <w:rFonts w:hint="eastAsia"/>
-          <w:b/>
-          <w:bCs/>
-          <w:sz w:val="20"/>
-          <w:szCs w:val="18"/>
-        </w:rPr>
-        <w:t>鄧阮玲</w:t>
+      <w:proofErr w:type="gramStart"/>
+      <w:r>
+        <w:rPr>
+          <w:rFonts w:hint="eastAsia"/>
+          <w:b/>
+          <w:bCs/>
+          <w:sz w:val="20"/>
+          <w:szCs w:val="18"/>
+        </w:rPr>
+        <w:t>鄧</w:t>
+      </w:r>
+      <w:proofErr w:type="gramEnd"/>
+      <w:r>
+        <w:rPr>
+          <w:rFonts w:hint="eastAsia"/>
+          <w:b/>
+          <w:bCs/>
+          <w:sz w:val="20"/>
+          <w:szCs w:val="18"/>
+        </w:rPr>
+        <w:t>阮玲</w:t>
       </w:r>
       <w:r>
         <w:rPr>
@@ -2212,7 +2415,29 @@
           <w:sz w:val="20"/>
           <w:szCs w:val="18"/>
         </w:rPr>
-        <w:t>陳慰渝</w:t>
+        <w:t>陳</w:t>
+      </w:r>
+      <w:proofErr w:type="gramStart"/>
+      <w:r>
+        <w:rPr>
+          <w:rFonts w:hint="eastAsia"/>
+          <w:b/>
+          <w:bCs/>
+          <w:sz w:val="20"/>
+          <w:szCs w:val="18"/>
+        </w:rPr>
+        <w:t>慰</w:t>
+      </w:r>
+      <w:proofErr w:type="gramEnd"/>
+      <w:r>
+        <w:rPr>
+          <w:rFonts w:hint="eastAsia"/>
+          <w:b/>
+          <w:bCs/>
+          <w:sz w:val="20"/>
+          <w:szCs w:val="18"/>
+        </w:rPr>
+        <w:t>渝</w:t>
       </w:r>
       <w:r>
         <w:rPr>
@@ -2224,6 +2449,7 @@
         </w:rPr>
         <w:t xml:space="preserve"> 4A23</w:t>
       </w:r>
+      <w:proofErr w:type="gramStart"/>
       <w:r>
         <w:rPr>
           <w:rFonts w:hint="eastAsia"/>
@@ -2234,6 +2460,7 @@
         </w:rPr>
         <w:t>辛舒詠</w:t>
       </w:r>
+      <w:proofErr w:type="gramEnd"/>
     </w:p>
     <w:p>
       <w:pPr>
@@ -2417,7 +2644,51 @@
           <w:sz w:val="20"/>
           <w:szCs w:val="18"/>
         </w:rPr>
-        <w:t>班簡珈晴，今年好榮幸同好高興可以喺台上參選信社嘅候選主席。近呢兩年我都有擔任社幹事，我係過去嘅運動會我都有跑</w:t>
+        <w:t>班簡</w:t>
+      </w:r>
+      <w:proofErr w:type="gramStart"/>
+      <w:r>
+        <w:rPr>
+          <w:rFonts w:hint="eastAsia"/>
+          <w:b/>
+          <w:bCs/>
+          <w:sz w:val="20"/>
+          <w:szCs w:val="18"/>
+        </w:rPr>
+        <w:t>珈</w:t>
+      </w:r>
+      <w:proofErr w:type="gramEnd"/>
+      <w:r>
+        <w:rPr>
+          <w:rFonts w:hint="eastAsia"/>
+          <w:b/>
+          <w:bCs/>
+          <w:sz w:val="20"/>
+          <w:szCs w:val="18"/>
+        </w:rPr>
+        <w:t>晴，今年好榮幸同好高興可以喺台上參選信社嘅候選主席。</w:t>
+      </w:r>
+      <w:proofErr w:type="gramStart"/>
+      <w:r>
+        <w:rPr>
+          <w:rFonts w:hint="eastAsia"/>
+          <w:b/>
+          <w:bCs/>
+          <w:sz w:val="20"/>
+          <w:szCs w:val="18"/>
+        </w:rPr>
+        <w:t>近呢兩年</w:t>
+      </w:r>
+      <w:proofErr w:type="gramEnd"/>
+      <w:r>
+        <w:rPr>
+          <w:rFonts w:hint="eastAsia"/>
+          <w:b/>
+          <w:bCs/>
+          <w:sz w:val="20"/>
+          <w:szCs w:val="18"/>
+        </w:rPr>
+        <w:t>我都有擔任社幹事，我係過去嘅運動會我都有跑</w:t>
       </w:r>
       <w:r>
         <w:rPr>
@@ -2455,7 +2726,29 @@
           <w:sz w:val="20"/>
           <w:szCs w:val="18"/>
         </w:rPr>
-        <w:t>嘅社接，我都有參與中一嘅啦啦隊隊為信社打氣，同時我亦都有參加設計等工作，係呢啲活動入面令我知道社嘅運作，我亦都相信自己可以勝任呢個職位。所以我想係今年竭盡所能為信社效力，同各幹事同同學齊心協力，為大家策劃更精彩嘅體驗同回憶，希望同學可以融入信社呢個大家庭。另外，大家都知道信社已經連續十年全場總冠軍，所以我想同今年嘅社幹事同信社嘅同學一齊將呢個榮譽同精神承傳落去，各位同學要踴躍參加比賽，取得佳績。</w:t>
+        <w:t>嘅社接，我都有參與中一嘅啦啦隊隊為信社打氣，同時我亦都有參加設計等工作，係呢啲活動入面令我知道社嘅運作，我亦都相信自己可以勝任呢個職位。所以我想係今年竭盡所能為信社效力，同各幹事</w:t>
+      </w:r>
+      <w:proofErr w:type="gramStart"/>
+      <w:r>
+        <w:rPr>
+          <w:rFonts w:hint="eastAsia"/>
+          <w:b/>
+          <w:bCs/>
+          <w:sz w:val="20"/>
+          <w:szCs w:val="18"/>
+        </w:rPr>
+        <w:t>同</w:t>
+      </w:r>
+      <w:proofErr w:type="gramEnd"/>
+      <w:r>
+        <w:rPr>
+          <w:rFonts w:hint="eastAsia"/>
+          <w:b/>
+          <w:bCs/>
+          <w:sz w:val="20"/>
+          <w:szCs w:val="18"/>
+        </w:rPr>
+        <w:t>同學齊心協力，為大家策劃更精彩嘅體驗同回憶，希望同學可以融入信社呢個大家庭。另外，大家都知道信社已經連續十年全場總冠軍，所以我想同今年嘅社幹事同信社嘅同學一齊將呢個榮譽同精神承傳落去，各位同學要踴躍參加比賽，取得佳績。</w:t>
       </w:r>
     </w:p>
     <w:p>
@@ -2618,7 +2911,51 @@
           <w:sz w:val="20"/>
           <w:szCs w:val="18"/>
         </w:rPr>
-        <w:t>大家好，我係文正源，來年我會擔任文書一職，希望我可以為信社盡一分力，令信社變得更好</w:t>
+        <w:t>大家好，我係文正源，來年我會擔任文書一職，希望我可以為信社盡</w:t>
+      </w:r>
+      <w:proofErr w:type="gramStart"/>
+      <w:r>
+        <w:rPr>
+          <w:rFonts w:hint="eastAsia"/>
+          <w:b/>
+          <w:bCs/>
+          <w:sz w:val="20"/>
+          <w:szCs w:val="18"/>
+        </w:rPr>
+        <w:t>一</w:t>
+      </w:r>
+      <w:proofErr w:type="gramEnd"/>
+      <w:r>
+        <w:rPr>
+          <w:rFonts w:hint="eastAsia"/>
+          <w:b/>
+          <w:bCs/>
+          <w:sz w:val="20"/>
+          <w:szCs w:val="18"/>
+        </w:rPr>
+        <w:t>分力，</w:t>
+      </w:r>
+      <w:proofErr w:type="gramStart"/>
+      <w:r>
+        <w:rPr>
+          <w:rFonts w:hint="eastAsia"/>
+          <w:b/>
+          <w:bCs/>
+          <w:sz w:val="20"/>
+          <w:szCs w:val="18"/>
+        </w:rPr>
+        <w:t>令信社</w:t>
+      </w:r>
+      <w:proofErr w:type="gramEnd"/>
+      <w:r>
+        <w:rPr>
+          <w:rFonts w:hint="eastAsia"/>
+          <w:b/>
+          <w:bCs/>
+          <w:sz w:val="20"/>
+          <w:szCs w:val="18"/>
+        </w:rPr>
+        <w:t>變得更好</w:t>
       </w:r>
     </w:p>
     <w:p>
@@ -2852,7 +3189,29 @@
           <w:sz w:val="20"/>
           <w:szCs w:val="18"/>
         </w:rPr>
-        <w:t>上年都係信社嘅聯絡</w:t>
+        <w:t>上年</w:t>
+      </w:r>
+      <w:proofErr w:type="gramStart"/>
+      <w:r>
+        <w:rPr>
+          <w:rFonts w:hint="eastAsia"/>
+          <w:b/>
+          <w:bCs/>
+          <w:sz w:val="20"/>
+          <w:szCs w:val="18"/>
+        </w:rPr>
+        <w:t>都係信社</w:t>
+      </w:r>
+      <w:proofErr w:type="gramEnd"/>
+      <w:r>
+        <w:rPr>
+          <w:rFonts w:hint="eastAsia"/>
+          <w:b/>
+          <w:bCs/>
+          <w:sz w:val="20"/>
+          <w:szCs w:val="18"/>
+        </w:rPr>
+        <w:t>嘅聯絡</w:t>
       </w:r>
       <w:r>
         <w:rPr>
@@ -3032,7 +3391,51 @@
           <w:sz w:val="20"/>
           <w:szCs w:val="18"/>
         </w:rPr>
-        <w:t>班嘅辛舒詠，嚟緊呢年會擔任聯絡一職。希望來年可以為同學同信社出一分力，多謝</w:t>
+        <w:t>班嘅辛舒詠，嚟緊呢年會擔任聯絡一職。希望來年可以為</w:t>
+      </w:r>
+      <w:proofErr w:type="gramStart"/>
+      <w:r>
+        <w:rPr>
+          <w:rFonts w:hint="eastAsia"/>
+          <w:b/>
+          <w:bCs/>
+          <w:sz w:val="20"/>
+          <w:szCs w:val="18"/>
+        </w:rPr>
+        <w:t>同學同信社</w:t>
+      </w:r>
+      <w:proofErr w:type="gramEnd"/>
+      <w:r>
+        <w:rPr>
+          <w:rFonts w:hint="eastAsia"/>
+          <w:b/>
+          <w:bCs/>
+          <w:sz w:val="20"/>
+          <w:szCs w:val="18"/>
+        </w:rPr>
+        <w:t>出</w:t>
+      </w:r>
+      <w:proofErr w:type="gramStart"/>
+      <w:r>
+        <w:rPr>
+          <w:rFonts w:hint="eastAsia"/>
+          <w:b/>
+          <w:bCs/>
+          <w:sz w:val="20"/>
+          <w:szCs w:val="18"/>
+        </w:rPr>
+        <w:t>一</w:t>
+      </w:r>
+      <w:proofErr w:type="gramEnd"/>
+      <w:r>
+        <w:rPr>
+          <w:rFonts w:hint="eastAsia"/>
+          <w:b/>
+          <w:bCs/>
+          <w:sz w:val="20"/>
+          <w:szCs w:val="18"/>
+        </w:rPr>
+        <w:t>分力，多謝</w:t>
       </w:r>
     </w:p>
     <w:p>
@@ -3105,7 +3508,29 @@
           <w:sz w:val="20"/>
           <w:szCs w:val="18"/>
         </w:rPr>
-        <w:t>班鄧阮玲。</w:t>
+        <w:t>班</w:t>
+      </w:r>
+      <w:proofErr w:type="gramStart"/>
+      <w:r>
+        <w:rPr>
+          <w:rFonts w:hint="eastAsia"/>
+          <w:b/>
+          <w:bCs/>
+          <w:sz w:val="20"/>
+          <w:szCs w:val="18"/>
+        </w:rPr>
+        <w:t>鄧</w:t>
+      </w:r>
+      <w:proofErr w:type="gramEnd"/>
+      <w:r>
+        <w:rPr>
+          <w:rFonts w:hint="eastAsia"/>
+          <w:b/>
+          <w:bCs/>
+          <w:sz w:val="20"/>
+          <w:szCs w:val="18"/>
+        </w:rPr>
+        <w:t>阮玲。</w:t>
       </w:r>
     </w:p>
     <w:p>
@@ -3199,7 +3624,73 @@
           <w:sz w:val="20"/>
           <w:szCs w:val="18"/>
         </w:rPr>
-        <w:t>楊凱喬，來年我會負責康樂呢個職位，希望可以幫信社出一分力</w:t>
+        <w:t>楊凱喬，來年我會負責康樂呢</w:t>
+      </w:r>
+      <w:proofErr w:type="gramStart"/>
+      <w:r>
+        <w:rPr>
+          <w:rFonts w:hint="eastAsia"/>
+          <w:b/>
+          <w:bCs/>
+          <w:sz w:val="20"/>
+          <w:szCs w:val="18"/>
+        </w:rPr>
+        <w:t>個</w:t>
+      </w:r>
+      <w:proofErr w:type="gramEnd"/>
+      <w:r>
+        <w:rPr>
+          <w:rFonts w:hint="eastAsia"/>
+          <w:b/>
+          <w:bCs/>
+          <w:sz w:val="20"/>
+          <w:szCs w:val="18"/>
+        </w:rPr>
+        <w:t>職位，希望</w:t>
+      </w:r>
+      <w:proofErr w:type="gramStart"/>
+      <w:r>
+        <w:rPr>
+          <w:rFonts w:hint="eastAsia"/>
+          <w:b/>
+          <w:bCs/>
+          <w:sz w:val="20"/>
+          <w:szCs w:val="18"/>
+        </w:rPr>
+        <w:t>可以幫信社</w:t>
+      </w:r>
+      <w:proofErr w:type="gramEnd"/>
+      <w:r>
+        <w:rPr>
+          <w:rFonts w:hint="eastAsia"/>
+          <w:b/>
+          <w:bCs/>
+          <w:sz w:val="20"/>
+          <w:szCs w:val="18"/>
+        </w:rPr>
+        <w:t>出</w:t>
+      </w:r>
+      <w:proofErr w:type="gramStart"/>
+      <w:r>
+        <w:rPr>
+          <w:rFonts w:hint="eastAsia"/>
+          <w:b/>
+          <w:bCs/>
+          <w:sz w:val="20"/>
+          <w:szCs w:val="18"/>
+        </w:rPr>
+        <w:t>一</w:t>
+      </w:r>
+      <w:proofErr w:type="gramEnd"/>
+      <w:r>
+        <w:rPr>
+          <w:rFonts w:hint="eastAsia"/>
+          <w:b/>
+          <w:bCs/>
+          <w:sz w:val="20"/>
+          <w:szCs w:val="18"/>
+        </w:rPr>
+        <w:t>分力</w:t>
       </w:r>
     </w:p>
     <w:p>
@@ -3263,15 +3754,27 @@
         </w:rPr>
         <w:t xml:space="preserve"> </w:t>
       </w:r>
-      <w:r>
-        <w:rPr>
-          <w:rFonts w:hint="eastAsia"/>
-          <w:b/>
-          <w:bCs/>
-          <w:sz w:val="20"/>
-          <w:szCs w:val="18"/>
-        </w:rPr>
-        <w:t>咁今年第一年擔任信社幹事</w:t>
+      <w:proofErr w:type="gramStart"/>
+      <w:r>
+        <w:rPr>
+          <w:rFonts w:hint="eastAsia"/>
+          <w:b/>
+          <w:bCs/>
+          <w:sz w:val="20"/>
+          <w:szCs w:val="18"/>
+        </w:rPr>
+        <w:t>咁</w:t>
+      </w:r>
+      <w:proofErr w:type="gramEnd"/>
+      <w:r>
+        <w:rPr>
+          <w:rFonts w:hint="eastAsia"/>
+          <w:b/>
+          <w:bCs/>
+          <w:sz w:val="20"/>
+          <w:szCs w:val="18"/>
+        </w:rPr>
+        <w:t>今年第一年擔任信社幹事</w:t>
       </w:r>
       <w:r>
         <w:rPr>
@@ -3424,7 +3927,29 @@
           <w:sz w:val="20"/>
           <w:szCs w:val="18"/>
         </w:rPr>
-        <w:t>係過去一年入面，我參與咗信社好多大大小小嘅活動，例如陸運會籌備同接力、社際籃球、社劇嘅幕後工作，又或者係接待中一新生嘅相關活動，我都有投入其中。呢啲經驗令我熟悉信社嘅運作，亦都了解活動由籌備到完成當中嘅各項細節，令我有信心可以繼續為信社服務，並且做得更好</w:t>
+        <w:t>係過去</w:t>
+      </w:r>
+      <w:proofErr w:type="gramStart"/>
+      <w:r>
+        <w:rPr>
+          <w:rFonts w:hint="eastAsia"/>
+          <w:b/>
+          <w:bCs/>
+          <w:sz w:val="20"/>
+          <w:szCs w:val="18"/>
+        </w:rPr>
+        <w:t>一年入面</w:t>
+      </w:r>
+      <w:proofErr w:type="gramEnd"/>
+      <w:r>
+        <w:rPr>
+          <w:rFonts w:hint="eastAsia"/>
+          <w:b/>
+          <w:bCs/>
+          <w:sz w:val="20"/>
+          <w:szCs w:val="18"/>
+        </w:rPr>
+        <w:t>，我參與咗信社好多大大小小嘅活動，例如陸運會籌備同接力、社際籃球、社劇嘅幕後工作，又或者係接待中一新生嘅相關活動，我都有投入其中。呢啲經驗令我熟悉信社嘅運作，亦都了解活動由籌備到完成當中嘅各項細節，令我有信心可以繼續為信社服務，並且做得更好</w:t>
       </w:r>
     </w:p>
     <w:p>
@@ -3445,7 +3970,29 @@
           <w:sz w:val="20"/>
           <w:szCs w:val="18"/>
         </w:rPr>
-        <w:t>如果有任何關於社運作嘅問題想了解，歡迎大家嚟搵我！希望可以同大家一齊，令信社變得更好。多謝大家！</w:t>
+        <w:t>如果有任何關於社運作嘅問題想了解，歡迎大家嚟搵我！希望可以同大家一齊，</w:t>
+      </w:r>
+      <w:proofErr w:type="gramStart"/>
+      <w:r>
+        <w:rPr>
+          <w:rFonts w:hint="eastAsia"/>
+          <w:b/>
+          <w:bCs/>
+          <w:sz w:val="20"/>
+          <w:szCs w:val="18"/>
+        </w:rPr>
+        <w:t>令信社</w:t>
+      </w:r>
+      <w:proofErr w:type="gramEnd"/>
+      <w:r>
+        <w:rPr>
+          <w:rFonts w:hint="eastAsia"/>
+          <w:b/>
+          <w:bCs/>
+          <w:sz w:val="20"/>
+          <w:szCs w:val="18"/>
+        </w:rPr>
+        <w:t>變得更好。多謝大家！</w:t>
       </w:r>
     </w:p>
     <w:p>
@@ -3588,7 +4135,29 @@
           <w:sz w:val="20"/>
           <w:szCs w:val="18"/>
         </w:rPr>
-        <w:t>班黃彥博，來年會擔任社財政一職，我會盡力幫社計好條數，請多多指教</w:t>
+        <w:t>班黃彥博，來年會擔任社財政一職，我會盡力</w:t>
+      </w:r>
+      <w:proofErr w:type="gramStart"/>
+      <w:r>
+        <w:rPr>
+          <w:rFonts w:hint="eastAsia"/>
+          <w:b/>
+          <w:bCs/>
+          <w:sz w:val="20"/>
+          <w:szCs w:val="18"/>
+        </w:rPr>
+        <w:t>幫社計好條</w:t>
+      </w:r>
+      <w:proofErr w:type="gramEnd"/>
+      <w:r>
+        <w:rPr>
+          <w:rFonts w:hint="eastAsia"/>
+          <w:b/>
+          <w:bCs/>
+          <w:sz w:val="20"/>
+          <w:szCs w:val="18"/>
+        </w:rPr>
+        <w:t>數，請多多指教</w:t>
       </w:r>
     </w:p>
     <w:p>
@@ -3621,7 +4190,29 @@
           <w:sz w:val="20"/>
           <w:szCs w:val="18"/>
         </w:rPr>
-        <w:t>大家好！我是信社宣傳黃琬童。好開心今年可以為社出一分力，為大家服務。</w:t>
+        <w:t>大家好！我是信社宣傳黃琬童。好開心今年可以為社出</w:t>
+      </w:r>
+      <w:proofErr w:type="gramStart"/>
+      <w:r>
+        <w:rPr>
+          <w:rFonts w:hint="eastAsia"/>
+          <w:b/>
+          <w:bCs/>
+          <w:sz w:val="20"/>
+          <w:szCs w:val="18"/>
+        </w:rPr>
+        <w:t>一</w:t>
+      </w:r>
+      <w:proofErr w:type="gramEnd"/>
+      <w:r>
+        <w:rPr>
+          <w:rFonts w:hint="eastAsia"/>
+          <w:b/>
+          <w:bCs/>
+          <w:sz w:val="20"/>
+          <w:szCs w:val="18"/>
+        </w:rPr>
+        <w:t>分力，為大家服務。</w:t>
       </w:r>
     </w:p>
     <w:p>
@@ -3666,17 +4257,17 @@
         <mc:AlternateContent>
           <mc:Choice Requires="wps">
             <w:drawing>
-              <wp:anchor distT="45720" distB="45720" distL="114300" distR="114300" simplePos="0" relativeHeight="251675648" behindDoc="0" locked="0" layoutInCell="1" allowOverlap="1" wp14:anchorId="6E729B8E" wp14:editId="3DC68328">
+              <wp:anchor distT="45720" distB="45720" distL="114300" distR="114300" simplePos="0" relativeHeight="251675648" behindDoc="0" locked="0" layoutInCell="1" allowOverlap="1" wp14:anchorId="6E729B8E" wp14:editId="162E6535">
                 <wp:simplePos x="0" y="0"/>
                 <wp:positionH relativeFrom="margin">
-                  <wp:posOffset>-251460</wp:posOffset>
+                  <wp:posOffset>-441960</wp:posOffset>
                 </wp:positionH>
                 <wp:positionV relativeFrom="paragraph">
-                  <wp:posOffset>960120</wp:posOffset>
+                  <wp:posOffset>942340</wp:posOffset>
                 </wp:positionV>
-                <wp:extent cx="2011680" cy="1404620"/>
-                <wp:effectExtent l="0" t="0" r="26670" b="20320"/>
-                <wp:wrapSquare wrapText="bothSides"/>
+                <wp:extent cx="2895600" cy="3200400"/>
+                <wp:effectExtent l="0" t="0" r="19050" b="19050"/>
+                <wp:wrapNone/>
                 <wp:docPr id="217" name="文字方塊 2"/>
                 <wp:cNvGraphicFramePr>
                   <a:graphicFrameLocks xmlns:a="http://schemas.openxmlformats.org/drawingml/2006/main"/>
@@ -3690,7 +4281,7 @@
                       <wps:spPr bwMode="auto">
                         <a:xfrm>
                           <a:off x="0" y="0"/>
-                          <a:ext cx="2011680" cy="1404620"/>
+                          <a:ext cx="2895600" cy="3200400"/>
                         </a:xfrm>
                         <a:prstGeom prst="rect">
                           <a:avLst/>
@@ -3711,10 +4302,12 @@
                         <w:txbxContent>
                           <w:p>
                             <w:pPr>
-                              <w:spacing w:line="320" w:lineRule="exact"/>
+                              <w:spacing w:line="480" w:lineRule="exact"/>
                               <w:jc w:val="center"/>
                               <w:rPr>
                                 <w:b/>
+                                <w:sz w:val="32"/>
+                                <w:szCs w:val="28"/>
                                 <w:bdr w:val="single" w:sz="4" w:space="0" w:color="auto"/>
                               </w:rPr>
                             </w:pPr>
@@ -3722,6 +4315,8 @@
                               <w:rPr>
                                 <w:rFonts w:hint="eastAsia"/>
                                 <w:b/>
+                                <w:sz w:val="32"/>
+                                <w:szCs w:val="28"/>
                                 <w:bdr w:val="single" w:sz="4" w:space="0" w:color="auto"/>
                               </w:rPr>
                               <w:t>信社候選幹事</w:t>
@@ -3729,16 +4324,20 @@
                           </w:p>
                           <w:p>
                             <w:pPr>
-                              <w:spacing w:line="320" w:lineRule="exact"/>
+                              <w:spacing w:line="480" w:lineRule="exact"/>
                               <w:jc w:val="both"/>
                               <w:rPr>
                                 <w:bCs/>
+                                <w:sz w:val="32"/>
+                                <w:szCs w:val="28"/>
                               </w:rPr>
                             </w:pPr>
                             <w:r>
                               <w:rPr>
                                 <w:rFonts w:hint="eastAsia"/>
                                 <w:bCs/>
+                                <w:sz w:val="32"/>
+                                <w:szCs w:val="28"/>
                               </w:rPr>
                               <w:t>主席：</w:t>
                             </w:r>
@@ -3746,6 +4345,8 @@
                               <w:rPr>
                                 <w:rFonts w:hint="eastAsia"/>
                                 <w:bCs/>
+                                <w:sz w:val="32"/>
+                                <w:szCs w:val="28"/>
                               </w:rPr>
                               <w:t>5B</w:t>
                             </w:r>
@@ -3753,28 +4354,56 @@
                               <w:rPr>
                                 <w:rFonts w:hint="eastAsia"/>
                                 <w:bCs/>
-                              </w:rPr>
-                              <w:t>簡珈晴</w:t>
+                                <w:sz w:val="32"/>
+                                <w:szCs w:val="28"/>
+                              </w:rPr>
+                              <w:t>簡</w:t>
+                            </w:r>
+                            <w:proofErr w:type="gramStart"/>
+                            <w:r>
+                              <w:rPr>
+                                <w:rFonts w:hint="eastAsia"/>
+                                <w:bCs/>
+                                <w:sz w:val="32"/>
+                                <w:szCs w:val="28"/>
+                              </w:rPr>
+                              <w:t>珈</w:t>
+                            </w:r>
+                            <w:proofErr w:type="gramEnd"/>
+                            <w:r>
+                              <w:rPr>
+                                <w:rFonts w:hint="eastAsia"/>
+                                <w:bCs/>
+                                <w:sz w:val="32"/>
+                                <w:szCs w:val="28"/>
+                              </w:rPr>
+                              <w:t>晴</w:t>
                             </w:r>
                           </w:p>
                           <w:p>
                             <w:pPr>
-                              <w:spacing w:line="320" w:lineRule="exact"/>
+                              <w:spacing w:line="480" w:lineRule="exact"/>
                               <w:jc w:val="both"/>
                               <w:rPr>
                                 <w:bCs/>
+                                <w:sz w:val="32"/>
+                                <w:szCs w:val="28"/>
                               </w:rPr>
                             </w:pPr>
                             <w:r>
                               <w:rPr>
                                 <w:rFonts w:hint="eastAsia"/>
                                 <w:bCs/>
+                                <w:sz w:val="32"/>
+                                <w:szCs w:val="28"/>
                               </w:rPr>
                               <w:t>内務副主席：</w:t>
                             </w:r>
                             <w:r>
                               <w:rPr>
                                 <w:bCs/>
+                                <w:sz w:val="32"/>
+                                <w:szCs w:val="28"/>
                               </w:rPr>
                               <w:t>5C</w:t>
                             </w:r>
@@ -3782,22 +4411,28 @@
                               <w:rPr>
                                 <w:rFonts w:hint="eastAsia"/>
                                 <w:bCs/>
+                                <w:sz w:val="32"/>
+                                <w:szCs w:val="28"/>
                               </w:rPr>
                               <w:t>蔡焯昕</w:t>
                             </w:r>
                           </w:p>
                           <w:p>
                             <w:pPr>
-                              <w:spacing w:line="320" w:lineRule="exact"/>
+                              <w:spacing w:line="480" w:lineRule="exact"/>
                               <w:jc w:val="both"/>
                               <w:rPr>
                                 <w:bCs/>
+                                <w:sz w:val="32"/>
+                                <w:szCs w:val="28"/>
                               </w:rPr>
                             </w:pPr>
                             <w:r>
                               <w:rPr>
                                 <w:rFonts w:hint="eastAsia"/>
                                 <w:bCs/>
+                                <w:sz w:val="32"/>
+                                <w:szCs w:val="28"/>
                               </w:rPr>
                               <w:t>外務副主席：</w:t>
                             </w:r>
@@ -3805,6 +4440,8 @@
                               <w:rPr>
                                 <w:rFonts w:hint="eastAsia"/>
                                 <w:bCs/>
+                                <w:sz w:val="32"/>
+                                <w:szCs w:val="28"/>
                               </w:rPr>
                               <w:t>5D</w:t>
                             </w:r>
@@ -3812,22 +4449,39 @@
                               <w:rPr>
                                 <w:rFonts w:hint="eastAsia"/>
                                 <w:bCs/>
-                              </w:rPr>
-                              <w:t>羅逸浠</w:t>
-                            </w:r>
+                                <w:sz w:val="32"/>
+                                <w:szCs w:val="28"/>
+                              </w:rPr>
+                              <w:t>羅逸</w:t>
+                            </w:r>
+                            <w:proofErr w:type="gramStart"/>
+                            <w:r>
+                              <w:rPr>
+                                <w:rFonts w:hint="eastAsia"/>
+                                <w:bCs/>
+                                <w:sz w:val="32"/>
+                                <w:szCs w:val="28"/>
+                              </w:rPr>
+                              <w:t>浠</w:t>
+                            </w:r>
+                            <w:proofErr w:type="gramEnd"/>
                           </w:p>
                           <w:p>
                             <w:pPr>
-                              <w:spacing w:line="320" w:lineRule="exact"/>
+                              <w:spacing w:line="480" w:lineRule="exact"/>
                               <w:jc w:val="both"/>
                               <w:rPr>
                                 <w:bCs/>
+                                <w:sz w:val="32"/>
+                                <w:szCs w:val="28"/>
                               </w:rPr>
                             </w:pPr>
                             <w:r>
                               <w:rPr>
                                 <w:rFonts w:hint="eastAsia"/>
                                 <w:bCs/>
+                                <w:sz w:val="32"/>
+                                <w:szCs w:val="28"/>
                               </w:rPr>
                               <w:t>財政：</w:t>
                             </w:r>
@@ -3835,6 +4489,8 @@
                               <w:rPr>
                                 <w:rFonts w:hint="eastAsia"/>
                                 <w:bCs/>
+                                <w:sz w:val="32"/>
+                                <w:szCs w:val="28"/>
                               </w:rPr>
                               <w:t>4A</w:t>
                             </w:r>
@@ -3842,6 +4498,8 @@
                               <w:rPr>
                                 <w:rFonts w:hint="eastAsia"/>
                                 <w:bCs/>
+                                <w:sz w:val="32"/>
+                                <w:szCs w:val="28"/>
                               </w:rPr>
                               <w:t>杜玉玲</w:t>
                             </w:r>
@@ -3849,6 +4507,8 @@
                               <w:rPr>
                                 <w:rFonts w:hint="eastAsia"/>
                                 <w:bCs/>
+                                <w:sz w:val="32"/>
+                                <w:szCs w:val="28"/>
                               </w:rPr>
                               <w:t xml:space="preserve"> 5A</w:t>
                             </w:r>
@@ -3856,34 +4516,44 @@
                               <w:rPr>
                                 <w:rFonts w:hint="eastAsia"/>
                                 <w:bCs/>
+                                <w:sz w:val="32"/>
+                                <w:szCs w:val="28"/>
                               </w:rPr>
                               <w:t>黃彥博</w:t>
                             </w:r>
                             <w:r>
                               <w:rPr>
                                 <w:bCs/>
+                                <w:sz w:val="32"/>
+                                <w:szCs w:val="28"/>
                               </w:rPr>
                               <w:t xml:space="preserve"> </w:t>
                             </w:r>
                           </w:p>
                           <w:p>
                             <w:pPr>
-                              <w:spacing w:line="320" w:lineRule="exact"/>
+                              <w:spacing w:line="480" w:lineRule="exact"/>
                               <w:jc w:val="both"/>
                               <w:rPr>
                                 <w:bCs/>
+                                <w:sz w:val="32"/>
+                                <w:szCs w:val="28"/>
                               </w:rPr>
                             </w:pPr>
                             <w:r>
                               <w:rPr>
                                 <w:rFonts w:hint="eastAsia"/>
                                 <w:bCs/>
+                                <w:sz w:val="32"/>
+                                <w:szCs w:val="28"/>
                               </w:rPr>
                               <w:t>文書：</w:t>
                             </w:r>
                             <w:r>
                               <w:rPr>
                                 <w:bCs/>
+                                <w:sz w:val="32"/>
+                                <w:szCs w:val="28"/>
                               </w:rPr>
                               <w:t>4A</w:t>
                             </w:r>
@@ -3891,41 +4561,64 @@
                               <w:rPr>
                                 <w:rFonts w:hint="eastAsia"/>
                                 <w:bCs/>
+                                <w:sz w:val="32"/>
+                                <w:szCs w:val="28"/>
                               </w:rPr>
                               <w:t>文正源</w:t>
                             </w:r>
                             <w:r>
                               <w:rPr>
                                 <w:bCs/>
+                                <w:sz w:val="32"/>
+                                <w:szCs w:val="28"/>
                               </w:rPr>
                               <w:t xml:space="preserve"> 4A</w:t>
                             </w:r>
+                            <w:proofErr w:type="gramStart"/>
                             <w:r>
                               <w:rPr>
                                 <w:rFonts w:hint="eastAsia"/>
                                 <w:bCs/>
-                              </w:rPr>
-                              <w:t>鍾栢睿</w:t>
-                            </w:r>
-                            <w:r>
-                              <w:rPr>
+                                <w:sz w:val="32"/>
+                                <w:szCs w:val="28"/>
+                              </w:rPr>
+                              <w:t>鍾</w:t>
+                            </w:r>
+                            <w:proofErr w:type="gramEnd"/>
+                            <w:r>
+                              <w:rPr>
+                                <w:rFonts w:hint="eastAsia"/>
                                 <w:bCs/>
+                                <w:sz w:val="32"/>
+                                <w:szCs w:val="28"/>
+                              </w:rPr>
+                              <w:t>栢睿</w:t>
+                            </w:r>
+                            <w:r>
+                              <w:rPr>
+                                <w:bCs/>
+                                <w:sz w:val="32"/>
+                                <w:szCs w:val="28"/>
                               </w:rPr>
                               <w:t xml:space="preserve"> </w:t>
                             </w:r>
                           </w:p>
                           <w:p>
                             <w:pPr>
-                              <w:spacing w:line="320" w:lineRule="exact"/>
+                              <w:spacing w:line="480" w:lineRule="exact"/>
                               <w:jc w:val="both"/>
                               <w:rPr>
                                 <w:bCs/>
+                                <w:sz w:val="32"/>
+                                <w:szCs w:val="28"/>
                               </w:rPr>
                             </w:pPr>
                             <w:r>
                               <w:rPr>
                                 <w:rFonts w:hint="eastAsia"/>
                                 <w:bCs/>
+                                <w:sz w:val="32"/>
+                                <w:szCs w:val="28"/>
                               </w:rPr>
                               <w:t>康樂：</w:t>
                             </w:r>
@@ -3933,6 +4626,8 @@
                               <w:rPr>
                                 <w:rFonts w:hint="eastAsia"/>
                                 <w:bCs/>
+                                <w:sz w:val="32"/>
+                                <w:szCs w:val="28"/>
                               </w:rPr>
                               <w:t>3D</w:t>
                             </w:r>
@@ -3940,6 +4635,8 @@
                               <w:rPr>
                                 <w:rFonts w:hint="eastAsia"/>
                                 <w:bCs/>
+                                <w:sz w:val="32"/>
+                                <w:szCs w:val="28"/>
                               </w:rPr>
                               <w:t>楊凱喬</w:t>
                             </w:r>
@@ -3947,6 +4644,8 @@
                               <w:rPr>
                                 <w:rFonts w:hint="eastAsia"/>
                                 <w:bCs/>
+                                <w:sz w:val="32"/>
+                                <w:szCs w:val="28"/>
                               </w:rPr>
                               <w:t>3A</w:t>
                             </w:r>
@@ -3954,22 +4653,28 @@
                               <w:rPr>
                                 <w:rFonts w:hint="eastAsia"/>
                                 <w:bCs/>
+                                <w:sz w:val="32"/>
+                                <w:szCs w:val="28"/>
                               </w:rPr>
                               <w:t>劉彥彤</w:t>
                             </w:r>
                           </w:p>
                           <w:p>
                             <w:pPr>
-                              <w:spacing w:line="320" w:lineRule="exact"/>
+                              <w:spacing w:line="480" w:lineRule="exact"/>
                               <w:jc w:val="both"/>
                               <w:rPr>
                                 <w:bCs/>
+                                <w:sz w:val="32"/>
+                                <w:szCs w:val="28"/>
                               </w:rPr>
                             </w:pPr>
                             <w:r>
                               <w:rPr>
                                 <w:rFonts w:hint="eastAsia"/>
                                 <w:bCs/>
+                                <w:sz w:val="32"/>
+                                <w:szCs w:val="28"/>
                               </w:rPr>
                               <w:t>宣傳：</w:t>
                             </w:r>
@@ -3977,20 +4682,37 @@
                               <w:rPr>
                                 <w:rFonts w:hint="eastAsia"/>
                                 <w:bCs/>
+                                <w:sz w:val="32"/>
+                                <w:szCs w:val="28"/>
                               </w:rPr>
                               <w:t>5A</w:t>
                             </w:r>
+                            <w:proofErr w:type="gramStart"/>
                             <w:r>
                               <w:rPr>
                                 <w:rFonts w:hint="eastAsia"/>
                                 <w:bCs/>
-                              </w:rPr>
-                              <w:t>鄧阮玲</w:t>
-                            </w:r>
+                                <w:sz w:val="32"/>
+                                <w:szCs w:val="28"/>
+                              </w:rPr>
+                              <w:t>鄧</w:t>
+                            </w:r>
+                            <w:proofErr w:type="gramEnd"/>
                             <w:r>
                               <w:rPr>
                                 <w:rFonts w:hint="eastAsia"/>
                                 <w:bCs/>
+                                <w:sz w:val="32"/>
+                                <w:szCs w:val="28"/>
+                              </w:rPr>
+                              <w:t>阮玲</w:t>
+                            </w:r>
+                            <w:r>
+                              <w:rPr>
+                                <w:rFonts w:hint="eastAsia"/>
+                                <w:bCs/>
+                                <w:sz w:val="32"/>
+                                <w:szCs w:val="28"/>
                               </w:rPr>
                               <w:t xml:space="preserve"> 4B</w:t>
                             </w:r>
@@ -3998,28 +4720,36 @@
                               <w:rPr>
                                 <w:rFonts w:hint="eastAsia"/>
                                 <w:bCs/>
+                                <w:sz w:val="32"/>
+                                <w:szCs w:val="28"/>
                               </w:rPr>
                               <w:t>黃琬童</w:t>
                             </w:r>
                             <w:r>
                               <w:rPr>
                                 <w:bCs/>
+                                <w:sz w:val="32"/>
+                                <w:szCs w:val="28"/>
                               </w:rPr>
                               <w:t xml:space="preserve"> </w:t>
                             </w:r>
                           </w:p>
                           <w:p>
                             <w:pPr>
-                              <w:spacing w:line="320" w:lineRule="exact"/>
+                              <w:spacing w:line="480" w:lineRule="exact"/>
                               <w:jc w:val="both"/>
                               <w:rPr>
                                 <w:bCs/>
+                                <w:sz w:val="32"/>
+                                <w:szCs w:val="28"/>
                               </w:rPr>
                             </w:pPr>
                             <w:r>
                               <w:rPr>
                                 <w:rFonts w:hint="eastAsia"/>
                                 <w:bCs/>
+                                <w:sz w:val="32"/>
+                                <w:szCs w:val="28"/>
                               </w:rPr>
                               <w:t>聯絡：</w:t>
                             </w:r>
@@ -4027,6 +4757,8 @@
                               <w:rPr>
                                 <w:rFonts w:hint="eastAsia"/>
                                 <w:bCs/>
+                                <w:sz w:val="32"/>
+                                <w:szCs w:val="28"/>
                               </w:rPr>
                               <w:t>5C</w:t>
                             </w:r>
@@ -4034,42 +4766,76 @@
                               <w:rPr>
                                 <w:rFonts w:hint="eastAsia"/>
                                 <w:bCs/>
-                              </w:rPr>
-                              <w:t>陳慰渝</w:t>
-                            </w:r>
+                                <w:sz w:val="32"/>
+                                <w:szCs w:val="28"/>
+                              </w:rPr>
+                              <w:t>陳</w:t>
+                            </w:r>
+                            <w:proofErr w:type="gramStart"/>
                             <w:r>
                               <w:rPr>
                                 <w:rFonts w:hint="eastAsia"/>
                                 <w:bCs/>
+                                <w:sz w:val="32"/>
+                                <w:szCs w:val="28"/>
+                              </w:rPr>
+                              <w:t>慰</w:t>
+                            </w:r>
+                            <w:proofErr w:type="gramEnd"/>
+                            <w:r>
+                              <w:rPr>
+                                <w:rFonts w:hint="eastAsia"/>
+                                <w:bCs/>
+                                <w:sz w:val="32"/>
+                                <w:szCs w:val="28"/>
+                              </w:rPr>
+                              <w:t>渝</w:t>
+                            </w:r>
+                            <w:r>
+                              <w:rPr>
+                                <w:rFonts w:hint="eastAsia"/>
+                                <w:bCs/>
+                                <w:sz w:val="32"/>
+                                <w:szCs w:val="28"/>
                               </w:rPr>
                               <w:t xml:space="preserve"> 4A</w:t>
                             </w:r>
+                            <w:proofErr w:type="gramStart"/>
                             <w:r>
                               <w:rPr>
                                 <w:rFonts w:hint="eastAsia"/>
                                 <w:bCs/>
+                                <w:sz w:val="32"/>
+                                <w:szCs w:val="28"/>
                               </w:rPr>
                               <w:t>辛舒詠</w:t>
                             </w:r>
+                            <w:proofErr w:type="gramEnd"/>
                             <w:r>
                               <w:rPr>
                                 <w:bCs/>
+                                <w:sz w:val="32"/>
+                                <w:szCs w:val="28"/>
                               </w:rPr>
                               <w:t xml:space="preserve"> </w:t>
                             </w:r>
                           </w:p>
                           <w:p>
                             <w:pPr>
-                              <w:spacing w:line="320" w:lineRule="exact"/>
+                              <w:spacing w:line="480" w:lineRule="exact"/>
                               <w:jc w:val="both"/>
                               <w:rPr>
                                 <w:bCs/>
+                                <w:sz w:val="32"/>
+                                <w:szCs w:val="28"/>
                               </w:rPr>
                             </w:pPr>
                             <w:r>
                               <w:rPr>
                                 <w:rFonts w:hint="eastAsia"/>
                                 <w:bCs/>
+                                <w:sz w:val="32"/>
+                                <w:szCs w:val="28"/>
                               </w:rPr>
                               <w:t>總務：</w:t>
                             </w:r>
@@ -4077,6 +4843,8 @@
                               <w:rPr>
                                 <w:rFonts w:hint="eastAsia"/>
                                 <w:bCs/>
+                                <w:sz w:val="32"/>
+                                <w:szCs w:val="28"/>
                               </w:rPr>
                               <w:t>4C</w:t>
                             </w:r>
@@ -4084,6 +4852,8 @@
                               <w:rPr>
                                 <w:rFonts w:hint="eastAsia"/>
                                 <w:bCs/>
+                                <w:sz w:val="32"/>
+                                <w:szCs w:val="28"/>
                               </w:rPr>
                               <w:t>彭芷晴</w:t>
                             </w:r>
@@ -4091,6 +4861,8 @@
                               <w:rPr>
                                 <w:rFonts w:hint="eastAsia"/>
                                 <w:bCs/>
+                                <w:sz w:val="32"/>
+                                <w:szCs w:val="28"/>
                               </w:rPr>
                               <w:t xml:space="preserve"> 5C</w:t>
                             </w:r>
@@ -4098,6 +4870,8 @@
                               <w:rPr>
                                 <w:rFonts w:hint="eastAsia"/>
                                 <w:bCs/>
+                                <w:sz w:val="32"/>
+                                <w:szCs w:val="28"/>
                               </w:rPr>
                               <w:t>蕭卓宏</w:t>
                             </w:r>
@@ -4105,7 +4879,7 @@
                         </w:txbxContent>
                       </wps:txbx>
                       <wps:bodyPr rot="0" vert="horz" wrap="square" lIns="91440" tIns="45720" rIns="91440" bIns="45720" anchor="t" anchorCtr="0">
-                        <a:spAutoFit/>
+                        <a:noAutofit/>
                       </wps:bodyPr>
                     </wps:wsp>
                   </a:graphicData>
@@ -4114,7 +4888,7 @@
                   <wp14:pctWidth>0</wp14:pctWidth>
                 </wp14:sizeRelH>
                 <wp14:sizeRelV relativeFrom="margin">
-                  <wp14:pctHeight>20000</wp14:pctHeight>
+                  <wp14:pctHeight>0</wp14:pctHeight>
                 </wp14:sizeRelV>
               </wp:anchor>
             </w:drawing>
@@ -4125,15 +4899,17 @@
                 <v:stroke joinstyle="miter"/>
                 <v:path gradientshapeok="t" o:connecttype="rect"/>
               </v:shapetype>
-              <v:shape id="文字方塊 2" o:spid="_x0000_s1026" type="#_x0000_t202" style="position:absolute;left:0;text-align:left;margin-left:-19.8pt;margin-top:75.6pt;width:158.4pt;height:110.6pt;z-index:251675648;visibility:visible;mso-wrap-style:square;mso-width-percent:0;mso-height-percent:200;mso-wrap-distance-left:9pt;mso-wrap-distance-top:3.6pt;mso-wrap-distance-right:9pt;mso-wrap-distance-bottom:3.6pt;mso-position-horizontal:absolute;mso-position-horizontal-relative:margin;mso-position-vertical:absolute;mso-position-vertical-relative:text;mso-width-percent:0;mso-height-percent:200;mso-width-relative:margin;mso-height-relative:margin;v-text-anchor:top" o:gfxdata="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">
-                <v:textbox style="mso-fit-shape-to-text:t">
+              <v:shape id="文字方塊 2" o:spid="_x0000_s1026" type="#_x0000_t202" style="position:absolute;left:0;text-align:left;margin-left:-34.8pt;margin-top:74.2pt;width:228pt;height:252pt;z-index:251675648;visibility:visible;mso-wrap-style:square;mso-width-percent:0;mso-height-percent:0;mso-wrap-distance-left:9pt;mso-wrap-distance-top:3.6pt;mso-wrap-distance-right:9pt;mso-wrap-distance-bottom:3.6pt;mso-position-horizontal:absolute;mso-position-horizontal-relative:margin;mso-position-vertical:absolute;mso-position-vertical-relative:text;mso-width-percent:0;mso-height-percent:0;mso-width-relative:margin;mso-height-relative:margin;v-text-anchor:top" o:gfxdata="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">
+                <v:textbox>
                   <w:txbxContent>
                     <w:p>
                       <w:pPr>
-                        <w:spacing w:line="320" w:lineRule="exact"/>
+                        <w:spacing w:line="480" w:lineRule="exact"/>
                         <w:jc w:val="center"/>
                         <w:rPr>
                           <w:b/>
+                          <w:sz w:val="32"/>
+                          <w:szCs w:val="28"/>
                           <w:bdr w:val="single" w:sz="4" w:space="0" w:color="auto"/>
                         </w:rPr>
                       </w:pPr>
@@ -4141,6 +4917,8 @@
                         <w:rPr>
                           <w:rFonts w:hint="eastAsia"/>
                           <w:b/>
+                          <w:sz w:val="32"/>
+                          <w:szCs w:val="28"/>
                           <w:bdr w:val="single" w:sz="4" w:space="0" w:color="auto"/>
                         </w:rPr>
                         <w:t>信社候選幹事</w:t>
@@ -4148,16 +4926,20 @@
                     </w:p>
                     <w:p>
                       <w:pPr>
-                        <w:spacing w:line="320" w:lineRule="exact"/>
+                        <w:spacing w:line="480" w:lineRule="exact"/>
                         <w:jc w:val="both"/>
                         <w:rPr>
                           <w:bCs/>
+                          <w:sz w:val="32"/>
+                          <w:szCs w:val="28"/>
                         </w:rPr>
                       </w:pPr>
                       <w:r>
                         <w:rPr>
                           <w:rFonts w:hint="eastAsia"/>
                           <w:bCs/>
+                          <w:sz w:val="32"/>
+                          <w:szCs w:val="28"/>
                         </w:rPr>
                         <w:t>主席：</w:t>
                       </w:r>
@@ -4165,6 +4947,8 @@
                         <w:rPr>
                           <w:rFonts w:hint="eastAsia"/>
                           <w:bCs/>
+                          <w:sz w:val="32"/>
+                          <w:szCs w:val="28"/>
                         </w:rPr>
                         <w:t>5B</w:t>
                       </w:r>
@@ -4172,28 +4956,56 @@
                         <w:rPr>
                           <w:rFonts w:hint="eastAsia"/>
                           <w:bCs/>
-                        </w:rPr>
-                        <w:t>簡珈晴</w:t>
+                          <w:sz w:val="32"/>
+                          <w:szCs w:val="28"/>
+                        </w:rPr>
+                        <w:t>簡</w:t>
+                      </w:r>
+                      <w:proofErr w:type="gramStart"/>
+                      <w:r>
+                        <w:rPr>
+                          <w:rFonts w:hint="eastAsia"/>
+                          <w:bCs/>
+                          <w:sz w:val="32"/>
+                          <w:szCs w:val="28"/>
+                        </w:rPr>
+                        <w:t>珈</w:t>
+                      </w:r>
+                      <w:proofErr w:type="gramEnd"/>
+                      <w:r>
+                        <w:rPr>
+                          <w:rFonts w:hint="eastAsia"/>
+                          <w:bCs/>
+                          <w:sz w:val="32"/>
+                          <w:szCs w:val="28"/>
+                        </w:rPr>
+                        <w:t>晴</w:t>
                       </w:r>
                     </w:p>
                     <w:p>
                       <w:pPr>
-                        <w:spacing w:line="320" w:lineRule="exact"/>
+                        <w:spacing w:line="480" w:lineRule="exact"/>
                         <w:jc w:val="both"/>
                         <w:rPr>
                           <w:bCs/>
+                          <w:sz w:val="32"/>
+                          <w:szCs w:val="28"/>
                         </w:rPr>
                       </w:pPr>
                       <w:r>
                         <w:rPr>
                           <w:rFonts w:hint="eastAsia"/>
                           <w:bCs/>
+                          <w:sz w:val="32"/>
+                          <w:szCs w:val="28"/>
                         </w:rPr>
                         <w:t>内務副主席：</w:t>
                       </w:r>
                       <w:r>
                         <w:rPr>
                           <w:bCs/>
+                          <w:sz w:val="32"/>
+                          <w:szCs w:val="28"/>
                         </w:rPr>
                         <w:t>5C</w:t>
                       </w:r>
@@ -4201,22 +5013,28 @@
                         <w:rPr>
                           <w:rFonts w:hint="eastAsia"/>
                           <w:bCs/>
+                          <w:sz w:val="32"/>
+                          <w:szCs w:val="28"/>
                         </w:rPr>
                         <w:t>蔡焯昕</w:t>
                       </w:r>
                     </w:p>
                     <w:p>
                       <w:pPr>
-                        <w:spacing w:line="320" w:lineRule="exact"/>
+                        <w:spacing w:line="480" w:lineRule="exact"/>
                         <w:jc w:val="both"/>
                         <w:rPr>
                           <w:bCs/>
+                          <w:sz w:val="32"/>
+                          <w:szCs w:val="28"/>
                         </w:rPr>
                       </w:pPr>
                       <w:r>
                         <w:rPr>
                           <w:rFonts w:hint="eastAsia"/>
                           <w:bCs/>
+                          <w:sz w:val="32"/>
+                          <w:szCs w:val="28"/>
                         </w:rPr>
                         <w:t>外務副主席：</w:t>
                       </w:r>
@@ -4224,6 +5042,8 @@
                         <w:rPr>
                           <w:rFonts w:hint="eastAsia"/>
                           <w:bCs/>
+                          <w:sz w:val="32"/>
+                          <w:szCs w:val="28"/>
                         </w:rPr>
                         <w:t>5D</w:t>
                       </w:r>
@@ -4231,22 +5051,39 @@
                         <w:rPr>
                           <w:rFonts w:hint="eastAsia"/>
                           <w:bCs/>
-                        </w:rPr>
-                        <w:t>羅逸浠</w:t>
-                      </w:r>
+                          <w:sz w:val="32"/>
+                          <w:szCs w:val="28"/>
+                        </w:rPr>
+                        <w:t>羅逸</w:t>
+                      </w:r>
+                      <w:proofErr w:type="gramStart"/>
+                      <w:r>
+                        <w:rPr>
+                          <w:rFonts w:hint="eastAsia"/>
+                          <w:bCs/>
+                          <w:sz w:val="32"/>
+                          <w:szCs w:val="28"/>
+                        </w:rPr>
+                        <w:t>浠</w:t>
+                      </w:r>
+                      <w:proofErr w:type="gramEnd"/>
                     </w:p>
                     <w:p>
                       <w:pPr>
-                        <w:spacing w:line="320" w:lineRule="exact"/>
+                        <w:spacing w:line="480" w:lineRule="exact"/>
                         <w:jc w:val="both"/>
                         <w:rPr>
                           <w:bCs/>
+                          <w:sz w:val="32"/>
+                          <w:szCs w:val="28"/>
                         </w:rPr>
                       </w:pPr>
                       <w:r>
                         <w:rPr>
                           <w:rFonts w:hint="eastAsia"/>
                           <w:bCs/>
+                          <w:sz w:val="32"/>
+                          <w:szCs w:val="28"/>
                         </w:rPr>
                         <w:t>財政：</w:t>
                       </w:r>
@@ -4254,6 +5091,8 @@
                         <w:rPr>
                           <w:rFonts w:hint="eastAsia"/>
                           <w:bCs/>
+                          <w:sz w:val="32"/>
+                          <w:szCs w:val="28"/>
                         </w:rPr>
                         <w:t>4A</w:t>
                       </w:r>
@@ -4261,6 +5100,8 @@
                         <w:rPr>
                           <w:rFonts w:hint="eastAsia"/>
                           <w:bCs/>
+                          <w:sz w:val="32"/>
+                          <w:szCs w:val="28"/>
                         </w:rPr>
                         <w:t>杜玉玲</w:t>
                       </w:r>
@@ -4268,6 +5109,8 @@
                         <w:rPr>
                           <w:rFonts w:hint="eastAsia"/>
                           <w:bCs/>
+                          <w:sz w:val="32"/>
+                          <w:szCs w:val="28"/>
                         </w:rPr>
                         <w:t xml:space="preserve"> 5A</w:t>
                       </w:r>
@@ -4275,34 +5118,44 @@
                         <w:rPr>
                           <w:rFonts w:hint="eastAsia"/>
                           <w:bCs/>
+                          <w:sz w:val="32"/>
+                          <w:szCs w:val="28"/>
                         </w:rPr>
                         <w:t>黃彥博</w:t>
                       </w:r>
                       <w:r>
                         <w:rPr>
                           <w:bCs/>
+                          <w:sz w:val="32"/>
+                          <w:szCs w:val="28"/>
                         </w:rPr>
                         <w:t xml:space="preserve"> </w:t>
                       </w:r>
                     </w:p>
                     <w:p>
                       <w:pPr>
-                        <w:spacing w:line="320" w:lineRule="exact"/>
+                        <w:spacing w:line="480" w:lineRule="exact"/>
                         <w:jc w:val="both"/>
                         <w:rPr>
                           <w:bCs/>
+                          <w:sz w:val="32"/>
+                          <w:szCs w:val="28"/>
                         </w:rPr>
                       </w:pPr>
                       <w:r>
                         <w:rPr>
                           <w:rFonts w:hint="eastAsia"/>
                           <w:bCs/>
+                          <w:sz w:val="32"/>
+                          <w:szCs w:val="28"/>
                         </w:rPr>
                         <w:t>文書：</w:t>
                       </w:r>
                       <w:r>
                         <w:rPr>
                           <w:bCs/>
+                          <w:sz w:val="32"/>
+                          <w:szCs w:val="28"/>
                         </w:rPr>
                         <w:t>4A</w:t>
                       </w:r>
@@ -4310,41 +5163,64 @@
                         <w:rPr>
                           <w:rFonts w:hint="eastAsia"/>
                           <w:bCs/>
+                          <w:sz w:val="32"/>
+                          <w:szCs w:val="28"/>
                         </w:rPr>
                         <w:t>文正源</w:t>
                       </w:r>
                       <w:r>
                         <w:rPr>
                           <w:bCs/>
+                          <w:sz w:val="32"/>
+                          <w:szCs w:val="28"/>
                         </w:rPr>
                         <w:t xml:space="preserve"> 4A</w:t>
                       </w:r>
+                      <w:proofErr w:type="gramStart"/>
                       <w:r>
                         <w:rPr>
                           <w:rFonts w:hint="eastAsia"/>
                           <w:bCs/>
-                        </w:rPr>
-                        <w:t>鍾栢睿</w:t>
-                      </w:r>
-                      <w:r>
-                        <w:rPr>
+                          <w:sz w:val="32"/>
+                          <w:szCs w:val="28"/>
+                        </w:rPr>
+                        <w:t>鍾</w:t>
+                      </w:r>
+                      <w:proofErr w:type="gramEnd"/>
+                      <w:r>
+                        <w:rPr>
+                          <w:rFonts w:hint="eastAsia"/>
                           <w:bCs/>
+                          <w:sz w:val="32"/>
+                          <w:szCs w:val="28"/>
+                        </w:rPr>
+                        <w:t>栢睿</w:t>
+                      </w:r>
+                      <w:r>
+                        <w:rPr>
+                          <w:bCs/>
+                          <w:sz w:val="32"/>
+                          <w:szCs w:val="28"/>
                         </w:rPr>
                         <w:t xml:space="preserve"> </w:t>
                       </w:r>
                     </w:p>
                     <w:p>
                       <w:pPr>
-                        <w:spacing w:line="320" w:lineRule="exact"/>
+                        <w:spacing w:line="480" w:lineRule="exact"/>
                         <w:jc w:val="both"/>
                         <w:rPr>
                           <w:bCs/>
+                          <w:sz w:val="32"/>
+                          <w:szCs w:val="28"/>
                         </w:rPr>
                       </w:pPr>
                       <w:r>
                         <w:rPr>
                           <w:rFonts w:hint="eastAsia"/>
                           <w:bCs/>
+                          <w:sz w:val="32"/>
+                          <w:szCs w:val="28"/>
                         </w:rPr>
                         <w:t>康樂：</w:t>
                       </w:r>
@@ -4352,6 +5228,8 @@
                         <w:rPr>
                           <w:rFonts w:hint="eastAsia"/>
                           <w:bCs/>
+                          <w:sz w:val="32"/>
+                          <w:szCs w:val="28"/>
                         </w:rPr>
                         <w:t>3D</w:t>
                       </w:r>
@@ -4359,6 +5237,8 @@
                         <w:rPr>
                           <w:rFonts w:hint="eastAsia"/>
                           <w:bCs/>
+                          <w:sz w:val="32"/>
+                          <w:szCs w:val="28"/>
                         </w:rPr>
                         <w:t>楊凱喬</w:t>
                       </w:r>
@@ -4366,6 +5246,8 @@
                         <w:rPr>
                           <w:rFonts w:hint="eastAsia"/>
                           <w:bCs/>
+                          <w:sz w:val="32"/>
+                          <w:szCs w:val="28"/>
                         </w:rPr>
                         <w:t>3A</w:t>
                       </w:r>
@@ -4373,22 +5255,28 @@
                         <w:rPr>
                           <w:rFonts w:hint="eastAsia"/>
                           <w:bCs/>
+                          <w:sz w:val="32"/>
+                          <w:szCs w:val="28"/>
                         </w:rPr>
                         <w:t>劉彥彤</w:t>
                       </w:r>
                     </w:p>
                     <w:p>
                       <w:pPr>
-                        <w:spacing w:line="320" w:lineRule="exact"/>
+                        <w:spacing w:line="480" w:lineRule="exact"/>
                         <w:jc w:val="both"/>
                         <w:rPr>
                           <w:bCs/>
+                          <w:sz w:val="32"/>
+                          <w:szCs w:val="28"/>
                         </w:rPr>
                       </w:pPr>
                       <w:r>
                         <w:rPr>
                           <w:rFonts w:hint="eastAsia"/>
                           <w:bCs/>
+                          <w:sz w:val="32"/>
+                          <w:szCs w:val="28"/>
                         </w:rPr>
                         <w:t>宣傳：</w:t>
                       </w:r>
@@ -4396,20 +5284,37 @@
                         <w:rPr>
                           <w:rFonts w:hint="eastAsia"/>
                           <w:bCs/>
+                          <w:sz w:val="32"/>
+                          <w:szCs w:val="28"/>
                         </w:rPr>
                         <w:t>5A</w:t>
                       </w:r>
+                      <w:proofErr w:type="gramStart"/>
                       <w:r>
                         <w:rPr>
                           <w:rFonts w:hint="eastAsia"/>
                           <w:bCs/>
-                        </w:rPr>
-                        <w:t>鄧阮玲</w:t>
-                      </w:r>
+                          <w:sz w:val="32"/>
+                          <w:szCs w:val="28"/>
+                        </w:rPr>
+                        <w:t>鄧</w:t>
+                      </w:r>
+                      <w:proofErr w:type="gramEnd"/>
                       <w:r>
                         <w:rPr>
                           <w:rFonts w:hint="eastAsia"/>
                           <w:bCs/>
+                          <w:sz w:val="32"/>
+                          <w:szCs w:val="28"/>
+                        </w:rPr>
+                        <w:t>阮玲</w:t>
+                      </w:r>
+                      <w:r>
+                        <w:rPr>
+                          <w:rFonts w:hint="eastAsia"/>
+                          <w:bCs/>
+                          <w:sz w:val="32"/>
+                          <w:szCs w:val="28"/>
                         </w:rPr>
                         <w:t xml:space="preserve"> 4B</w:t>
                       </w:r>
@@ -4417,28 +5322,36 @@
                         <w:rPr>
                           <w:rFonts w:hint="eastAsia"/>
                           <w:bCs/>
+                          <w:sz w:val="32"/>
+                          <w:szCs w:val="28"/>
                         </w:rPr>
                         <w:t>黃琬童</w:t>
                       </w:r>
                       <w:r>
                         <w:rPr>
                           <w:bCs/>
+                          <w:sz w:val="32"/>
+                          <w:szCs w:val="28"/>
                         </w:rPr>
                         <w:t xml:space="preserve"> </w:t>
                       </w:r>
                     </w:p>
                     <w:p>
                       <w:pPr>
-                        <w:spacing w:line="320" w:lineRule="exact"/>
+                        <w:spacing w:line="480" w:lineRule="exact"/>
                         <w:jc w:val="both"/>
                         <w:rPr>
                           <w:bCs/>
+                          <w:sz w:val="32"/>
+                          <w:szCs w:val="28"/>
                         </w:rPr>
                       </w:pPr>
                       <w:r>
                         <w:rPr>
                           <w:rFonts w:hint="eastAsia"/>
                           <w:bCs/>
+                          <w:sz w:val="32"/>
+                          <w:szCs w:val="28"/>
                         </w:rPr>
                         <w:t>聯絡：</w:t>
                       </w:r>
@@ -4446,6 +5359,8 @@
                         <w:rPr>
                           <w:rFonts w:hint="eastAsia"/>
                           <w:bCs/>
+                          <w:sz w:val="32"/>
+                          <w:szCs w:val="28"/>
                         </w:rPr>
                         <w:t>5C</w:t>
                       </w:r>
@@ -4453,42 +5368,76 @@
                         <w:rPr>
                           <w:rFonts w:hint="eastAsia"/>
                           <w:bCs/>
-                        </w:rPr>
-                        <w:t>陳慰渝</w:t>
-                      </w:r>
+                          <w:sz w:val="32"/>
+                          <w:szCs w:val="28"/>
+                        </w:rPr>
+                        <w:t>陳</w:t>
+                      </w:r>
+                      <w:proofErr w:type="gramStart"/>
                       <w:r>
                         <w:rPr>
                           <w:rFonts w:hint="eastAsia"/>
                           <w:bCs/>
+                          <w:sz w:val="32"/>
+                          <w:szCs w:val="28"/>
+                        </w:rPr>
+                        <w:t>慰</w:t>
+                      </w:r>
+                      <w:proofErr w:type="gramEnd"/>
+                      <w:r>
+                        <w:rPr>
+                          <w:rFonts w:hint="eastAsia"/>
+                          <w:bCs/>
+                          <w:sz w:val="32"/>
+                          <w:szCs w:val="28"/>
+                        </w:rPr>
+                        <w:t>渝</w:t>
+                      </w:r>
+                      <w:r>
+                        <w:rPr>
+                          <w:rFonts w:hint="eastAsia"/>
+                          <w:bCs/>
+                          <w:sz w:val="32"/>
+                          <w:szCs w:val="28"/>
                         </w:rPr>
                         <w:t xml:space="preserve"> 4A</w:t>
                       </w:r>
+                      <w:proofErr w:type="gramStart"/>
                       <w:r>
                         <w:rPr>
                           <w:rFonts w:hint="eastAsia"/>
                           <w:bCs/>
+                          <w:sz w:val="32"/>
+                          <w:szCs w:val="28"/>
                         </w:rPr>
                         <w:t>辛舒詠</w:t>
                       </w:r>
+                      <w:proofErr w:type="gramEnd"/>
                       <w:r>
                         <w:rPr>
                           <w:bCs/>
+                          <w:sz w:val="32"/>
+                          <w:szCs w:val="28"/>
                         </w:rPr>
                         <w:t xml:space="preserve"> </w:t>
                       </w:r>
                     </w:p>
                     <w:p>
                       <w:pPr>
-                        <w:spacing w:line="320" w:lineRule="exact"/>
+                        <w:spacing w:line="480" w:lineRule="exact"/>
                         <w:jc w:val="both"/>
                         <w:rPr>
                           <w:bCs/>
+                          <w:sz w:val="32"/>
+                          <w:szCs w:val="28"/>
                         </w:rPr>
                       </w:pPr>
                       <w:r>
                         <w:rPr>
                           <w:rFonts w:hint="eastAsia"/>
                           <w:bCs/>
+                          <w:sz w:val="32"/>
+                          <w:szCs w:val="28"/>
                         </w:rPr>
                         <w:t>總務：</w:t>
                       </w:r>
@@ -4496,6 +5445,8 @@
                         <w:rPr>
                           <w:rFonts w:hint="eastAsia"/>
                           <w:bCs/>
+                          <w:sz w:val="32"/>
+                          <w:szCs w:val="28"/>
                         </w:rPr>
                         <w:t>4C</w:t>
                       </w:r>
@@ -4503,6 +5454,8 @@
                         <w:rPr>
                           <w:rFonts w:hint="eastAsia"/>
                           <w:bCs/>
+                          <w:sz w:val="32"/>
+                          <w:szCs w:val="28"/>
                         </w:rPr>
                         <w:t>彭芷晴</w:t>
                       </w:r>
@@ -4510,6 +5463,8 @@
                         <w:rPr>
                           <w:rFonts w:hint="eastAsia"/>
                           <w:bCs/>
+                          <w:sz w:val="32"/>
+                          <w:szCs w:val="28"/>
                         </w:rPr>
                         <w:t xml:space="preserve"> 5C</w:t>
                       </w:r>
@@ -4517,13 +5472,15 @@
                         <w:rPr>
                           <w:rFonts w:hint="eastAsia"/>
                           <w:bCs/>
+                          <w:sz w:val="32"/>
+                          <w:szCs w:val="28"/>
                         </w:rPr>
                         <w:t>蕭卓宏</w:t>
                       </w:r>
                     </w:p>
                   </w:txbxContent>
                 </v:textbox>
-                <w10:wrap type="square" anchorx="margin"/>
+                <w10:wrap anchorx="margin"/>
               </v:shape>
             </w:pict>
           </mc:Fallback>
@@ -4545,7 +5502,7 @@
           <w:bCs/>
           <w:sz w:val="72"/>
         </w:rPr>
-        <w:t>5</w:t>
+        <w:t>6</w:t>
       </w:r>
       <w:r>
         <w:rPr>
@@ -4554,8 +5511,9 @@
           <w:bCs/>
           <w:sz w:val="72"/>
         </w:rPr>
-        <w:t>-2</w:t>
-      </w:r>
+        <w:t>-</w:t>
+      </w:r>
+      <w:proofErr w:type="gramStart"/>
       <w:r>
         <w:rPr>
           <w:rFonts w:ascii="微軟正黑體" w:eastAsia="微軟正黑體" w:hAnsi="微軟正黑體"/>
@@ -4563,8 +5521,18 @@
           <w:bCs/>
           <w:sz w:val="72"/>
         </w:rPr>
-        <w:t>6</w:t>
-      </w:r>
+        <w:t>2</w:t>
+      </w:r>
+      <w:r>
+        <w:rPr>
+          <w:rFonts w:ascii="微軟正黑體" w:eastAsia="微軟正黑體" w:hAnsi="微軟正黑體"/>
+          <w:b/>
+          <w:bCs/>
+          <w:sz w:val="72"/>
+        </w:rPr>
+        <w:t>7</w:t>
+      </w:r>
+      <w:proofErr w:type="gramEnd"/>
       <w:r>
         <w:rPr>
           <w:rFonts w:ascii="微軟正黑體" w:eastAsia="微軟正黑體" w:hAnsi="微軟正黑體" w:hint="eastAsia"/>
@@ -4583,16 +5551,16 @@
         <mc:AlternateContent>
           <mc:Choice Requires="wps">
             <w:drawing>
-              <wp:anchor distT="45720" distB="45720" distL="114300" distR="114300" simplePos="0" relativeHeight="251672576" behindDoc="0" locked="0" layoutInCell="1" allowOverlap="1" wp14:anchorId="03A27704" wp14:editId="0ABC93FF">
+              <wp:anchor distT="45720" distB="45720" distL="114300" distR="114300" simplePos="0" relativeHeight="251672576" behindDoc="0" locked="0" layoutInCell="1" allowOverlap="1" wp14:anchorId="03A27704" wp14:editId="2F3EC593">
                 <wp:simplePos x="0" y="0"/>
                 <wp:positionH relativeFrom="page">
-                  <wp:posOffset>3836670</wp:posOffset>
+                  <wp:posOffset>3733800</wp:posOffset>
                 </wp:positionH>
                 <wp:positionV relativeFrom="paragraph">
                   <wp:posOffset>27940</wp:posOffset>
                 </wp:positionV>
-                <wp:extent cx="3166745" cy="2042160"/>
-                <wp:effectExtent l="0" t="0" r="14605" b="15240"/>
+                <wp:extent cx="3366728" cy="1897380"/>
+                <wp:effectExtent l="0" t="0" r="24765" b="26670"/>
                 <wp:wrapSquare wrapText="bothSides"/>
                 <wp:docPr id="2" name="文字方塊 2"/>
                 <wp:cNvGraphicFramePr>
@@ -4607,7 +5575,7 @@
                       <wps:spPr bwMode="auto">
                         <a:xfrm>
                           <a:off x="0" y="0"/>
-                          <a:ext cx="3166745" cy="2042160"/>
+                          <a:ext cx="3366728" cy="1897380"/>
                         </a:xfrm>
                         <a:prstGeom prst="rect">
                           <a:avLst/>
@@ -4657,13 +5625,49 @@
                                 <w:sz w:val="20"/>
                                 <w:szCs w:val="18"/>
                               </w:rPr>
-                              <w:t>班簡珈晴，今年好榮幸同好高興可以喺台上參選信社嘅候選主席。近呢兩年我都有擔任社幹事，我係過去嘅運動會我都有跑</w:t>
-                            </w:r>
-                            <w:r>
-                              <w:rPr>
+                              <w:t>班簡</w:t>
+                            </w:r>
+                            <w:proofErr w:type="gramStart"/>
+                            <w:r>
+                              <w:rPr>
+                                <w:rFonts w:hint="eastAsia"/>
                                 <w:sz w:val="20"/>
                                 <w:szCs w:val="18"/>
                               </w:rPr>
+                              <w:t>珈</w:t>
+                            </w:r>
+                            <w:proofErr w:type="gramEnd"/>
+                            <w:r>
+                              <w:rPr>
+                                <w:rFonts w:hint="eastAsia"/>
+                                <w:sz w:val="20"/>
+                                <w:szCs w:val="18"/>
+                              </w:rPr>
+                              <w:t>晴，今年好榮幸同好高興可以喺台上參選信社嘅候選主席。</w:t>
+                            </w:r>
+                            <w:proofErr w:type="gramStart"/>
+                            <w:r>
+                              <w:rPr>
+                                <w:rFonts w:hint="eastAsia"/>
+                                <w:sz w:val="20"/>
+                                <w:szCs w:val="18"/>
+                              </w:rPr>
+                              <w:t>近呢兩年</w:t>
+                            </w:r>
+                            <w:proofErr w:type="gramEnd"/>
+                            <w:r>
+                              <w:rPr>
+                                <w:rFonts w:hint="eastAsia"/>
+                                <w:sz w:val="20"/>
+                                <w:szCs w:val="18"/>
+                              </w:rPr>
+                              <w:t>我都有擔任社幹事，我係過去嘅運動會我都有跑</w:t>
+                            </w:r>
+                            <w:r>
+                              <w:rPr>
+                                <w:sz w:val="20"/>
+                                <w:szCs w:val="18"/>
+                              </w:rPr>
                               <w:t xml:space="preserve">41 </w:t>
                             </w:r>
                             <w:r>
@@ -4687,7 +5691,25 @@
                                 <w:sz w:val="20"/>
                                 <w:szCs w:val="18"/>
                               </w:rPr>
-                              <w:t>嘅社接，我都有參與中一嘅啦啦隊隊為信社打氣，同時我亦都有參加設計等工作，係呢啲活動入面令我知道社嘅運作，我亦都相信自己可以勝任呢個職位。所以我想係今年竭盡所能為信社效力，同各幹事同同學齊心協力，為大家策劃更精彩嘅體驗同回憶，希望同學可以融入信社呢個大家庭。另外，大家都知道信社已經連續十年全場總冠軍，所以我想同今年嘅社幹事同信社嘅同學一齊將呢個榮譽同精神承傳落去，各位同學要踴躍參加比賽，取得佳績。</w:t>
+                              <w:t>嘅社接，我都有參與中一嘅啦啦隊隊為信社打氣，同時我亦都有參加設計等工作，係呢啲活動入面令我知道社嘅運作，我亦都相信自己可以勝任呢個職位。所以我想係今年竭盡所能為信社效力，同各幹事</w:t>
+                            </w:r>
+                            <w:proofErr w:type="gramStart"/>
+                            <w:r>
+                              <w:rPr>
+                                <w:rFonts w:hint="eastAsia"/>
+                                <w:sz w:val="20"/>
+                                <w:szCs w:val="18"/>
+                              </w:rPr>
+                              <w:t>同</w:t>
+                            </w:r>
+                            <w:proofErr w:type="gramEnd"/>
+                            <w:r>
+                              <w:rPr>
+                                <w:rFonts w:hint="eastAsia"/>
+                                <w:sz w:val="20"/>
+                                <w:szCs w:val="18"/>
+                              </w:rPr>
+                              <w:t>同學齊心協力，為大家策劃更精彩嘅體驗同回憶，希望同學可以融入信社呢個大家庭。另外，大家都知道信社已經連續十年全場總冠軍，所以我想同今年嘅社幹事同信社嘅同學一齊將呢個榮譽同精神承傳落去，各位同學要踴躍參加比賽，取得佳績。</w:t>
                             </w:r>
                           </w:p>
                         </w:txbxContent>
@@ -4709,7 +5731,7 @@
           </mc:Choice>
           <mc:Fallback>
             <w:pict>
-              <v:shape w14:anchorId="03A27704" id="_x0000_s1027" type="#_x0000_t202" style="position:absolute;margin-left:302.1pt;margin-top:2.2pt;width:249.35pt;height:160.8pt;z-index:251672576;visibility:visible;mso-wrap-style:square;mso-width-percent:0;mso-height-percent:0;mso-wrap-distance-left:9pt;mso-wrap-distance-top:3.6pt;mso-wrap-distance-right:9pt;mso-wrap-distance-bottom:3.6pt;mso-position-horizontal:absolute;mso-position-horizontal-relative:page;mso-position-vertical:absolute;mso-position-vertical-relative:text;mso-width-percent:0;mso-height-percent:0;mso-width-relative:margin;mso-height-relative:margin;v-text-anchor:top" o:gfxdata="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">
+              <v:shape w14:anchorId="03A27704" id="_x0000_s1027" type="#_x0000_t202" style="position:absolute;margin-left:294pt;margin-top:2.2pt;width:265.1pt;height:149.4pt;z-index:251672576;visibility:visible;mso-wrap-style:square;mso-width-percent:0;mso-height-percent:0;mso-wrap-distance-left:9pt;mso-wrap-distance-top:3.6pt;mso-wrap-distance-right:9pt;mso-wrap-distance-bottom:3.6pt;mso-position-horizontal:absolute;mso-position-horizontal-relative:page;mso-position-vertical:absolute;mso-position-vertical-relative:text;mso-width-percent:0;mso-height-percent:0;mso-width-relative:margin;mso-height-relative:margin;v-text-anchor:top" o:gfxdata="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">
                 <v:textbox inset=",.5mm,,.5mm">
                   <w:txbxContent>
                     <w:p>
@@ -4743,13 +5765,49 @@
                           <w:sz w:val="20"/>
                           <w:szCs w:val="18"/>
                         </w:rPr>
-                        <w:t>班簡珈晴，今年好榮幸同好高興可以喺台上參選信社嘅候選主席。近呢兩年我都有擔任社幹事，我係過去嘅運動會我都有跑</w:t>
-                      </w:r>
-                      <w:r>
-                        <w:rPr>
+                        <w:t>班簡</w:t>
+                      </w:r>
+                      <w:proofErr w:type="gramStart"/>
+                      <w:r>
+                        <w:rPr>
+                          <w:rFonts w:hint="eastAsia"/>
                           <w:sz w:val="20"/>
                           <w:szCs w:val="18"/>
                         </w:rPr>
+                        <w:t>珈</w:t>
+                      </w:r>
+                      <w:proofErr w:type="gramEnd"/>
+                      <w:r>
+                        <w:rPr>
+                          <w:rFonts w:hint="eastAsia"/>
+                          <w:sz w:val="20"/>
+                          <w:szCs w:val="18"/>
+                        </w:rPr>
+                        <w:t>晴，今年好榮幸同好高興可以喺台上參選信社嘅候選主席。</w:t>
+                      </w:r>
+                      <w:proofErr w:type="gramStart"/>
+                      <w:r>
+                        <w:rPr>
+                          <w:rFonts w:hint="eastAsia"/>
+                          <w:sz w:val="20"/>
+                          <w:szCs w:val="18"/>
+                        </w:rPr>
+                        <w:t>近呢兩年</w:t>
+                      </w:r>
+                      <w:proofErr w:type="gramEnd"/>
+                      <w:r>
+                        <w:rPr>
+                          <w:rFonts w:hint="eastAsia"/>
+                          <w:sz w:val="20"/>
+                          <w:szCs w:val="18"/>
+                        </w:rPr>
+                        <w:t>我都有擔任社幹事，我係過去嘅運動會我都有跑</w:t>
+                      </w:r>
+                      <w:r>
+                        <w:rPr>
+                          <w:sz w:val="20"/>
+                          <w:szCs w:val="18"/>
+                        </w:rPr>
                         <w:t xml:space="preserve">41 </w:t>
                       </w:r>
                       <w:r>
@@ -4773,7 +5831,25 @@
                           <w:sz w:val="20"/>
                           <w:szCs w:val="18"/>
                         </w:rPr>
-                        <w:t>嘅社接，我都有參與中一嘅啦啦隊隊為信社打氣，同時我亦都有參加設計等工作，係呢啲活動入面令我知道社嘅運作，我亦都相信自己可以勝任呢個職位。所以我想係今年竭盡所能為信社效力，同各幹事同同學齊心協力，為大家策劃更精彩嘅體驗同回憶，希望同學可以融入信社呢個大家庭。另外，大家都知道信社已經連續十年全場總冠軍，所以我想同今年嘅社幹事同信社嘅同學一齊將呢個榮譽同精神承傳落去，各位同學要踴躍參加比賽，取得佳績。</w:t>
+                        <w:t>嘅社接，我都有參與中一嘅啦啦隊隊為信社打氣，同時我亦都有參加設計等工作，係呢啲活動入面令我知道社嘅運作，我亦都相信自己可以勝任呢個職位。所以我想係今年竭盡所能為信社效力，同各幹事</w:t>
+                      </w:r>
+                      <w:proofErr w:type="gramStart"/>
+                      <w:r>
+                        <w:rPr>
+                          <w:rFonts w:hint="eastAsia"/>
+                          <w:sz w:val="20"/>
+                          <w:szCs w:val="18"/>
+                        </w:rPr>
+                        <w:t>同</w:t>
+                      </w:r>
+                      <w:proofErr w:type="gramEnd"/>
+                      <w:r>
+                        <w:rPr>
+                          <w:rFonts w:hint="eastAsia"/>
+                          <w:sz w:val="20"/>
+                          <w:szCs w:val="18"/>
+                        </w:rPr>
+                        <w:t>同學齊心協力，為大家策劃更精彩嘅體驗同回憶，希望同學可以融入信社呢個大家庭。另外，大家都知道信社已經連續十年全場總冠軍，所以我想同今年嘅社幹事同信社嘅同學一齊將呢個榮譽同精神承傳落去，各位同學要踴躍參加比賽，取得佳績。</w:t>
                       </w:r>
                     </w:p>
                   </w:txbxContent>
@@ -4794,18 +5870,18 @@
         <mc:AlternateContent>
           <mc:Choice Requires="wps">
             <w:drawing>
-              <wp:anchor distT="45720" distB="45720" distL="114300" distR="114300" simplePos="0" relativeHeight="251674624" behindDoc="0" locked="0" layoutInCell="1" allowOverlap="1" wp14:anchorId="7F86524F" wp14:editId="7F4747F9">
+              <wp:anchor distT="45720" distB="45720" distL="114300" distR="114300" simplePos="0" relativeHeight="251673600" behindDoc="0" locked="0" layoutInCell="1" allowOverlap="1" wp14:anchorId="78597C0E" wp14:editId="50BA2DAC">
                 <wp:simplePos x="0" y="0"/>
                 <wp:positionH relativeFrom="page">
-                  <wp:posOffset>480060</wp:posOffset>
+                  <wp:posOffset>3733800</wp:posOffset>
                 </wp:positionH>
                 <wp:positionV relativeFrom="paragraph">
-                  <wp:posOffset>3075940</wp:posOffset>
+                  <wp:posOffset>3896360</wp:posOffset>
                 </wp:positionV>
-                <wp:extent cx="3167380" cy="693420"/>
-                <wp:effectExtent l="0" t="0" r="13970" b="11430"/>
+                <wp:extent cx="3368040" cy="381000"/>
+                <wp:effectExtent l="0" t="0" r="22860" b="19050"/>
                 <wp:wrapSquare wrapText="bothSides"/>
-                <wp:docPr id="1042883143" name="文字方塊 2"/>
+                <wp:docPr id="549881616" name="文字方塊 2"/>
                 <wp:cNvGraphicFramePr>
                   <a:graphicFrameLocks xmlns:a="http://schemas.openxmlformats.org/drawingml/2006/main"/>
                 </wp:cNvGraphicFramePr>
@@ -4818,7 +5894,7 @@
                       <wps:spPr bwMode="auto">
                         <a:xfrm>
                           <a:off x="0" y="0"/>
-                          <a:ext cx="3167380" cy="693420"/>
+                          <a:ext cx="3368040" cy="381000"/>
                         </a:xfrm>
                         <a:prstGeom prst="rect">
                           <a:avLst/>
@@ -4841,57 +5917,39 @@
                             <w:pPr>
                               <w:spacing w:line="240" w:lineRule="exact"/>
                               <w:rPr>
-                                <w:sz w:val="18"/>
-                                <w:szCs w:val="20"/>
-                              </w:rPr>
-                            </w:pPr>
-                            <w:r>
-                              <w:rPr>
-                                <w:rFonts w:hint="eastAsia"/>
-                                <w:sz w:val="18"/>
-                                <w:szCs w:val="20"/>
-                              </w:rPr>
-                              <w:t>大家好！我係</w:t>
-                            </w:r>
-                            <w:r>
-                              <w:rPr>
-                                <w:rFonts w:hint="eastAsia"/>
-                                <w:sz w:val="18"/>
-                                <w:szCs w:val="20"/>
-                              </w:rPr>
-                              <w:t xml:space="preserve"> 5A </w:t>
-                            </w:r>
-                            <w:r>
-                              <w:rPr>
-                                <w:rFonts w:hint="eastAsia"/>
-                                <w:sz w:val="18"/>
-                                <w:szCs w:val="20"/>
-                              </w:rPr>
-                              <w:t>班鄧阮玲。</w:t>
-                            </w:r>
-                          </w:p>
-                          <w:p>
-                            <w:pPr>
-                              <w:spacing w:line="240" w:lineRule="exact"/>
-                              <w:rPr>
                                 <w:rFonts w:ascii="Arial" w:hAnsi="Arial" w:cs="Arial"/>
                                 <w:color w:val="202124"/>
-                                <w:sz w:val="18"/>
+                                <w:sz w:val="20"/>
                                 <w:szCs w:val="20"/>
                               </w:rPr>
                             </w:pPr>
                             <w:r>
                               <w:rPr>
                                 <w:rFonts w:hint="eastAsia"/>
-                                <w:sz w:val="18"/>
-                                <w:szCs w:val="20"/>
-                              </w:rPr>
-                              <w:t>好開心今年可以繼續喺信社呢個大家庭同大家一齊努力！經過上年擔任文書幹事嘅經驗，我更加熟悉信社嘅運作。嚟緊呢一年，我會繼續以認真嘅態度，為信社呢個大家庭服務。</w:t>
+                                <w:sz w:val="20"/>
+                                <w:szCs w:val="20"/>
+                              </w:rPr>
+                              <w:t>大家好，我係</w:t>
+                            </w:r>
+                            <w:r>
+                              <w:rPr>
+                                <w:sz w:val="20"/>
+                                <w:szCs w:val="20"/>
+                              </w:rPr>
+                              <w:t>4A</w:t>
+                            </w:r>
+                            <w:r>
+                              <w:rPr>
+                                <w:rFonts w:hint="eastAsia"/>
+                                <w:sz w:val="20"/>
+                                <w:szCs w:val="20"/>
+                              </w:rPr>
+                              <w:t>班嘅杜玉玲，來年負責務政一職，希望可以為大家服務，為信社出一分力。</w:t>
                             </w:r>
                           </w:p>
                         </w:txbxContent>
                       </wps:txbx>
-                      <wps:bodyPr rot="0" vert="horz" wrap="square" lIns="91440" tIns="18000" rIns="91440" bIns="18000" anchor="t" anchorCtr="0">
+                      <wps:bodyPr rot="0" vert="horz" wrap="square" lIns="72000" tIns="18000" rIns="72000" bIns="18000" anchor="t" anchorCtr="0">
                         <a:noAutofit/>
                       </wps:bodyPr>
                     </wps:wsp>
@@ -4908,59 +5966,41 @@
           </mc:Choice>
           <mc:Fallback>
             <w:pict>
-              <v:shape w14:anchorId="7F86524F" id="_x0000_s1028" type="#_x0000_t202" style="position:absolute;margin-left:37.8pt;margin-top:242.2pt;width:249.4pt;height:54.6pt;z-index:251674624;visibility:visible;mso-wrap-style:square;mso-width-percent:0;mso-height-percent:0;mso-wrap-distance-left:9pt;mso-wrap-distance-top:3.6pt;mso-wrap-distance-right:9pt;mso-wrap-distance-bottom:3.6pt;mso-position-horizontal:absolute;mso-position-horizontal-relative:page;mso-position-vertical:absolute;mso-position-vertical-relative:text;mso-width-percent:0;mso-height-percent:0;mso-width-relative:margin;mso-height-relative:margin;v-text-anchor:top" o:gfxdata="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">
-                <v:textbox inset=",.5mm,,.5mm">
+              <v:shape w14:anchorId="78597C0E" id="_x0000_s1028" type="#_x0000_t202" style="position:absolute;margin-left:294pt;margin-top:306.8pt;width:265.2pt;height:30pt;z-index:251673600;visibility:visible;mso-wrap-style:square;mso-width-percent:0;mso-height-percent:0;mso-wrap-distance-left:9pt;mso-wrap-distance-top:3.6pt;mso-wrap-distance-right:9pt;mso-wrap-distance-bottom:3.6pt;mso-position-horizontal:absolute;mso-position-horizontal-relative:page;mso-position-vertical:absolute;mso-position-vertical-relative:text;mso-width-percent:0;mso-height-percent:0;mso-width-relative:margin;mso-height-relative:margin;v-text-anchor:top" o:gfxdata="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">
+                <v:textbox inset="2mm,.5mm,2mm,.5mm">
                   <w:txbxContent>
                     <w:p>
                       <w:pPr>
                         <w:spacing w:line="240" w:lineRule="exact"/>
                         <w:rPr>
-                          <w:sz w:val="18"/>
-                          <w:szCs w:val="20"/>
-                        </w:rPr>
-                      </w:pPr>
-                      <w:r>
-                        <w:rPr>
-                          <w:rFonts w:hint="eastAsia"/>
-                          <w:sz w:val="18"/>
-                          <w:szCs w:val="20"/>
-                        </w:rPr>
-                        <w:t>大家好！我係</w:t>
-                      </w:r>
-                      <w:r>
-                        <w:rPr>
-                          <w:rFonts w:hint="eastAsia"/>
-                          <w:sz w:val="18"/>
-                          <w:szCs w:val="20"/>
-                        </w:rPr>
-                        <w:t xml:space="preserve"> 5A </w:t>
-                      </w:r>
-                      <w:r>
-                        <w:rPr>
-                          <w:rFonts w:hint="eastAsia"/>
-                          <w:sz w:val="18"/>
-                          <w:szCs w:val="20"/>
-                        </w:rPr>
-                        <w:t>班鄧阮玲。</w:t>
-                      </w:r>
-                    </w:p>
-                    <w:p>
-                      <w:pPr>
-                        <w:spacing w:line="240" w:lineRule="exact"/>
-                        <w:rPr>
                           <w:rFonts w:ascii="Arial" w:hAnsi="Arial" w:cs="Arial"/>
                           <w:color w:val="202124"/>
-                          <w:sz w:val="18"/>
+                          <w:sz w:val="20"/>
                           <w:szCs w:val="20"/>
                         </w:rPr>
                       </w:pPr>
                       <w:r>
                         <w:rPr>
                           <w:rFonts w:hint="eastAsia"/>
-                          <w:sz w:val="18"/>
-                          <w:szCs w:val="20"/>
-                        </w:rPr>
-                        <w:t>好開心今年可以繼續喺信社呢個大家庭同大家一齊努力！經過上年擔任文書幹事嘅經驗，我更加熟悉信社嘅運作。嚟緊呢一年，我會繼續以認真嘅態度，為信社呢個大家庭服務。</w:t>
+                          <w:sz w:val="20"/>
+                          <w:szCs w:val="20"/>
+                        </w:rPr>
+                        <w:t>大家好，我係</w:t>
+                      </w:r>
+                      <w:r>
+                        <w:rPr>
+                          <w:sz w:val="20"/>
+                          <w:szCs w:val="20"/>
+                        </w:rPr>
+                        <w:t>4A</w:t>
+                      </w:r>
+                      <w:r>
+                        <w:rPr>
+                          <w:rFonts w:hint="eastAsia"/>
+                          <w:sz w:val="20"/>
+                          <w:szCs w:val="20"/>
+                        </w:rPr>
+                        <w:t>班嘅杜玉玲，來年負責務政一職，希望可以為大家服務，為信社出一分力。</w:t>
                       </w:r>
                     </w:p>
                   </w:txbxContent>
@@ -4978,18 +6018,18 @@
         <mc:AlternateContent>
           <mc:Choice Requires="wps">
             <w:drawing>
-              <wp:anchor distT="45720" distB="45720" distL="114300" distR="114300" simplePos="0" relativeHeight="251666432" behindDoc="0" locked="0" layoutInCell="1" allowOverlap="1" wp14:anchorId="1A36440C" wp14:editId="4EAB01E1">
+              <wp:anchor distT="45720" distB="45720" distL="114300" distR="114300" simplePos="0" relativeHeight="251662336" behindDoc="0" locked="0" layoutInCell="1" allowOverlap="1" wp14:anchorId="28011CBD" wp14:editId="6851A86C">
                 <wp:simplePos x="0" y="0"/>
                 <wp:positionH relativeFrom="page">
-                  <wp:posOffset>3837940</wp:posOffset>
+                  <wp:posOffset>3733800</wp:posOffset>
                 </wp:positionH>
                 <wp:positionV relativeFrom="paragraph">
-                  <wp:posOffset>6311900</wp:posOffset>
+                  <wp:posOffset>4949825</wp:posOffset>
                 </wp:positionV>
-                <wp:extent cx="3167380" cy="508000"/>
-                <wp:effectExtent l="0" t="0" r="13970" b="25400"/>
+                <wp:extent cx="3368040" cy="508000"/>
+                <wp:effectExtent l="0" t="0" r="22860" b="25400"/>
                 <wp:wrapSquare wrapText="bothSides"/>
-                <wp:docPr id="11" name="文字方塊 2"/>
+                <wp:docPr id="7" name="文字方塊 2"/>
                 <wp:cNvGraphicFramePr>
                   <a:graphicFrameLocks xmlns:a="http://schemas.openxmlformats.org/drawingml/2006/main"/>
                 </wp:cNvGraphicFramePr>
@@ -5002,7 +6042,7 @@
                       <wps:spPr bwMode="auto">
                         <a:xfrm>
                           <a:off x="0" y="0"/>
-                          <a:ext cx="3167380" cy="508000"/>
+                          <a:ext cx="3368040" cy="508000"/>
                         </a:xfrm>
                         <a:prstGeom prst="rect">
                           <a:avLst/>
@@ -5025,8 +6065,7 @@
                             <w:pPr>
                               <w:spacing w:line="240" w:lineRule="exact"/>
                               <w:rPr>
-                                <w:rFonts w:ascii="Arial" w:hAnsi="Arial" w:cs="Arial"/>
-                                <w:color w:val="202124"/>
+                                <w:rFonts w:asciiTheme="minorEastAsia" w:hAnsiTheme="minorEastAsia" w:cs="Arial Unicode MS"/>
                                 <w:sz w:val="20"/>
                                 <w:szCs w:val="20"/>
                               </w:rPr>
@@ -5037,84 +6076,48 @@
                                 <w:sz w:val="20"/>
                                 <w:szCs w:val="20"/>
                               </w:rPr>
-                              <w:t>我係</w:t>
-                            </w:r>
-                            <w:r>
-                              <w:rPr>
-                                <w:rFonts w:hint="eastAsia"/>
-                                <w:sz w:val="20"/>
-                                <w:szCs w:val="20"/>
-                              </w:rPr>
-                              <w:t xml:space="preserve">3A </w:t>
-                            </w:r>
-                            <w:r>
-                              <w:rPr>
-                                <w:rFonts w:hint="eastAsia"/>
-                                <w:sz w:val="20"/>
-                                <w:szCs w:val="20"/>
-                              </w:rPr>
-                              <w:t>劉彥彤</w:t>
-                            </w:r>
-                            <w:r>
-                              <w:rPr>
-                                <w:rFonts w:hint="eastAsia"/>
-                                <w:sz w:val="20"/>
-                                <w:szCs w:val="20"/>
-                              </w:rPr>
-                              <w:t xml:space="preserve"> </w:t>
-                            </w:r>
-                            <w:r>
-                              <w:rPr>
-                                <w:rFonts w:hint="eastAsia"/>
-                                <w:sz w:val="20"/>
-                                <w:szCs w:val="20"/>
-                              </w:rPr>
-                              <w:t>咁今年第一年擔任信社幹事</w:t>
-                            </w:r>
-                            <w:r>
-                              <w:rPr>
-                                <w:rFonts w:hint="eastAsia"/>
-                                <w:sz w:val="20"/>
-                                <w:szCs w:val="20"/>
-                              </w:rPr>
-                              <w:t xml:space="preserve"> </w:t>
-                            </w:r>
-                            <w:r>
-                              <w:rPr>
-                                <w:rFonts w:hint="eastAsia"/>
-                                <w:sz w:val="20"/>
-                                <w:szCs w:val="20"/>
-                              </w:rPr>
-                              <w:t>擔任康樂一職</w:t>
-                            </w:r>
-                            <w:r>
-                              <w:rPr>
-                                <w:rFonts w:hint="eastAsia"/>
-                                <w:sz w:val="20"/>
-                                <w:szCs w:val="20"/>
-                              </w:rPr>
-                              <w:t xml:space="preserve"> </w:t>
-                            </w:r>
-                            <w:r>
-                              <w:rPr>
-                                <w:rFonts w:hint="eastAsia"/>
-                                <w:sz w:val="20"/>
-                                <w:szCs w:val="20"/>
-                              </w:rPr>
-                              <w:t>希望之後大家多多指教</w:t>
-                            </w:r>
-                            <w:r>
-                              <w:rPr>
-                                <w:rFonts w:ascii="Segoe UI Emoji" w:hAnsi="Segoe UI Emoji" w:cs="Segoe UI Emoji"/>
-                                <w:sz w:val="20"/>
-                                <w:szCs w:val="20"/>
-                              </w:rPr>
-                              <w:t>😋</w:t>
+                              <w:t>大家好，我係文正源，來年我會擔任文書一職，希望我可以為信社盡</w:t>
+                            </w:r>
+                            <w:proofErr w:type="gramStart"/>
+                            <w:r>
+                              <w:rPr>
+                                <w:rFonts w:hint="eastAsia"/>
+                                <w:sz w:val="20"/>
+                                <w:szCs w:val="20"/>
+                              </w:rPr>
+                              <w:t>一</w:t>
+                            </w:r>
+                            <w:proofErr w:type="gramEnd"/>
+                            <w:r>
+                              <w:rPr>
+                                <w:rFonts w:hint="eastAsia"/>
+                                <w:sz w:val="20"/>
+                                <w:szCs w:val="20"/>
+                              </w:rPr>
+                              <w:t>分力，</w:t>
+                            </w:r>
+                            <w:proofErr w:type="gramStart"/>
+                            <w:r>
+                              <w:rPr>
+                                <w:rFonts w:hint="eastAsia"/>
+                                <w:sz w:val="20"/>
+                                <w:szCs w:val="20"/>
+                              </w:rPr>
+                              <w:t>令信社</w:t>
+                            </w:r>
+                            <w:proofErr w:type="gramEnd"/>
+                            <w:r>
+                              <w:rPr>
+                                <w:rFonts w:hint="eastAsia"/>
+                                <w:sz w:val="20"/>
+                                <w:szCs w:val="20"/>
+                              </w:rPr>
+                              <w:t>變得更好</w:t>
                             </w:r>
                           </w:p>
                         </w:txbxContent>
                       </wps:txbx>
-                      <wps:bodyPr rot="0" vert="horz" wrap="square" lIns="91440" tIns="18000" rIns="91440" bIns="18000" anchor="t" anchorCtr="0">
+                      <wps:bodyPr rot="0" vert="horz" wrap="square" lIns="72000" tIns="18000" rIns="72000" bIns="18000" anchor="t" anchorCtr="0">
                         <a:noAutofit/>
                       </wps:bodyPr>
                     </wps:wsp>
@@ -5131,15 +6134,14 @@
           </mc:Choice>
           <mc:Fallback>
             <w:pict>
-              <v:shape w14:anchorId="1A36440C" id="_x0000_s1029" type="#_x0000_t202" style="position:absolute;margin-left:302.2pt;margin-top:497pt;width:249.4pt;height:40pt;z-index:251666432;visibility:visible;mso-wrap-style:square;mso-width-percent:0;mso-height-percent:0;mso-wrap-distance-left:9pt;mso-wrap-distance-top:3.6pt;mso-wrap-distance-right:9pt;mso-wrap-distance-bottom:3.6pt;mso-position-horizontal:absolute;mso-position-horizontal-relative:page;mso-position-vertical:absolute;mso-position-vertical-relative:text;mso-width-percent:0;mso-height-percent:0;mso-width-relative:margin;mso-height-relative:margin;v-text-anchor:top" o:gfxdata="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">
-                <v:textbox inset=",.5mm,,.5mm">
+              <v:shape w14:anchorId="28011CBD" id="_x0000_s1029" type="#_x0000_t202" style="position:absolute;margin-left:294pt;margin-top:389.75pt;width:265.2pt;height:40pt;z-index:251662336;visibility:visible;mso-wrap-style:square;mso-width-percent:0;mso-height-percent:0;mso-wrap-distance-left:9pt;mso-wrap-distance-top:3.6pt;mso-wrap-distance-right:9pt;mso-wrap-distance-bottom:3.6pt;mso-position-horizontal:absolute;mso-position-horizontal-relative:page;mso-position-vertical:absolute;mso-position-vertical-relative:text;mso-width-percent:0;mso-height-percent:0;mso-width-relative:margin;mso-height-relative:margin;v-text-anchor:top" o:gfxdata="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">
+                <v:textbox inset="2mm,.5mm,2mm,.5mm">
                   <w:txbxContent>
                     <w:p>
                       <w:pPr>
                         <w:spacing w:line="240" w:lineRule="exact"/>
                         <w:rPr>
-                          <w:rFonts w:ascii="Arial" w:hAnsi="Arial" w:cs="Arial"/>
-                          <w:color w:val="202124"/>
+                          <w:rFonts w:asciiTheme="minorEastAsia" w:hAnsiTheme="minorEastAsia" w:cs="Arial Unicode MS"/>
                           <w:sz w:val="20"/>
                           <w:szCs w:val="20"/>
                         </w:rPr>
@@ -5150,79 +6152,43 @@
                           <w:sz w:val="20"/>
                           <w:szCs w:val="20"/>
                         </w:rPr>
-                        <w:t>我係</w:t>
-                      </w:r>
-                      <w:r>
-                        <w:rPr>
-                          <w:rFonts w:hint="eastAsia"/>
-                          <w:sz w:val="20"/>
-                          <w:szCs w:val="20"/>
-                        </w:rPr>
-                        <w:t xml:space="preserve">3A </w:t>
-                      </w:r>
-                      <w:r>
-                        <w:rPr>
-                          <w:rFonts w:hint="eastAsia"/>
-                          <w:sz w:val="20"/>
-                          <w:szCs w:val="20"/>
-                        </w:rPr>
-                        <w:t>劉彥彤</w:t>
-                      </w:r>
-                      <w:r>
-                        <w:rPr>
-                          <w:rFonts w:hint="eastAsia"/>
-                          <w:sz w:val="20"/>
-                          <w:szCs w:val="20"/>
-                        </w:rPr>
-                        <w:t xml:space="preserve"> </w:t>
-                      </w:r>
-                      <w:r>
-                        <w:rPr>
-                          <w:rFonts w:hint="eastAsia"/>
-                          <w:sz w:val="20"/>
-                          <w:szCs w:val="20"/>
-                        </w:rPr>
-                        <w:t>咁今年第一年擔任信社幹事</w:t>
-                      </w:r>
-                      <w:r>
-                        <w:rPr>
-                          <w:rFonts w:hint="eastAsia"/>
-                          <w:sz w:val="20"/>
-                          <w:szCs w:val="20"/>
-                        </w:rPr>
-                        <w:t xml:space="preserve"> </w:t>
-                      </w:r>
-                      <w:r>
-                        <w:rPr>
-                          <w:rFonts w:hint="eastAsia"/>
-                          <w:sz w:val="20"/>
-                          <w:szCs w:val="20"/>
-                        </w:rPr>
-                        <w:t>擔任康樂一職</w:t>
-                      </w:r>
-                      <w:r>
-                        <w:rPr>
-                          <w:rFonts w:hint="eastAsia"/>
-                          <w:sz w:val="20"/>
-                          <w:szCs w:val="20"/>
-                        </w:rPr>
-                        <w:t xml:space="preserve"> </w:t>
-                      </w:r>
-                      <w:r>
-                        <w:rPr>
-                          <w:rFonts w:hint="eastAsia"/>
-                          <w:sz w:val="20"/>
-                          <w:szCs w:val="20"/>
-                        </w:rPr>
-                        <w:t>希望之後大家多多指教</w:t>
-                      </w:r>
-                      <w:r>
-                        <w:rPr>
-                          <w:rFonts w:ascii="Segoe UI Emoji" w:hAnsi="Segoe UI Emoji" w:cs="Segoe UI Emoji"/>
-                          <w:sz w:val="20"/>
-                          <w:szCs w:val="20"/>
-                        </w:rPr>
-                        <w:t>😋</w:t>
+                        <w:t>大家好，我係文正源，來年我會擔任文書一職，希望我可以為信社盡</w:t>
+                      </w:r>
+                      <w:proofErr w:type="gramStart"/>
+                      <w:r>
+                        <w:rPr>
+                          <w:rFonts w:hint="eastAsia"/>
+                          <w:sz w:val="20"/>
+                          <w:szCs w:val="20"/>
+                        </w:rPr>
+                        <w:t>一</w:t>
+                      </w:r>
+                      <w:proofErr w:type="gramEnd"/>
+                      <w:r>
+                        <w:rPr>
+                          <w:rFonts w:hint="eastAsia"/>
+                          <w:sz w:val="20"/>
+                          <w:szCs w:val="20"/>
+                        </w:rPr>
+                        <w:t>分力，</w:t>
+                      </w:r>
+                      <w:proofErr w:type="gramStart"/>
+                      <w:r>
+                        <w:rPr>
+                          <w:rFonts w:hint="eastAsia"/>
+                          <w:sz w:val="20"/>
+                          <w:szCs w:val="20"/>
+                        </w:rPr>
+                        <w:t>令信社</w:t>
+                      </w:r>
+                      <w:proofErr w:type="gramEnd"/>
+                      <w:r>
+                        <w:rPr>
+                          <w:rFonts w:hint="eastAsia"/>
+                          <w:sz w:val="20"/>
+                          <w:szCs w:val="20"/>
+                        </w:rPr>
+                        <w:t>變得更好</w:t>
                       </w:r>
                     </w:p>
                   </w:txbxContent>
@@ -5240,18 +6206,18 @@
         <mc:AlternateContent>
           <mc:Choice Requires="wps">
             <w:drawing>
-              <wp:anchor distT="45720" distB="45720" distL="114300" distR="114300" simplePos="0" relativeHeight="251673600" behindDoc="0" locked="0" layoutInCell="1" allowOverlap="1" wp14:anchorId="78597C0E" wp14:editId="7B363992">
+              <wp:anchor distT="45720" distB="45720" distL="114300" distR="114300" simplePos="0" relativeHeight="251663360" behindDoc="0" locked="0" layoutInCell="1" allowOverlap="1" wp14:anchorId="6FECD57F" wp14:editId="6CC1F7F0">
                 <wp:simplePos x="0" y="0"/>
                 <wp:positionH relativeFrom="page">
-                  <wp:posOffset>3837940</wp:posOffset>
+                  <wp:posOffset>3733800</wp:posOffset>
                 </wp:positionH>
                 <wp:positionV relativeFrom="paragraph">
-                  <wp:posOffset>3771900</wp:posOffset>
+                  <wp:posOffset>5553075</wp:posOffset>
                 </wp:positionV>
-                <wp:extent cx="3167380" cy="381000"/>
-                <wp:effectExtent l="0" t="0" r="13970" b="19050"/>
+                <wp:extent cx="3368040" cy="444500"/>
+                <wp:effectExtent l="0" t="0" r="22860" b="12700"/>
                 <wp:wrapSquare wrapText="bothSides"/>
-                <wp:docPr id="549881616" name="文字方塊 2"/>
+                <wp:docPr id="8" name="文字方塊 2"/>
                 <wp:cNvGraphicFramePr>
                   <a:graphicFrameLocks xmlns:a="http://schemas.openxmlformats.org/drawingml/2006/main"/>
                 </wp:cNvGraphicFramePr>
@@ -5264,7 +6230,7 @@
                       <wps:spPr bwMode="auto">
                         <a:xfrm>
                           <a:off x="0" y="0"/>
-                          <a:ext cx="3167380" cy="381000"/>
+                          <a:ext cx="3368040" cy="444500"/>
                         </a:xfrm>
                         <a:prstGeom prst="rect">
                           <a:avLst/>
@@ -5299,7 +6265,7 @@
                                 <w:sz w:val="20"/>
                                 <w:szCs w:val="20"/>
                               </w:rPr>
-                              <w:t>大家好，我係</w:t>
+                              <w:t>我係</w:t>
                             </w:r>
                             <w:r>
                               <w:rPr>
@@ -5314,185 +6280,7 @@
                                 <w:sz w:val="20"/>
                                 <w:szCs w:val="20"/>
                               </w:rPr>
-                              <w:t>班嘅杜玉玲，來年負責務政一職，希望可以為大家服務，為信社出一分力。</w:t>
-                            </w:r>
-                          </w:p>
-                        </w:txbxContent>
-                      </wps:txbx>
-                      <wps:bodyPr rot="0" vert="horz" wrap="square" lIns="72000" tIns="18000" rIns="72000" bIns="18000" anchor="t" anchorCtr="0">
-                        <a:noAutofit/>
-                      </wps:bodyPr>
-                    </wps:wsp>
-                  </a:graphicData>
-                </a:graphic>
-                <wp14:sizeRelH relativeFrom="margin">
-                  <wp14:pctWidth>0</wp14:pctWidth>
-                </wp14:sizeRelH>
-                <wp14:sizeRelV relativeFrom="margin">
-                  <wp14:pctHeight>0</wp14:pctHeight>
-                </wp14:sizeRelV>
-              </wp:anchor>
-            </w:drawing>
-          </mc:Choice>
-          <mc:Fallback>
-            <w:pict>
-              <v:shape w14:anchorId="78597C0E" id="_x0000_s1030" type="#_x0000_t202" style="position:absolute;margin-left:302.2pt;margin-top:297pt;width:249.4pt;height:30pt;z-index:251673600;visibility:visible;mso-wrap-style:square;mso-width-percent:0;mso-height-percent:0;mso-wrap-distance-left:9pt;mso-wrap-distance-top:3.6pt;mso-wrap-distance-right:9pt;mso-wrap-distance-bottom:3.6pt;mso-position-horizontal:absolute;mso-position-horizontal-relative:page;mso-position-vertical:absolute;mso-position-vertical-relative:text;mso-width-percent:0;mso-height-percent:0;mso-width-relative:margin;mso-height-relative:margin;v-text-anchor:top" o:gfxdata="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">
-                <v:textbox inset="2mm,.5mm,2mm,.5mm">
-                  <w:txbxContent>
-                    <w:p>
-                      <w:pPr>
-                        <w:spacing w:line="240" w:lineRule="exact"/>
-                        <w:rPr>
-                          <w:rFonts w:ascii="Arial" w:hAnsi="Arial" w:cs="Arial"/>
-                          <w:color w:val="202124"/>
-                          <w:sz w:val="20"/>
-                          <w:szCs w:val="20"/>
-                        </w:rPr>
-                      </w:pPr>
-                      <w:r>
-                        <w:rPr>
-                          <w:rFonts w:hint="eastAsia"/>
-                          <w:sz w:val="20"/>
-                          <w:szCs w:val="20"/>
-                        </w:rPr>
-                        <w:t>大家好，我係</w:t>
-                      </w:r>
-                      <w:r>
-                        <w:rPr>
-                          <w:sz w:val="20"/>
-                          <w:szCs w:val="20"/>
-                        </w:rPr>
-                        <w:t>4A</w:t>
-                      </w:r>
-                      <w:r>
-                        <w:rPr>
-                          <w:rFonts w:hint="eastAsia"/>
-                          <w:sz w:val="20"/>
-                          <w:szCs w:val="20"/>
-                        </w:rPr>
-                        <w:t>班嘅杜玉玲，來年負責務政一職，希望可以為大家服務，為信社出一分力。</w:t>
-                      </w:r>
-                    </w:p>
-                  </w:txbxContent>
-                </v:textbox>
-                <w10:wrap type="square" anchorx="page"/>
-              </v:shape>
-            </w:pict>
-          </mc:Fallback>
-        </mc:AlternateContent>
-      </w:r>
-      <w:r>
-        <w:rPr>
-          <w:noProof/>
-        </w:rPr>
-        <mc:AlternateContent>
-          <mc:Choice Requires="wps">
-            <w:drawing>
-              <wp:anchor distT="45720" distB="45720" distL="114300" distR="114300" simplePos="0" relativeHeight="251660288" behindDoc="0" locked="0" layoutInCell="1" allowOverlap="1" wp14:anchorId="4077354A" wp14:editId="1C821D9F">
-                <wp:simplePos x="0" y="0"/>
-                <wp:positionH relativeFrom="page">
-                  <wp:posOffset>3837940</wp:posOffset>
-                </wp:positionH>
-                <wp:positionV relativeFrom="paragraph">
-                  <wp:posOffset>3136900</wp:posOffset>
-                </wp:positionV>
-                <wp:extent cx="3167380" cy="571500"/>
-                <wp:effectExtent l="0" t="0" r="13970" b="19050"/>
-                <wp:wrapSquare wrapText="bothSides"/>
-                <wp:docPr id="5" name="文字方塊 2"/>
-                <wp:cNvGraphicFramePr>
-                  <a:graphicFrameLocks xmlns:a="http://schemas.openxmlformats.org/drawingml/2006/main"/>
-                </wp:cNvGraphicFramePr>
-                <a:graphic xmlns:a="http://schemas.openxmlformats.org/drawingml/2006/main">
-                  <a:graphicData uri="http://schemas.microsoft.com/office/word/2010/wordprocessingShape">
-                    <wps:wsp>
-                      <wps:cNvSpPr txBox="1">
-                        <a:spLocks noChangeArrowheads="1"/>
-                      </wps:cNvSpPr>
-                      <wps:spPr bwMode="auto">
-                        <a:xfrm>
-                          <a:off x="0" y="0"/>
-                          <a:ext cx="3167380" cy="571500"/>
-                        </a:xfrm>
-                        <a:prstGeom prst="rect">
-                          <a:avLst/>
-                        </a:prstGeom>
-                        <a:solidFill>
-                          <a:srgbClr val="FFFFFF"/>
-                        </a:solidFill>
-                        <a:ln w="9525">
-                          <a:solidFill>
-                            <a:srgbClr val="000000"/>
-                          </a:solidFill>
-                          <a:miter lim="800000"/>
-                          <a:headEnd/>
-                          <a:tailEnd/>
-                        </a:ln>
-                      </wps:spPr>
-                      <wps:txbx>
-                        <w:txbxContent>
-                          <w:p>
-                            <w:pPr>
-                              <w:spacing w:line="240" w:lineRule="exact"/>
-                              <w:rPr>
-                                <w:rFonts w:ascii="Arial" w:hAnsi="Arial" w:cs="Arial"/>
-                                <w:color w:val="202124"/>
-                                <w:sz w:val="16"/>
-                                <w:szCs w:val="20"/>
-                              </w:rPr>
-                            </w:pPr>
-                            <w:r>
-                              <w:rPr>
-                                <w:rFonts w:hint="eastAsia"/>
-                                <w:sz w:val="16"/>
-                                <w:szCs w:val="20"/>
-                              </w:rPr>
-                              <w:t>大家好，我係</w:t>
-                            </w:r>
-                            <w:r>
-                              <w:rPr>
-                                <w:sz w:val="16"/>
-                                <w:szCs w:val="20"/>
-                              </w:rPr>
-                              <w:t xml:space="preserve">5D </w:t>
-                            </w:r>
-                            <w:r>
-                              <w:rPr>
-                                <w:rFonts w:hint="eastAsia"/>
-                                <w:sz w:val="16"/>
-                                <w:szCs w:val="20"/>
-                              </w:rPr>
-                              <w:t>班嘅羅逸浠，嚟緊一年會做信社嘅外務副主席。喺運動會都有參加</w:t>
-                            </w:r>
-                            <w:r>
-                              <w:rPr>
-                                <w:sz w:val="16"/>
-                                <w:szCs w:val="20"/>
-                              </w:rPr>
-                              <w:t xml:space="preserve">41 </w:t>
-                            </w:r>
-                            <w:r>
-                              <w:rPr>
-                                <w:rFonts w:hint="eastAsia"/>
-                                <w:sz w:val="16"/>
-                                <w:szCs w:val="20"/>
-                              </w:rPr>
-                              <w:t>同</w:t>
-                            </w:r>
-                            <w:r>
-                              <w:rPr>
-                                <w:sz w:val="16"/>
-                                <w:szCs w:val="20"/>
-                              </w:rPr>
-                              <w:t>44</w:t>
-                            </w:r>
-                            <w:r>
-                              <w:rPr>
-                                <w:rFonts w:hint="eastAsia"/>
-                                <w:sz w:val="16"/>
-                                <w:szCs w:val="20"/>
-                              </w:rPr>
-                              <w:t>會攞哂所有獎，繼續令信社成為四社霸王。同大家一齊努力奮鬥。</w:t>
+                              <w:t>班嘅鍾栢睿，來年擔任文書一職，希望可以為社出一份力，同埋喺運動會拎晒啲獎，多謝</w:t>
                             </w:r>
                           </w:p>
                         </w:txbxContent>
@@ -5514,7 +6302,7 @@
           </mc:Choice>
           <mc:Fallback>
             <w:pict>
-              <v:shape w14:anchorId="4077354A" id="_x0000_s1031" type="#_x0000_t202" style="position:absolute;margin-left:302.2pt;margin-top:247pt;width:249.4pt;height:45pt;z-index:251660288;visibility:visible;mso-wrap-style:square;mso-width-percent:0;mso-height-percent:0;mso-wrap-distance-left:9pt;mso-wrap-distance-top:3.6pt;mso-wrap-distance-right:9pt;mso-wrap-distance-bottom:3.6pt;mso-position-horizontal:absolute;mso-position-horizontal-relative:page;mso-position-vertical:absolute;mso-position-vertical-relative:text;mso-width-percent:0;mso-height-percent:0;mso-width-relative:margin;mso-height-relative:margin;v-text-anchor:top" o:gfxdata="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">
+              <v:shape w14:anchorId="6FECD57F" id="_x0000_s1030" type="#_x0000_t202" style="position:absolute;margin-left:294pt;margin-top:437.25pt;width:265.2pt;height:35pt;z-index:251663360;visibility:visible;mso-wrap-style:square;mso-width-percent:0;mso-height-percent:0;mso-wrap-distance-left:9pt;mso-wrap-distance-top:3.6pt;mso-wrap-distance-right:9pt;mso-wrap-distance-bottom:3.6pt;mso-position-horizontal:absolute;mso-position-horizontal-relative:page;mso-position-vertical:absolute;mso-position-vertical-relative:text;mso-width-percent:0;mso-height-percent:0;mso-width-relative:margin;mso-height-relative:margin;v-text-anchor:top" o:gfxdata="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">
                 <v:textbox inset=",.5mm,,.5mm">
                   <w:txbxContent>
                     <w:p>
@@ -5523,62 +6311,32 @@
                         <w:rPr>
                           <w:rFonts w:ascii="Arial" w:hAnsi="Arial" w:cs="Arial"/>
                           <w:color w:val="202124"/>
-                          <w:sz w:val="16"/>
+                          <w:sz w:val="20"/>
                           <w:szCs w:val="20"/>
                         </w:rPr>
                       </w:pPr>
                       <w:r>
                         <w:rPr>
                           <w:rFonts w:hint="eastAsia"/>
-                          <w:sz w:val="16"/>
-                          <w:szCs w:val="20"/>
-                        </w:rPr>
-                        <w:t>大家好，我係</w:t>
-                      </w:r>
-                      <w:r>
-                        <w:rPr>
-                          <w:sz w:val="16"/>
-                          <w:szCs w:val="20"/>
-                        </w:rPr>
-                        <w:t xml:space="preserve">5D </w:t>
-                      </w:r>
-                      <w:r>
-                        <w:rPr>
-                          <w:rFonts w:hint="eastAsia"/>
-                          <w:sz w:val="16"/>
-                          <w:szCs w:val="20"/>
-                        </w:rPr>
-                        <w:t>班嘅羅逸浠，嚟緊一年會做信社嘅外務副主席。喺運動會都有參加</w:t>
-                      </w:r>
-                      <w:r>
-                        <w:rPr>
-                          <w:sz w:val="16"/>
-                          <w:szCs w:val="20"/>
-                        </w:rPr>
-                        <w:t xml:space="preserve">41 </w:t>
-                      </w:r>
-                      <w:r>
-                        <w:rPr>
-                          <w:rFonts w:hint="eastAsia"/>
-                          <w:sz w:val="16"/>
-                          <w:szCs w:val="20"/>
-                        </w:rPr>
-                        <w:t>同</w:t>
-                      </w:r>
-                      <w:r>
-                        <w:rPr>
-                          <w:sz w:val="16"/>
-                          <w:szCs w:val="20"/>
-                        </w:rPr>
-                        <w:t>44</w:t>
-                      </w:r>
-                      <w:r>
-                        <w:rPr>
-                          <w:rFonts w:hint="eastAsia"/>
-                          <w:sz w:val="16"/>
-                          <w:szCs w:val="20"/>
-                        </w:rPr>
-                        <w:t>會攞哂所有獎，繼續令信社成為四社霸王。同大家一齊努力奮鬥。</w:t>
+                          <w:sz w:val="20"/>
+                          <w:szCs w:val="20"/>
+                        </w:rPr>
+                        <w:t>我係</w:t>
+                      </w:r>
+                      <w:r>
+                        <w:rPr>
+                          <w:sz w:val="20"/>
+                          <w:szCs w:val="20"/>
+                        </w:rPr>
+                        <w:t>4A</w:t>
+                      </w:r>
+                      <w:r>
+                        <w:rPr>
+                          <w:rFonts w:hint="eastAsia"/>
+                          <w:sz w:val="20"/>
+                          <w:szCs w:val="20"/>
+                        </w:rPr>
+                        <w:t>班嘅鍾栢睿，來年擔任文書一職，希望可以為社出一份力，同埋喺運動會拎晒啲獎，多謝</w:t>
                       </w:r>
                     </w:p>
                   </w:txbxContent>
@@ -5594,1751 +6352,15 @@
           <w:noProof/>
         </w:rPr>
         <mc:AlternateContent>
-          <mc:Choice Requires="wps">
-            <w:drawing>
-              <wp:anchor distT="45720" distB="45720" distL="114300" distR="114300" simplePos="0" relativeHeight="251662336" behindDoc="0" locked="0" layoutInCell="1" allowOverlap="1" wp14:anchorId="28011CBD" wp14:editId="6641D73E">
-                <wp:simplePos x="0" y="0"/>
-                <wp:positionH relativeFrom="page">
-                  <wp:posOffset>3837940</wp:posOffset>
-                </wp:positionH>
-                <wp:positionV relativeFrom="paragraph">
-                  <wp:posOffset>4660900</wp:posOffset>
-                </wp:positionV>
-                <wp:extent cx="3167380" cy="508000"/>
-                <wp:effectExtent l="0" t="0" r="13970" b="25400"/>
-                <wp:wrapSquare wrapText="bothSides"/>
-                <wp:docPr id="7" name="文字方塊 2"/>
-                <wp:cNvGraphicFramePr>
-                  <a:graphicFrameLocks xmlns:a="http://schemas.openxmlformats.org/drawingml/2006/main"/>
-                </wp:cNvGraphicFramePr>
-                <a:graphic xmlns:a="http://schemas.openxmlformats.org/drawingml/2006/main">
-                  <a:graphicData uri="http://schemas.microsoft.com/office/word/2010/wordprocessingShape">
-                    <wps:wsp>
-                      <wps:cNvSpPr txBox="1">
-                        <a:spLocks noChangeArrowheads="1"/>
-                      </wps:cNvSpPr>
-                      <wps:spPr bwMode="auto">
-                        <a:xfrm>
-                          <a:off x="0" y="0"/>
-                          <a:ext cx="3167380" cy="508000"/>
-                        </a:xfrm>
-                        <a:prstGeom prst="rect">
-                          <a:avLst/>
-                        </a:prstGeom>
-                        <a:solidFill>
-                          <a:srgbClr val="FFFFFF"/>
-                        </a:solidFill>
-                        <a:ln w="9525">
-                          <a:solidFill>
-                            <a:srgbClr val="000000"/>
-                          </a:solidFill>
-                          <a:miter lim="800000"/>
-                          <a:headEnd/>
-                          <a:tailEnd/>
-                        </a:ln>
-                      </wps:spPr>
-                      <wps:txbx>
-                        <w:txbxContent>
-                          <w:p>
-                            <w:pPr>
-                              <w:spacing w:line="240" w:lineRule="exact"/>
-                              <w:rPr>
-                                <w:rFonts w:asciiTheme="minorEastAsia" w:hAnsiTheme="minorEastAsia" w:cs="Arial Unicode MS"/>
-                                <w:sz w:val="20"/>
-                                <w:szCs w:val="20"/>
-                              </w:rPr>
-                            </w:pPr>
-                            <w:r>
-                              <w:rPr>
-                                <w:rFonts w:hint="eastAsia"/>
-                                <w:sz w:val="20"/>
-                                <w:szCs w:val="20"/>
-                              </w:rPr>
-                              <w:t>大家好，我係文正源，來年我會擔任文書一職，希望我可以為信社盡一分力，令信社變得更好</w:t>
-                            </w:r>
-                          </w:p>
-                        </w:txbxContent>
-                      </wps:txbx>
-                      <wps:bodyPr rot="0" vert="horz" wrap="square" lIns="72000" tIns="18000" rIns="72000" bIns="18000" anchor="t" anchorCtr="0">
-                        <a:noAutofit/>
-                      </wps:bodyPr>
-                    </wps:wsp>
-                  </a:graphicData>
-                </a:graphic>
-                <wp14:sizeRelH relativeFrom="margin">
-                  <wp14:pctWidth>0</wp14:pctWidth>
-                </wp14:sizeRelH>
-                <wp14:sizeRelV relativeFrom="margin">
-                  <wp14:pctHeight>0</wp14:pctHeight>
-                </wp14:sizeRelV>
-              </wp:anchor>
-            </w:drawing>
-          </mc:Choice>
-          <mc:Fallback>
-            <w:pict>
-              <v:shape w14:anchorId="28011CBD" id="_x0000_s1032" type="#_x0000_t202" style="position:absolute;margin-left:302.2pt;margin-top:367pt;width:249.4pt;height:40pt;z-index:251662336;visibility:visible;mso-wrap-style:square;mso-width-percent:0;mso-height-percent:0;mso-wrap-distance-left:9pt;mso-wrap-distance-top:3.6pt;mso-wrap-distance-right:9pt;mso-wrap-distance-bottom:3.6pt;mso-position-horizontal:absolute;mso-position-horizontal-relative:page;mso-position-vertical:absolute;mso-position-vertical-relative:text;mso-width-percent:0;mso-height-percent:0;mso-width-relative:margin;mso-height-relative:margin;v-text-anchor:top" o:gfxdata="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">
-                <v:textbox inset="2mm,.5mm,2mm,.5mm">
-                  <w:txbxContent>
-                    <w:p>
-                      <w:pPr>
-                        <w:spacing w:line="240" w:lineRule="exact"/>
-                        <w:rPr>
-                          <w:rFonts w:asciiTheme="minorEastAsia" w:hAnsiTheme="minorEastAsia" w:cs="Arial Unicode MS"/>
-                          <w:sz w:val="20"/>
-                          <w:szCs w:val="20"/>
-                        </w:rPr>
-                      </w:pPr>
-                      <w:r>
-                        <w:rPr>
-                          <w:rFonts w:hint="eastAsia"/>
-                          <w:sz w:val="20"/>
-                          <w:szCs w:val="20"/>
-                        </w:rPr>
-                        <w:t>大家好，我係文正源，來年我會擔任文書一職，希望我可以為信社盡一分力，令信社變得更好</w:t>
-                      </w:r>
-                    </w:p>
-                  </w:txbxContent>
-                </v:textbox>
-                <w10:wrap type="square" anchorx="page"/>
-              </v:shape>
-            </w:pict>
-          </mc:Fallback>
-        </mc:AlternateContent>
-      </w:r>
-      <w:r>
-        <w:rPr>
-          <w:noProof/>
-        </w:rPr>
-        <mc:AlternateContent>
-          <mc:Choice Requires="wps">
-            <w:drawing>
-              <wp:anchor distT="45720" distB="45720" distL="114300" distR="114300" simplePos="0" relativeHeight="251668480" behindDoc="0" locked="0" layoutInCell="1" allowOverlap="1" wp14:anchorId="31E0726D" wp14:editId="59C0EFBD">
-                <wp:simplePos x="0" y="0"/>
-                <wp:positionH relativeFrom="page">
-                  <wp:posOffset>3837940</wp:posOffset>
-                </wp:positionH>
-                <wp:positionV relativeFrom="paragraph">
-                  <wp:posOffset>5740400</wp:posOffset>
-                </wp:positionV>
-                <wp:extent cx="3167380" cy="508000"/>
-                <wp:effectExtent l="0" t="0" r="13970" b="25400"/>
-                <wp:wrapSquare wrapText="bothSides"/>
-                <wp:docPr id="14" name="文字方塊 2"/>
-                <wp:cNvGraphicFramePr>
-                  <a:graphicFrameLocks xmlns:a="http://schemas.openxmlformats.org/drawingml/2006/main"/>
-                </wp:cNvGraphicFramePr>
-                <a:graphic xmlns:a="http://schemas.openxmlformats.org/drawingml/2006/main">
-                  <a:graphicData uri="http://schemas.microsoft.com/office/word/2010/wordprocessingShape">
-                    <wps:wsp>
-                      <wps:cNvSpPr txBox="1">
-                        <a:spLocks noChangeArrowheads="1"/>
-                      </wps:cNvSpPr>
-                      <wps:spPr bwMode="auto">
-                        <a:xfrm>
-                          <a:off x="0" y="0"/>
-                          <a:ext cx="3167380" cy="508000"/>
-                        </a:xfrm>
-                        <a:prstGeom prst="rect">
-                          <a:avLst/>
-                        </a:prstGeom>
-                        <a:solidFill>
-                          <a:srgbClr val="FFFFFF"/>
-                        </a:solidFill>
-                        <a:ln w="9525">
-                          <a:solidFill>
-                            <a:srgbClr val="000000"/>
-                          </a:solidFill>
-                          <a:miter lim="800000"/>
-                          <a:headEnd/>
-                          <a:tailEnd/>
-                        </a:ln>
-                      </wps:spPr>
-                      <wps:txbx>
-                        <w:txbxContent>
-                          <w:p>
-                            <w:pPr>
-                              <w:spacing w:line="240" w:lineRule="exact"/>
-                              <w:rPr>
-                                <w:rFonts w:ascii="Arial" w:hAnsi="Arial" w:cs="Arial"/>
-                                <w:color w:val="202124"/>
-                                <w:sz w:val="20"/>
-                                <w:szCs w:val="20"/>
-                              </w:rPr>
-                            </w:pPr>
-                            <w:r>
-                              <w:rPr>
-                                <w:rFonts w:hint="eastAsia"/>
-                                <w:sz w:val="20"/>
-                                <w:szCs w:val="20"/>
-                              </w:rPr>
-                              <w:t>大家好，我係</w:t>
-                            </w:r>
-                            <w:r>
-                              <w:rPr>
-                                <w:rFonts w:hint="eastAsia"/>
-                                <w:sz w:val="20"/>
-                                <w:szCs w:val="20"/>
-                              </w:rPr>
-                              <w:t>3D</w:t>
-                            </w:r>
-                            <w:r>
-                              <w:rPr>
-                                <w:rFonts w:hint="eastAsia"/>
-                                <w:sz w:val="20"/>
-                                <w:szCs w:val="20"/>
-                              </w:rPr>
-                              <w:t>楊凱喬，來年我會負責康樂呢個職位，希望可以幫信社出一分力</w:t>
-                            </w:r>
-                          </w:p>
-                        </w:txbxContent>
-                      </wps:txbx>
-                      <wps:bodyPr rot="0" vert="horz" wrap="square" lIns="91440" tIns="18000" rIns="91440" bIns="18000" anchor="t" anchorCtr="0">
-                        <a:noAutofit/>
-                      </wps:bodyPr>
-                    </wps:wsp>
-                  </a:graphicData>
-                </a:graphic>
-                <wp14:sizeRelH relativeFrom="margin">
-                  <wp14:pctWidth>0</wp14:pctWidth>
-                </wp14:sizeRelH>
-                <wp14:sizeRelV relativeFrom="margin">
-                  <wp14:pctHeight>0</wp14:pctHeight>
-                </wp14:sizeRelV>
-              </wp:anchor>
-            </w:drawing>
-          </mc:Choice>
-          <mc:Fallback>
-            <w:pict>
-              <v:shape w14:anchorId="31E0726D" id="_x0000_s1033" type="#_x0000_t202" style="position:absolute;margin-left:302.2pt;margin-top:452pt;width:249.4pt;height:40pt;z-index:251668480;visibility:visible;mso-wrap-style:square;mso-width-percent:0;mso-height-percent:0;mso-wrap-distance-left:9pt;mso-wrap-distance-top:3.6pt;mso-wrap-distance-right:9pt;mso-wrap-distance-bottom:3.6pt;mso-position-horizontal:absolute;mso-position-horizontal-relative:page;mso-position-vertical:absolute;mso-position-vertical-relative:text;mso-width-percent:0;mso-height-percent:0;mso-width-relative:margin;mso-height-relative:margin;v-text-anchor:top" o:gfxdata="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">
-                <v:textbox inset=",.5mm,,.5mm">
-                  <w:txbxContent>
-                    <w:p>
-                      <w:pPr>
-                        <w:spacing w:line="240" w:lineRule="exact"/>
-                        <w:rPr>
-                          <w:rFonts w:ascii="Arial" w:hAnsi="Arial" w:cs="Arial"/>
-                          <w:color w:val="202124"/>
-                          <w:sz w:val="20"/>
-                          <w:szCs w:val="20"/>
-                        </w:rPr>
-                      </w:pPr>
-                      <w:r>
-                        <w:rPr>
-                          <w:rFonts w:hint="eastAsia"/>
-                          <w:sz w:val="20"/>
-                          <w:szCs w:val="20"/>
-                        </w:rPr>
-                        <w:t>大家好，我係</w:t>
-                      </w:r>
-                      <w:r>
-                        <w:rPr>
-                          <w:rFonts w:hint="eastAsia"/>
-                          <w:sz w:val="20"/>
-                          <w:szCs w:val="20"/>
-                        </w:rPr>
-                        <w:t>3D</w:t>
-                      </w:r>
-                      <w:r>
-                        <w:rPr>
-                          <w:rFonts w:hint="eastAsia"/>
-                          <w:sz w:val="20"/>
-                          <w:szCs w:val="20"/>
-                        </w:rPr>
-                        <w:t>楊凱喬，來年我會負責康樂呢個職位，希望可以幫信社出一分力</w:t>
-                      </w:r>
-                    </w:p>
-                  </w:txbxContent>
-                </v:textbox>
-                <w10:wrap type="square" anchorx="page"/>
-              </v:shape>
-            </w:pict>
-          </mc:Fallback>
-        </mc:AlternateContent>
-      </w:r>
-      <w:r>
-        <w:rPr>
-          <w:noProof/>
-        </w:rPr>
-        <mc:AlternateContent>
-          <mc:Choice Requires="wps">
-            <w:drawing>
-              <wp:anchor distT="45720" distB="45720" distL="114300" distR="114300" simplePos="0" relativeHeight="251661312" behindDoc="0" locked="0" layoutInCell="1" allowOverlap="1" wp14:anchorId="33E75CF1" wp14:editId="7D70D1C2">
-                <wp:simplePos x="0" y="0"/>
-                <wp:positionH relativeFrom="page">
-                  <wp:posOffset>3837940</wp:posOffset>
-                </wp:positionH>
-                <wp:positionV relativeFrom="paragraph">
-                  <wp:posOffset>4216400</wp:posOffset>
-                </wp:positionV>
-                <wp:extent cx="3167380" cy="381000"/>
-                <wp:effectExtent l="0" t="0" r="13970" b="19050"/>
-                <wp:wrapSquare wrapText="bothSides"/>
-                <wp:docPr id="6" name="文字方塊 2"/>
-                <wp:cNvGraphicFramePr>
-                  <a:graphicFrameLocks xmlns:a="http://schemas.openxmlformats.org/drawingml/2006/main"/>
-                </wp:cNvGraphicFramePr>
-                <a:graphic xmlns:a="http://schemas.openxmlformats.org/drawingml/2006/main">
-                  <a:graphicData uri="http://schemas.microsoft.com/office/word/2010/wordprocessingShape">
-                    <wps:wsp>
-                      <wps:cNvSpPr txBox="1">
-                        <a:spLocks noChangeArrowheads="1"/>
-                      </wps:cNvSpPr>
-                      <wps:spPr bwMode="auto">
-                        <a:xfrm>
-                          <a:off x="0" y="0"/>
-                          <a:ext cx="3167380" cy="381000"/>
-                        </a:xfrm>
-                        <a:prstGeom prst="rect">
-                          <a:avLst/>
-                        </a:prstGeom>
-                        <a:solidFill>
-                          <a:srgbClr val="FFFFFF"/>
-                        </a:solidFill>
-                        <a:ln w="9525">
-                          <a:solidFill>
-                            <a:srgbClr val="000000"/>
-                          </a:solidFill>
-                          <a:miter lim="800000"/>
-                          <a:headEnd/>
-                          <a:tailEnd/>
-                        </a:ln>
-                      </wps:spPr>
-                      <wps:txbx>
-                        <w:txbxContent>
-                          <w:p>
-                            <w:pPr>
-                              <w:spacing w:line="220" w:lineRule="exact"/>
-                              <w:rPr>
-                                <w:rFonts w:ascii="Arial" w:hAnsi="Arial" w:cs="Arial"/>
-                                <w:color w:val="202124"/>
-                                <w:sz w:val="20"/>
-                                <w:szCs w:val="20"/>
-                              </w:rPr>
-                            </w:pPr>
-                            <w:r>
-                              <w:rPr>
-                                <w:rFonts w:hint="eastAsia"/>
-                                <w:sz w:val="20"/>
-                                <w:szCs w:val="20"/>
-                              </w:rPr>
-                              <w:t>Hello</w:t>
-                            </w:r>
-                            <w:r>
-                              <w:rPr>
-                                <w:rFonts w:hint="eastAsia"/>
-                                <w:sz w:val="20"/>
-                                <w:szCs w:val="20"/>
-                              </w:rPr>
-                              <w:t>我係</w:t>
-                            </w:r>
-                            <w:r>
-                              <w:rPr>
-                                <w:rFonts w:hint="eastAsia"/>
-                                <w:sz w:val="20"/>
-                                <w:szCs w:val="20"/>
-                              </w:rPr>
-                              <w:t>5A</w:t>
-                            </w:r>
-                            <w:r>
-                              <w:rPr>
-                                <w:rFonts w:hint="eastAsia"/>
-                                <w:sz w:val="20"/>
-                                <w:szCs w:val="20"/>
-                              </w:rPr>
-                              <w:t>班黃彥博，來年會擔任社財政一職，我會盡力幫社計好條數，請多多指教</w:t>
-                            </w:r>
-                          </w:p>
-                        </w:txbxContent>
-                      </wps:txbx>
-                      <wps:bodyPr rot="0" vert="horz" wrap="square" lIns="72000" tIns="18000" rIns="72000" bIns="18000" anchor="t" anchorCtr="0">
-                        <a:noAutofit/>
-                      </wps:bodyPr>
-                    </wps:wsp>
-                  </a:graphicData>
-                </a:graphic>
-                <wp14:sizeRelH relativeFrom="margin">
-                  <wp14:pctWidth>0</wp14:pctWidth>
-                </wp14:sizeRelH>
-                <wp14:sizeRelV relativeFrom="margin">
-                  <wp14:pctHeight>0</wp14:pctHeight>
-                </wp14:sizeRelV>
-              </wp:anchor>
-            </w:drawing>
-          </mc:Choice>
-          <mc:Fallback>
-            <w:pict>
-              <v:shape w14:anchorId="33E75CF1" id="_x0000_s1034" type="#_x0000_t202" style="position:absolute;margin-left:302.2pt;margin-top:332pt;width:249.4pt;height:30pt;z-index:251661312;visibility:visible;mso-wrap-style:square;mso-width-percent:0;mso-height-percent:0;mso-wrap-distance-left:9pt;mso-wrap-distance-top:3.6pt;mso-wrap-distance-right:9pt;mso-wrap-distance-bottom:3.6pt;mso-position-horizontal:absolute;mso-position-horizontal-relative:page;mso-position-vertical:absolute;mso-position-vertical-relative:text;mso-width-percent:0;mso-height-percent:0;mso-width-relative:margin;mso-height-relative:margin;v-text-anchor:top" o:gfxdata="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">
-                <v:textbox inset="2mm,.5mm,2mm,.5mm">
-                  <w:txbxContent>
-                    <w:p>
-                      <w:pPr>
-                        <w:spacing w:line="220" w:lineRule="exact"/>
-                        <w:rPr>
-                          <w:rFonts w:ascii="Arial" w:hAnsi="Arial" w:cs="Arial"/>
-                          <w:color w:val="202124"/>
-                          <w:sz w:val="20"/>
-                          <w:szCs w:val="20"/>
-                        </w:rPr>
-                      </w:pPr>
-                      <w:r>
-                        <w:rPr>
-                          <w:rFonts w:hint="eastAsia"/>
-                          <w:sz w:val="20"/>
-                          <w:szCs w:val="20"/>
-                        </w:rPr>
-                        <w:t>Hello</w:t>
-                      </w:r>
-                      <w:r>
-                        <w:rPr>
-                          <w:rFonts w:hint="eastAsia"/>
-                          <w:sz w:val="20"/>
-                          <w:szCs w:val="20"/>
-                        </w:rPr>
-                        <w:t>我係</w:t>
-                      </w:r>
-                      <w:r>
-                        <w:rPr>
-                          <w:rFonts w:hint="eastAsia"/>
-                          <w:sz w:val="20"/>
-                          <w:szCs w:val="20"/>
-                        </w:rPr>
-                        <w:t>5A</w:t>
-                      </w:r>
-                      <w:r>
-                        <w:rPr>
-                          <w:rFonts w:hint="eastAsia"/>
-                          <w:sz w:val="20"/>
-                          <w:szCs w:val="20"/>
-                        </w:rPr>
-                        <w:t>班黃彥博，來年會擔任社財政一職，我會盡力幫社計好條數，請多多指教</w:t>
-                      </w:r>
-                    </w:p>
-                  </w:txbxContent>
-                </v:textbox>
-                <w10:wrap type="square" anchorx="page"/>
-              </v:shape>
-            </w:pict>
-          </mc:Fallback>
-        </mc:AlternateContent>
-      </w:r>
-      <w:r>
-        <w:rPr>
-          <w:noProof/>
-        </w:rPr>
-        <mc:AlternateContent>
-          <mc:Choice Requires="wps">
-            <w:drawing>
-              <wp:anchor distT="45720" distB="45720" distL="114300" distR="114300" simplePos="0" relativeHeight="251663360" behindDoc="0" locked="0" layoutInCell="1" allowOverlap="1" wp14:anchorId="6FECD57F" wp14:editId="287F0BF5">
-                <wp:simplePos x="0" y="0"/>
-                <wp:positionH relativeFrom="page">
-                  <wp:posOffset>3837940</wp:posOffset>
-                </wp:positionH>
-                <wp:positionV relativeFrom="paragraph">
-                  <wp:posOffset>5232400</wp:posOffset>
-                </wp:positionV>
-                <wp:extent cx="3167380" cy="444500"/>
-                <wp:effectExtent l="0" t="0" r="13970" b="12700"/>
-                <wp:wrapSquare wrapText="bothSides"/>
-                <wp:docPr id="8" name="文字方塊 2"/>
-                <wp:cNvGraphicFramePr>
-                  <a:graphicFrameLocks xmlns:a="http://schemas.openxmlformats.org/drawingml/2006/main"/>
-                </wp:cNvGraphicFramePr>
-                <a:graphic xmlns:a="http://schemas.openxmlformats.org/drawingml/2006/main">
-                  <a:graphicData uri="http://schemas.microsoft.com/office/word/2010/wordprocessingShape">
-                    <wps:wsp>
-                      <wps:cNvSpPr txBox="1">
-                        <a:spLocks noChangeArrowheads="1"/>
-                      </wps:cNvSpPr>
-                      <wps:spPr bwMode="auto">
-                        <a:xfrm>
-                          <a:off x="0" y="0"/>
-                          <a:ext cx="3167380" cy="444500"/>
-                        </a:xfrm>
-                        <a:prstGeom prst="rect">
-                          <a:avLst/>
-                        </a:prstGeom>
-                        <a:solidFill>
-                          <a:srgbClr val="FFFFFF"/>
-                        </a:solidFill>
-                        <a:ln w="9525">
-                          <a:solidFill>
-                            <a:srgbClr val="000000"/>
-                          </a:solidFill>
-                          <a:miter lim="800000"/>
-                          <a:headEnd/>
-                          <a:tailEnd/>
-                        </a:ln>
-                      </wps:spPr>
-                      <wps:txbx>
-                        <w:txbxContent>
-                          <w:p>
-                            <w:pPr>
-                              <w:spacing w:line="240" w:lineRule="exact"/>
-                              <w:rPr>
-                                <w:rFonts w:ascii="Arial" w:hAnsi="Arial" w:cs="Arial"/>
-                                <w:color w:val="202124"/>
-                                <w:sz w:val="20"/>
-                                <w:szCs w:val="20"/>
-                              </w:rPr>
-                            </w:pPr>
-                            <w:r>
-                              <w:rPr>
-                                <w:rFonts w:hint="eastAsia"/>
-                                <w:sz w:val="20"/>
-                                <w:szCs w:val="20"/>
-                              </w:rPr>
-                              <w:t>我係</w:t>
-                            </w:r>
-                            <w:r>
-                              <w:rPr>
-                                <w:sz w:val="20"/>
-                                <w:szCs w:val="20"/>
-                              </w:rPr>
-                              <w:t>4A</w:t>
-                            </w:r>
-                            <w:r>
-                              <w:rPr>
-                                <w:rFonts w:hint="eastAsia"/>
-                                <w:sz w:val="20"/>
-                                <w:szCs w:val="20"/>
-                              </w:rPr>
-                              <w:t>班嘅鍾栢睿，來年擔任文書一職，希望可以為社出一份力，同埋喺運動會拎晒啲獎，多謝</w:t>
-                            </w:r>
-                          </w:p>
-                        </w:txbxContent>
-                      </wps:txbx>
-                      <wps:bodyPr rot="0" vert="horz" wrap="square" lIns="91440" tIns="18000" rIns="91440" bIns="18000" anchor="t" anchorCtr="0">
-                        <a:noAutofit/>
-                      </wps:bodyPr>
-                    </wps:wsp>
-                  </a:graphicData>
-                </a:graphic>
-                <wp14:sizeRelH relativeFrom="margin">
-                  <wp14:pctWidth>0</wp14:pctWidth>
-                </wp14:sizeRelH>
-                <wp14:sizeRelV relativeFrom="margin">
-                  <wp14:pctHeight>0</wp14:pctHeight>
-                </wp14:sizeRelV>
-              </wp:anchor>
-            </w:drawing>
-          </mc:Choice>
-          <mc:Fallback>
-            <w:pict>
-              <v:shape w14:anchorId="6FECD57F" id="_x0000_s1035" type="#_x0000_t202" style="position:absolute;margin-left:302.2pt;margin-top:412pt;width:249.4pt;height:35pt;z-index:251663360;visibility:visible;mso-wrap-style:square;mso-width-percent:0;mso-height-percent:0;mso-wrap-distance-left:9pt;mso-wrap-distance-top:3.6pt;mso-wrap-distance-right:9pt;mso-wrap-distance-bottom:3.6pt;mso-position-horizontal:absolute;mso-position-horizontal-relative:page;mso-position-vertical:absolute;mso-position-vertical-relative:text;mso-width-percent:0;mso-height-percent:0;mso-width-relative:margin;mso-height-relative:margin;v-text-anchor:top" o:gfxdata="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">
-                <v:textbox inset=",.5mm,,.5mm">
-                  <w:txbxContent>
-                    <w:p>
-                      <w:pPr>
-                        <w:spacing w:line="240" w:lineRule="exact"/>
-                        <w:rPr>
-                          <w:rFonts w:ascii="Arial" w:hAnsi="Arial" w:cs="Arial"/>
-                          <w:color w:val="202124"/>
-                          <w:sz w:val="20"/>
-                          <w:szCs w:val="20"/>
-                        </w:rPr>
-                      </w:pPr>
-                      <w:r>
-                        <w:rPr>
-                          <w:rFonts w:hint="eastAsia"/>
-                          <w:sz w:val="20"/>
-                          <w:szCs w:val="20"/>
-                        </w:rPr>
-                        <w:t>我係</w:t>
-                      </w:r>
-                      <w:r>
-                        <w:rPr>
-                          <w:sz w:val="20"/>
-                          <w:szCs w:val="20"/>
-                        </w:rPr>
-                        <w:t>4A</w:t>
-                      </w:r>
-                      <w:r>
-                        <w:rPr>
-                          <w:rFonts w:hint="eastAsia"/>
-                          <w:sz w:val="20"/>
-                          <w:szCs w:val="20"/>
-                        </w:rPr>
-                        <w:t>班嘅鍾栢睿，來年擔任文書一職，希望可以為社出一份力，同埋喺運動會拎晒啲獎，多謝</w:t>
-                      </w:r>
-                    </w:p>
-                  </w:txbxContent>
-                </v:textbox>
-                <w10:wrap type="square" anchorx="page"/>
-              </v:shape>
-            </w:pict>
-          </mc:Fallback>
-        </mc:AlternateContent>
-      </w:r>
-      <w:r>
-        <w:rPr>
-          <w:noProof/>
-        </w:rPr>
-        <mc:AlternateContent>
-          <mc:Choice Requires="wps">
-            <w:drawing>
-              <wp:anchor distT="45720" distB="45720" distL="114300" distR="114300" simplePos="0" relativeHeight="251659264" behindDoc="0" locked="0" layoutInCell="1" allowOverlap="1" wp14:anchorId="57F0D0AA" wp14:editId="1F486DAE">
-                <wp:simplePos x="0" y="0"/>
-                <wp:positionH relativeFrom="page">
-                  <wp:posOffset>3836670</wp:posOffset>
-                </wp:positionH>
-                <wp:positionV relativeFrom="paragraph">
-                  <wp:posOffset>1742440</wp:posOffset>
-                </wp:positionV>
-                <wp:extent cx="3167380" cy="1333500"/>
-                <wp:effectExtent l="0" t="0" r="13970" b="19050"/>
-                <wp:wrapSquare wrapText="bothSides"/>
-                <wp:docPr id="1" name="文字方塊 2"/>
-                <wp:cNvGraphicFramePr>
-                  <a:graphicFrameLocks xmlns:a="http://schemas.openxmlformats.org/drawingml/2006/main"/>
-                </wp:cNvGraphicFramePr>
-                <a:graphic xmlns:a="http://schemas.openxmlformats.org/drawingml/2006/main">
-                  <a:graphicData uri="http://schemas.microsoft.com/office/word/2010/wordprocessingShape">
-                    <wps:wsp>
-                      <wps:cNvSpPr txBox="1">
-                        <a:spLocks noChangeArrowheads="1"/>
-                      </wps:cNvSpPr>
-                      <wps:spPr bwMode="auto">
-                        <a:xfrm>
-                          <a:off x="0" y="0"/>
-                          <a:ext cx="3167380" cy="1333500"/>
-                        </a:xfrm>
-                        <a:prstGeom prst="rect">
-                          <a:avLst/>
-                        </a:prstGeom>
-                        <a:solidFill>
-                          <a:srgbClr val="FFFFFF"/>
-                        </a:solidFill>
-                        <a:ln w="9525">
-                          <a:solidFill>
-                            <a:srgbClr val="000000"/>
-                          </a:solidFill>
-                          <a:miter lim="800000"/>
-                          <a:headEnd/>
-                          <a:tailEnd/>
-                        </a:ln>
-                      </wps:spPr>
-                      <wps:txbx>
-                        <w:txbxContent>
-                          <w:p>
-                            <w:pPr>
-                              <w:spacing w:line="240" w:lineRule="exact"/>
-                              <w:rPr>
-                                <w:sz w:val="14"/>
-                                <w:szCs w:val="20"/>
-                              </w:rPr>
-                            </w:pPr>
-                            <w:r>
-                              <w:rPr>
-                                <w:rFonts w:hint="eastAsia"/>
-                                <w:sz w:val="14"/>
-                                <w:szCs w:val="20"/>
-                              </w:rPr>
-                              <w:t>Hello!!!!</w:t>
-                            </w:r>
-                            <w:r>
-                              <w:rPr>
-                                <w:rFonts w:ascii="Segoe UI Emoji" w:hAnsi="Segoe UI Emoji" w:cs="Segoe UI Emoji"/>
-                                <w:sz w:val="14"/>
-                                <w:szCs w:val="20"/>
-                              </w:rPr>
-                              <w:t>👋</w:t>
-                            </w:r>
-                            <w:r>
-                              <w:rPr>
-                                <w:rFonts w:hint="eastAsia"/>
-                                <w:sz w:val="14"/>
-                                <w:szCs w:val="20"/>
-                              </w:rPr>
-                              <w:t xml:space="preserve"> </w:t>
-                            </w:r>
-                            <w:r>
-                              <w:rPr>
-                                <w:rFonts w:hint="eastAsia"/>
-                                <w:sz w:val="14"/>
-                                <w:szCs w:val="20"/>
-                              </w:rPr>
-                              <w:t>大家好，我係</w:t>
-                            </w:r>
-                            <w:r>
-                              <w:rPr>
-                                <w:rFonts w:hint="eastAsia"/>
-                                <w:sz w:val="14"/>
-                                <w:szCs w:val="20"/>
-                              </w:rPr>
-                              <w:t>5C</w:t>
-                            </w:r>
-                            <w:r>
-                              <w:rPr>
-                                <w:rFonts w:hint="eastAsia"/>
-                                <w:sz w:val="14"/>
-                                <w:szCs w:val="20"/>
-                              </w:rPr>
-                              <w:t>班蔡焯昕，上年度擔任康樂一職，今年度將競選內務副主席。</w:t>
-                            </w:r>
-                          </w:p>
-                          <w:p>
-                            <w:pPr>
-                              <w:spacing w:line="240" w:lineRule="exact"/>
-                              <w:rPr>
-                                <w:sz w:val="14"/>
-                                <w:szCs w:val="20"/>
-                              </w:rPr>
-                            </w:pPr>
-                            <w:r>
-                              <w:rPr>
-                                <w:rFonts w:hint="eastAsia"/>
-                                <w:sz w:val="14"/>
-                                <w:szCs w:val="20"/>
-                              </w:rPr>
-                              <w:t>係過去一年入面，我參與咗信社好多大大小小嘅活動，例如陸運會籌備同接力、社際籃球、社劇嘅幕後工作，又或者係接待中一新生嘅相關活動，我都有投入其中。呢啲經驗令我熟悉信社嘅運作，亦都了解活動由籌備到完成當中嘅各項細節，令我有信心可以繼續為信社服務，並且做得更好</w:t>
-                            </w:r>
-                          </w:p>
-                          <w:p>
-                            <w:pPr>
-                              <w:spacing w:line="240" w:lineRule="exact"/>
-                              <w:rPr>
-                                <w:rFonts w:ascii="Arial" w:hAnsi="Arial" w:cs="Arial"/>
-                                <w:color w:val="202124"/>
-                                <w:sz w:val="14"/>
-                                <w:szCs w:val="20"/>
-                              </w:rPr>
-                            </w:pPr>
-                            <w:r>
-                              <w:rPr>
-                                <w:rFonts w:hint="eastAsia"/>
-                                <w:sz w:val="14"/>
-                                <w:szCs w:val="20"/>
-                              </w:rPr>
-                              <w:t>如果有任何關於社運作嘅問題想了解，歡迎大家嚟搵我！希望可以同大家一齊，令信社變得更好。多謝大家！</w:t>
-                            </w:r>
-                          </w:p>
-                        </w:txbxContent>
-                      </wps:txbx>
-                      <wps:bodyPr rot="0" vert="horz" wrap="square" lIns="91440" tIns="18000" rIns="91440" bIns="18000" anchor="t" anchorCtr="0">
-                        <a:noAutofit/>
-                      </wps:bodyPr>
-                    </wps:wsp>
-                  </a:graphicData>
-                </a:graphic>
-                <wp14:sizeRelH relativeFrom="margin">
-                  <wp14:pctWidth>0</wp14:pctWidth>
-                </wp14:sizeRelH>
-                <wp14:sizeRelV relativeFrom="margin">
-                  <wp14:pctHeight>0</wp14:pctHeight>
-                </wp14:sizeRelV>
-              </wp:anchor>
-            </w:drawing>
-          </mc:Choice>
-          <mc:Fallback>
-            <w:pict>
-              <v:shape w14:anchorId="57F0D0AA" id="_x0000_s1036" type="#_x0000_t202" style="position:absolute;margin-left:302.1pt;margin-top:137.2pt;width:249.4pt;height:105pt;z-index:251659264;visibility:visible;mso-wrap-style:square;mso-width-percent:0;mso-height-percent:0;mso-wrap-distance-left:9pt;mso-wrap-distance-top:3.6pt;mso-wrap-distance-right:9pt;mso-wrap-distance-bottom:3.6pt;mso-position-horizontal:absolute;mso-position-horizontal-relative:page;mso-position-vertical:absolute;mso-position-vertical-relative:text;mso-width-percent:0;mso-height-percent:0;mso-width-relative:margin;mso-height-relative:margin;v-text-anchor:top" o:gfxdata="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">
-                <v:textbox inset=",.5mm,,.5mm">
-                  <w:txbxContent>
-                    <w:p>
-                      <w:pPr>
-                        <w:spacing w:line="240" w:lineRule="exact"/>
-                        <w:rPr>
-                          <w:sz w:val="14"/>
-                          <w:szCs w:val="20"/>
-                        </w:rPr>
-                      </w:pPr>
-                      <w:r>
-                        <w:rPr>
-                          <w:rFonts w:hint="eastAsia"/>
-                          <w:sz w:val="14"/>
-                          <w:szCs w:val="20"/>
-                        </w:rPr>
-                        <w:t>Hello!!!!</w:t>
-                      </w:r>
-                      <w:r>
-                        <w:rPr>
-                          <w:rFonts w:ascii="Segoe UI Emoji" w:hAnsi="Segoe UI Emoji" w:cs="Segoe UI Emoji"/>
-                          <w:sz w:val="14"/>
-                          <w:szCs w:val="20"/>
-                        </w:rPr>
-                        <w:t>👋</w:t>
-                      </w:r>
-                      <w:r>
-                        <w:rPr>
-                          <w:rFonts w:hint="eastAsia"/>
-                          <w:sz w:val="14"/>
-                          <w:szCs w:val="20"/>
-                        </w:rPr>
-                        <w:t xml:space="preserve"> </w:t>
-                      </w:r>
-                      <w:r>
-                        <w:rPr>
-                          <w:rFonts w:hint="eastAsia"/>
-                          <w:sz w:val="14"/>
-                          <w:szCs w:val="20"/>
-                        </w:rPr>
-                        <w:t>大家好，我係</w:t>
-                      </w:r>
-                      <w:r>
-                        <w:rPr>
-                          <w:rFonts w:hint="eastAsia"/>
-                          <w:sz w:val="14"/>
-                          <w:szCs w:val="20"/>
-                        </w:rPr>
-                        <w:t>5C</w:t>
-                      </w:r>
-                      <w:r>
-                        <w:rPr>
-                          <w:rFonts w:hint="eastAsia"/>
-                          <w:sz w:val="14"/>
-                          <w:szCs w:val="20"/>
-                        </w:rPr>
-                        <w:t>班蔡焯昕，上年度擔任康樂一職，今年度將競選內務副主席。</w:t>
-                      </w:r>
-                    </w:p>
-                    <w:p>
-                      <w:pPr>
-                        <w:spacing w:line="240" w:lineRule="exact"/>
-                        <w:rPr>
-                          <w:sz w:val="14"/>
-                          <w:szCs w:val="20"/>
-                        </w:rPr>
-                      </w:pPr>
-                      <w:r>
-                        <w:rPr>
-                          <w:rFonts w:hint="eastAsia"/>
-                          <w:sz w:val="14"/>
-                          <w:szCs w:val="20"/>
-                        </w:rPr>
-                        <w:t>係過去一年入面，我參與咗信社好多大大小小嘅活動，例如陸運會籌備同接力、社際籃球、社劇嘅幕後工作，又或者係接待中一新生嘅相關活動，我都有投入其中。呢啲經驗令我熟悉信社嘅運作，亦都了解活動由籌備到完成當中嘅各項細節，令我有信心可以繼續為信社服務，並且做得更好</w:t>
-                      </w:r>
-                    </w:p>
-                    <w:p>
-                      <w:pPr>
-                        <w:spacing w:line="240" w:lineRule="exact"/>
-                        <w:rPr>
-                          <w:rFonts w:ascii="Arial" w:hAnsi="Arial" w:cs="Arial"/>
-                          <w:color w:val="202124"/>
-                          <w:sz w:val="14"/>
-                          <w:szCs w:val="20"/>
-                        </w:rPr>
-                      </w:pPr>
-                      <w:r>
-                        <w:rPr>
-                          <w:rFonts w:hint="eastAsia"/>
-                          <w:sz w:val="14"/>
-                          <w:szCs w:val="20"/>
-                        </w:rPr>
-                        <w:t>如果有任何關於社運作嘅問題想了解，歡迎大家嚟搵我！希望可以同大家一齊，令信社變得更好。多謝大家！</w:t>
-                      </w:r>
-                    </w:p>
-                  </w:txbxContent>
-                </v:textbox>
-                <w10:wrap type="square" anchorx="page"/>
-              </v:shape>
-            </w:pict>
-          </mc:Fallback>
-        </mc:AlternateContent>
-      </w:r>
-      <w:r>
-        <w:rPr>
-          <w:noProof/>
-        </w:rPr>
-        <mc:AlternateContent>
-          <mc:Choice Requires="wps">
-            <w:drawing>
-              <wp:anchor distT="45720" distB="45720" distL="114300" distR="114300" simplePos="0" relativeHeight="251670528" behindDoc="0" locked="0" layoutInCell="1" allowOverlap="1" wp14:anchorId="30721A52" wp14:editId="24688D63">
-                <wp:simplePos x="0" y="0"/>
-                <wp:positionH relativeFrom="page">
-                  <wp:posOffset>481330</wp:posOffset>
-                </wp:positionH>
-                <wp:positionV relativeFrom="paragraph">
-                  <wp:posOffset>3876675</wp:posOffset>
-                </wp:positionV>
-                <wp:extent cx="3167380" cy="401955"/>
-                <wp:effectExtent l="0" t="0" r="13970" b="17145"/>
-                <wp:wrapSquare wrapText="bothSides"/>
-                <wp:docPr id="17" name="文字方塊 2"/>
-                <wp:cNvGraphicFramePr>
-                  <a:graphicFrameLocks xmlns:a="http://schemas.openxmlformats.org/drawingml/2006/main"/>
-                </wp:cNvGraphicFramePr>
-                <a:graphic xmlns:a="http://schemas.openxmlformats.org/drawingml/2006/main">
-                  <a:graphicData uri="http://schemas.microsoft.com/office/word/2010/wordprocessingShape">
-                    <wps:wsp>
-                      <wps:cNvSpPr txBox="1">
-                        <a:spLocks noChangeArrowheads="1"/>
-                      </wps:cNvSpPr>
-                      <wps:spPr bwMode="auto">
-                        <a:xfrm>
-                          <a:off x="0" y="0"/>
-                          <a:ext cx="3167380" cy="401955"/>
-                        </a:xfrm>
-                        <a:prstGeom prst="rect">
-                          <a:avLst/>
-                        </a:prstGeom>
-                        <a:solidFill>
-                          <a:srgbClr val="FFFFFF"/>
-                        </a:solidFill>
-                        <a:ln w="9525">
-                          <a:solidFill>
-                            <a:srgbClr val="000000"/>
-                          </a:solidFill>
-                          <a:miter lim="800000"/>
-                          <a:headEnd/>
-                          <a:tailEnd/>
-                        </a:ln>
-                      </wps:spPr>
-                      <wps:txbx>
-                        <w:txbxContent>
-                          <w:p>
-                            <w:pPr>
-                              <w:spacing w:line="240" w:lineRule="exact"/>
-                              <w:rPr>
-                                <w:rFonts w:ascii="Arial" w:hAnsi="Arial" w:cs="Arial"/>
-                                <w:color w:val="202124"/>
-                                <w:sz w:val="20"/>
-                                <w:szCs w:val="20"/>
-                              </w:rPr>
-                            </w:pPr>
-                            <w:r>
-                              <w:rPr>
-                                <w:rFonts w:hint="eastAsia"/>
-                                <w:sz w:val="20"/>
-                                <w:szCs w:val="20"/>
-                              </w:rPr>
-                              <w:t>大家好！我是信社宣傳黃琬童。好開心今年可以為社出一分力，為大家服務。</w:t>
-                            </w:r>
-                          </w:p>
-                        </w:txbxContent>
-                      </wps:txbx>
-                      <wps:bodyPr rot="0" vert="horz" wrap="square" lIns="91440" tIns="18000" rIns="91440" bIns="18000" anchor="t" anchorCtr="0">
-                        <a:noAutofit/>
-                      </wps:bodyPr>
-                    </wps:wsp>
-                  </a:graphicData>
-                </a:graphic>
-                <wp14:sizeRelH relativeFrom="margin">
-                  <wp14:pctWidth>0</wp14:pctWidth>
-                </wp14:sizeRelH>
-                <wp14:sizeRelV relativeFrom="margin">
-                  <wp14:pctHeight>0</wp14:pctHeight>
-                </wp14:sizeRelV>
-              </wp:anchor>
-            </w:drawing>
-          </mc:Choice>
-          <mc:Fallback>
-            <w:pict>
-              <v:shape w14:anchorId="30721A52" id="_x0000_s1037" type="#_x0000_t202" style="position:absolute;margin-left:37.9pt;margin-top:305.25pt;width:249.4pt;height:31.65pt;z-index:251670528;visibility:visible;mso-wrap-style:square;mso-width-percent:0;mso-height-percent:0;mso-wrap-distance-left:9pt;mso-wrap-distance-top:3.6pt;mso-wrap-distance-right:9pt;mso-wrap-distance-bottom:3.6pt;mso-position-horizontal:absolute;mso-position-horizontal-relative:page;mso-position-vertical:absolute;mso-position-vertical-relative:text;mso-width-percent:0;mso-height-percent:0;mso-width-relative:margin;mso-height-relative:margin;v-text-anchor:top" o:gfxdata="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">
-                <v:textbox inset=",.5mm,,.5mm">
-                  <w:txbxContent>
-                    <w:p>
-                      <w:pPr>
-                        <w:spacing w:line="240" w:lineRule="exact"/>
-                        <w:rPr>
-                          <w:rFonts w:ascii="Arial" w:hAnsi="Arial" w:cs="Arial"/>
-                          <w:color w:val="202124"/>
-                          <w:sz w:val="20"/>
-                          <w:szCs w:val="20"/>
-                        </w:rPr>
-                      </w:pPr>
-                      <w:r>
-                        <w:rPr>
-                          <w:rFonts w:hint="eastAsia"/>
-                          <w:sz w:val="20"/>
-                          <w:szCs w:val="20"/>
-                        </w:rPr>
-                        <w:t>大家好！我是信社宣傳黃琬童。好開心今年可以為社出一分力，為大家服務。</w:t>
-                      </w:r>
-                    </w:p>
-                  </w:txbxContent>
-                </v:textbox>
-                <w10:wrap type="square" anchorx="page"/>
-              </v:shape>
-            </w:pict>
-          </mc:Fallback>
-        </mc:AlternateContent>
-      </w:r>
-      <w:r>
-        <w:rPr>
-          <w:noProof/>
-        </w:rPr>
-        <mc:AlternateContent>
-          <mc:Choice Requires="wps">
-            <w:drawing>
-              <wp:anchor distT="45720" distB="45720" distL="114300" distR="114300" simplePos="0" relativeHeight="251667456" behindDoc="0" locked="0" layoutInCell="1" allowOverlap="1" wp14:anchorId="5A04E162" wp14:editId="08476551">
-                <wp:simplePos x="0" y="0"/>
-                <wp:positionH relativeFrom="page">
-                  <wp:posOffset>480060</wp:posOffset>
-                </wp:positionH>
-                <wp:positionV relativeFrom="paragraph">
-                  <wp:posOffset>6088380</wp:posOffset>
-                </wp:positionV>
-                <wp:extent cx="3167380" cy="378460"/>
-                <wp:effectExtent l="0" t="0" r="13970" b="21590"/>
-                <wp:wrapSquare wrapText="bothSides"/>
-                <wp:docPr id="12" name="文字方塊 2"/>
-                <wp:cNvGraphicFramePr>
-                  <a:graphicFrameLocks xmlns:a="http://schemas.openxmlformats.org/drawingml/2006/main"/>
-                </wp:cNvGraphicFramePr>
-                <a:graphic xmlns:a="http://schemas.openxmlformats.org/drawingml/2006/main">
-                  <a:graphicData uri="http://schemas.microsoft.com/office/word/2010/wordprocessingShape">
-                    <wps:wsp>
-                      <wps:cNvSpPr txBox="1">
-                        <a:spLocks noChangeArrowheads="1"/>
-                      </wps:cNvSpPr>
-                      <wps:spPr bwMode="auto">
-                        <a:xfrm>
-                          <a:off x="0" y="0"/>
-                          <a:ext cx="3167380" cy="378460"/>
-                        </a:xfrm>
-                        <a:prstGeom prst="rect">
-                          <a:avLst/>
-                        </a:prstGeom>
-                        <a:solidFill>
-                          <a:srgbClr val="FFFFFF"/>
-                        </a:solidFill>
-                        <a:ln w="9525">
-                          <a:solidFill>
-                            <a:srgbClr val="000000"/>
-                          </a:solidFill>
-                          <a:miter lim="800000"/>
-                          <a:headEnd/>
-                          <a:tailEnd/>
-                        </a:ln>
-                      </wps:spPr>
-                      <wps:txbx>
-                        <w:txbxContent>
-                          <w:p>
-                            <w:pPr>
-                              <w:spacing w:line="240" w:lineRule="exact"/>
-                              <w:rPr>
-                                <w:rFonts w:ascii="Arial" w:hAnsi="Arial" w:cs="Arial"/>
-                                <w:color w:val="202124"/>
-                                <w:sz w:val="20"/>
-                                <w:szCs w:val="20"/>
-                              </w:rPr>
-                            </w:pPr>
-                            <w:r>
-                              <w:rPr>
-                                <w:rFonts w:hint="eastAsia"/>
-                                <w:sz w:val="20"/>
-                                <w:szCs w:val="20"/>
-                              </w:rPr>
-                              <w:t>大家好</w:t>
-                            </w:r>
-                            <w:r>
-                              <w:rPr>
-                                <w:sz w:val="20"/>
-                                <w:szCs w:val="20"/>
-                              </w:rPr>
-                              <w:t>,</w:t>
-                            </w:r>
-                            <w:r>
-                              <w:rPr>
-                                <w:rFonts w:hint="eastAsia"/>
-                                <w:sz w:val="20"/>
-                                <w:szCs w:val="20"/>
-                              </w:rPr>
-                              <w:t>我係</w:t>
-                            </w:r>
-                            <w:r>
-                              <w:rPr>
-                                <w:sz w:val="20"/>
-                                <w:szCs w:val="20"/>
-                              </w:rPr>
-                              <w:t>5C</w:t>
-                            </w:r>
-                            <w:r>
-                              <w:rPr>
-                                <w:rFonts w:hint="eastAsia"/>
-                                <w:sz w:val="20"/>
-                                <w:szCs w:val="20"/>
-                              </w:rPr>
-                              <w:t>班蕭卓宏</w:t>
-                            </w:r>
-                            <w:r>
-                              <w:rPr>
-                                <w:sz w:val="20"/>
-                                <w:szCs w:val="20"/>
-                              </w:rPr>
-                              <w:t>,</w:t>
-                            </w:r>
-                            <w:r>
-                              <w:rPr>
-                                <w:rFonts w:hint="eastAsia"/>
-                                <w:sz w:val="20"/>
-                                <w:szCs w:val="20"/>
-                              </w:rPr>
-                              <w:t>上年都係信社嘅聯絡</w:t>
-                            </w:r>
-                            <w:r>
-                              <w:rPr>
-                                <w:sz w:val="20"/>
-                                <w:szCs w:val="20"/>
-                              </w:rPr>
-                              <w:t>,</w:t>
-                            </w:r>
-                            <w:r>
-                              <w:rPr>
-                                <w:rFonts w:hint="eastAsia"/>
-                                <w:sz w:val="20"/>
-                                <w:szCs w:val="20"/>
-                              </w:rPr>
-                              <w:t>來年會擔任總務呢個職位</w:t>
-                            </w:r>
-                            <w:r>
-                              <w:rPr>
-                                <w:sz w:val="20"/>
-                                <w:szCs w:val="20"/>
-                              </w:rPr>
-                              <w:t>,</w:t>
-                            </w:r>
-                            <w:r>
-                              <w:rPr>
-                                <w:rFonts w:hint="eastAsia"/>
-                                <w:sz w:val="20"/>
-                                <w:szCs w:val="20"/>
-                              </w:rPr>
-                              <w:t>我會盡我嘅能力為信社作出貢獻！</w:t>
-                            </w:r>
-                          </w:p>
-                        </w:txbxContent>
-                      </wps:txbx>
-                      <wps:bodyPr rot="0" vert="horz" wrap="square" lIns="91440" tIns="18000" rIns="91440" bIns="18000" anchor="t" anchorCtr="0">
-                        <a:noAutofit/>
-                      </wps:bodyPr>
-                    </wps:wsp>
-                  </a:graphicData>
-                </a:graphic>
-                <wp14:sizeRelH relativeFrom="margin">
-                  <wp14:pctWidth>0</wp14:pctWidth>
-                </wp14:sizeRelH>
-                <wp14:sizeRelV relativeFrom="margin">
-                  <wp14:pctHeight>0</wp14:pctHeight>
-                </wp14:sizeRelV>
-              </wp:anchor>
-            </w:drawing>
-          </mc:Choice>
-          <mc:Fallback>
-            <w:pict>
-              <v:shape w14:anchorId="5A04E162" id="_x0000_s1038" type="#_x0000_t202" style="position:absolute;margin-left:37.8pt;margin-top:479.4pt;width:249.4pt;height:29.8pt;z-index:251667456;visibility:visible;mso-wrap-style:square;mso-width-percent:0;mso-height-percent:0;mso-wrap-distance-left:9pt;mso-wrap-distance-top:3.6pt;mso-wrap-distance-right:9pt;mso-wrap-distance-bottom:3.6pt;mso-position-horizontal:absolute;mso-position-horizontal-relative:page;mso-position-vertical:absolute;mso-position-vertical-relative:text;mso-width-percent:0;mso-height-percent:0;mso-width-relative:margin;mso-height-relative:margin;v-text-anchor:top" o:gfxdata="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">
-                <v:textbox inset=",.5mm,,.5mm">
-                  <w:txbxContent>
-                    <w:p>
-                      <w:pPr>
-                        <w:spacing w:line="240" w:lineRule="exact"/>
-                        <w:rPr>
-                          <w:rFonts w:ascii="Arial" w:hAnsi="Arial" w:cs="Arial"/>
-                          <w:color w:val="202124"/>
-                          <w:sz w:val="20"/>
-                          <w:szCs w:val="20"/>
-                        </w:rPr>
-                      </w:pPr>
-                      <w:r>
-                        <w:rPr>
-                          <w:rFonts w:hint="eastAsia"/>
-                          <w:sz w:val="20"/>
-                          <w:szCs w:val="20"/>
-                        </w:rPr>
-                        <w:t>大家好</w:t>
-                      </w:r>
-                      <w:r>
-                        <w:rPr>
-                          <w:sz w:val="20"/>
-                          <w:szCs w:val="20"/>
-                        </w:rPr>
-                        <w:t>,</w:t>
-                      </w:r>
-                      <w:r>
-                        <w:rPr>
-                          <w:rFonts w:hint="eastAsia"/>
-                          <w:sz w:val="20"/>
-                          <w:szCs w:val="20"/>
-                        </w:rPr>
-                        <w:t>我係</w:t>
-                      </w:r>
-                      <w:r>
-                        <w:rPr>
-                          <w:sz w:val="20"/>
-                          <w:szCs w:val="20"/>
-                        </w:rPr>
-                        <w:t>5C</w:t>
-                      </w:r>
-                      <w:r>
-                        <w:rPr>
-                          <w:rFonts w:hint="eastAsia"/>
-                          <w:sz w:val="20"/>
-                          <w:szCs w:val="20"/>
-                        </w:rPr>
-                        <w:t>班蕭卓宏</w:t>
-                      </w:r>
-                      <w:r>
-                        <w:rPr>
-                          <w:sz w:val="20"/>
-                          <w:szCs w:val="20"/>
-                        </w:rPr>
-                        <w:t>,</w:t>
-                      </w:r>
-                      <w:r>
-                        <w:rPr>
-                          <w:rFonts w:hint="eastAsia"/>
-                          <w:sz w:val="20"/>
-                          <w:szCs w:val="20"/>
-                        </w:rPr>
-                        <w:t>上年都係信社嘅聯絡</w:t>
-                      </w:r>
-                      <w:r>
-                        <w:rPr>
-                          <w:sz w:val="20"/>
-                          <w:szCs w:val="20"/>
-                        </w:rPr>
-                        <w:t>,</w:t>
-                      </w:r>
-                      <w:r>
-                        <w:rPr>
-                          <w:rFonts w:hint="eastAsia"/>
-                          <w:sz w:val="20"/>
-                          <w:szCs w:val="20"/>
-                        </w:rPr>
-                        <w:t>來年會擔任總務呢個職位</w:t>
-                      </w:r>
-                      <w:r>
-                        <w:rPr>
-                          <w:sz w:val="20"/>
-                          <w:szCs w:val="20"/>
-                        </w:rPr>
-                        <w:t>,</w:t>
-                      </w:r>
-                      <w:r>
-                        <w:rPr>
-                          <w:rFonts w:hint="eastAsia"/>
-                          <w:sz w:val="20"/>
-                          <w:szCs w:val="20"/>
-                        </w:rPr>
-                        <w:t>我會盡我嘅能力為信社作出貢獻！</w:t>
-                      </w:r>
-                    </w:p>
-                  </w:txbxContent>
-                </v:textbox>
-                <w10:wrap type="square" anchorx="page"/>
-              </v:shape>
-            </w:pict>
-          </mc:Fallback>
-        </mc:AlternateContent>
-      </w:r>
-      <w:r>
-        <w:rPr>
-          <w:noProof/>
-        </w:rPr>
-        <mc:AlternateContent>
-          <mc:Choice Requires="wps">
-            <w:drawing>
-              <wp:anchor distT="45720" distB="45720" distL="114300" distR="114300" simplePos="0" relativeHeight="251664384" behindDoc="0" locked="0" layoutInCell="1" allowOverlap="1" wp14:anchorId="36067971" wp14:editId="316DB38D">
-                <wp:simplePos x="0" y="0"/>
-                <wp:positionH relativeFrom="page">
-                  <wp:posOffset>480060</wp:posOffset>
-                </wp:positionH>
-                <wp:positionV relativeFrom="paragraph">
-                  <wp:posOffset>5145405</wp:posOffset>
-                </wp:positionV>
-                <wp:extent cx="3167380" cy="358140"/>
-                <wp:effectExtent l="0" t="0" r="13970" b="22860"/>
-                <wp:wrapSquare wrapText="bothSides"/>
-                <wp:docPr id="9" name="文字方塊 2"/>
-                <wp:cNvGraphicFramePr>
-                  <a:graphicFrameLocks xmlns:a="http://schemas.openxmlformats.org/drawingml/2006/main"/>
-                </wp:cNvGraphicFramePr>
-                <a:graphic xmlns:a="http://schemas.openxmlformats.org/drawingml/2006/main">
-                  <a:graphicData uri="http://schemas.microsoft.com/office/word/2010/wordprocessingShape">
-                    <wps:wsp>
-                      <wps:cNvSpPr txBox="1">
-                        <a:spLocks noChangeArrowheads="1"/>
-                      </wps:cNvSpPr>
-                      <wps:spPr bwMode="auto">
-                        <a:xfrm>
-                          <a:off x="0" y="0"/>
-                          <a:ext cx="3167380" cy="358140"/>
-                        </a:xfrm>
-                        <a:prstGeom prst="rect">
-                          <a:avLst/>
-                        </a:prstGeom>
-                        <a:solidFill>
-                          <a:srgbClr val="FFFFFF"/>
-                        </a:solidFill>
-                        <a:ln w="9525">
-                          <a:solidFill>
-                            <a:srgbClr val="000000"/>
-                          </a:solidFill>
-                          <a:miter lim="800000"/>
-                          <a:headEnd/>
-                          <a:tailEnd/>
-                        </a:ln>
-                      </wps:spPr>
-                      <wps:txbx>
-                        <w:txbxContent>
-                          <w:p>
-                            <w:pPr>
-                              <w:spacing w:line="240" w:lineRule="exact"/>
-                              <w:rPr>
-                                <w:rFonts w:ascii="Arial" w:hAnsi="Arial" w:cs="Arial"/>
-                                <w:color w:val="202124"/>
-                                <w:sz w:val="20"/>
-                                <w:szCs w:val="20"/>
-                              </w:rPr>
-                            </w:pPr>
-                            <w:r>
-                              <w:rPr>
-                                <w:rFonts w:hint="eastAsia"/>
-                                <w:sz w:val="20"/>
-                                <w:szCs w:val="20"/>
-                              </w:rPr>
-                              <w:t>大家好，我係</w:t>
-                            </w:r>
-                            <w:r>
-                              <w:rPr>
-                                <w:sz w:val="20"/>
-                                <w:szCs w:val="20"/>
-                              </w:rPr>
-                              <w:t>4A</w:t>
-                            </w:r>
-                            <w:r>
-                              <w:rPr>
-                                <w:rFonts w:hint="eastAsia"/>
-                                <w:sz w:val="20"/>
-                                <w:szCs w:val="20"/>
-                              </w:rPr>
-                              <w:t>班嘅辛舒詠，嚟緊呢年會擔任聯絡一職。希望來年可以為同學同信社出一分力，多謝</w:t>
-                            </w:r>
-                          </w:p>
-                        </w:txbxContent>
-                      </wps:txbx>
-                      <wps:bodyPr rot="0" vert="horz" wrap="square" lIns="91440" tIns="18000" rIns="91440" bIns="18000" anchor="t" anchorCtr="0">
-                        <a:noAutofit/>
-                      </wps:bodyPr>
-                    </wps:wsp>
-                  </a:graphicData>
-                </a:graphic>
-                <wp14:sizeRelH relativeFrom="margin">
-                  <wp14:pctWidth>0</wp14:pctWidth>
-                </wp14:sizeRelH>
-                <wp14:sizeRelV relativeFrom="margin">
-                  <wp14:pctHeight>0</wp14:pctHeight>
-                </wp14:sizeRelV>
-              </wp:anchor>
-            </w:drawing>
-          </mc:Choice>
-          <mc:Fallback>
-            <w:pict>
-              <v:shape w14:anchorId="36067971" id="_x0000_s1039" type="#_x0000_t202" style="position:absolute;margin-left:37.8pt;margin-top:405.15pt;width:249.4pt;height:28.2pt;z-index:251664384;visibility:visible;mso-wrap-style:square;mso-width-percent:0;mso-height-percent:0;mso-wrap-distance-left:9pt;mso-wrap-distance-top:3.6pt;mso-wrap-distance-right:9pt;mso-wrap-distance-bottom:3.6pt;mso-position-horizontal:absolute;mso-position-horizontal-relative:page;mso-position-vertical:absolute;mso-position-vertical-relative:text;mso-width-percent:0;mso-height-percent:0;mso-width-relative:margin;mso-height-relative:margin;v-text-anchor:top" o:gfxdata="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">
-                <v:textbox inset=",.5mm,,.5mm">
-                  <w:txbxContent>
-                    <w:p>
-                      <w:pPr>
-                        <w:spacing w:line="240" w:lineRule="exact"/>
-                        <w:rPr>
-                          <w:rFonts w:ascii="Arial" w:hAnsi="Arial" w:cs="Arial"/>
-                          <w:color w:val="202124"/>
-                          <w:sz w:val="20"/>
-                          <w:szCs w:val="20"/>
-                        </w:rPr>
-                      </w:pPr>
-                      <w:r>
-                        <w:rPr>
-                          <w:rFonts w:hint="eastAsia"/>
-                          <w:sz w:val="20"/>
-                          <w:szCs w:val="20"/>
-                        </w:rPr>
-                        <w:t>大家好，我係</w:t>
-                      </w:r>
-                      <w:r>
-                        <w:rPr>
-                          <w:sz w:val="20"/>
-                          <w:szCs w:val="20"/>
-                        </w:rPr>
-                        <w:t>4A</w:t>
-                      </w:r>
-                      <w:r>
-                        <w:rPr>
-                          <w:rFonts w:hint="eastAsia"/>
-                          <w:sz w:val="20"/>
-                          <w:szCs w:val="20"/>
-                        </w:rPr>
-                        <w:t>班嘅辛舒詠，嚟緊呢年會擔任聯絡一職。希望來年可以為同學同信社出一分力，多謝</w:t>
-                      </w:r>
-                    </w:p>
-                  </w:txbxContent>
-                </v:textbox>
-                <w10:wrap type="square" anchorx="page"/>
-              </v:shape>
-            </w:pict>
-          </mc:Fallback>
-        </mc:AlternateContent>
-      </w:r>
-      <w:r>
-        <w:rPr>
-          <w:noProof/>
-        </w:rPr>
-        <mc:AlternateContent>
-          <mc:Choice Requires="wps">
-            <w:drawing>
-              <wp:anchor distT="45720" distB="45720" distL="114300" distR="114300" simplePos="0" relativeHeight="251665408" behindDoc="0" locked="0" layoutInCell="1" allowOverlap="1" wp14:anchorId="588DF759" wp14:editId="5956E3FA">
-                <wp:simplePos x="0" y="0"/>
-                <wp:positionH relativeFrom="page">
-                  <wp:posOffset>480060</wp:posOffset>
-                </wp:positionH>
-                <wp:positionV relativeFrom="paragraph">
-                  <wp:posOffset>5606415</wp:posOffset>
-                </wp:positionV>
-                <wp:extent cx="3167380" cy="372745"/>
-                <wp:effectExtent l="0" t="0" r="13970" b="27305"/>
-                <wp:wrapSquare wrapText="bothSides"/>
-                <wp:docPr id="10" name="文字方塊 2"/>
-                <wp:cNvGraphicFramePr>
-                  <a:graphicFrameLocks xmlns:a="http://schemas.openxmlformats.org/drawingml/2006/main"/>
-                </wp:cNvGraphicFramePr>
-                <a:graphic xmlns:a="http://schemas.openxmlformats.org/drawingml/2006/main">
-                  <a:graphicData uri="http://schemas.microsoft.com/office/word/2010/wordprocessingShape">
-                    <wps:wsp>
-                      <wps:cNvSpPr txBox="1">
-                        <a:spLocks noChangeArrowheads="1"/>
-                      </wps:cNvSpPr>
-                      <wps:spPr bwMode="auto">
-                        <a:xfrm>
-                          <a:off x="0" y="0"/>
-                          <a:ext cx="3167380" cy="372745"/>
-                        </a:xfrm>
-                        <a:prstGeom prst="rect">
-                          <a:avLst/>
-                        </a:prstGeom>
-                        <a:solidFill>
-                          <a:srgbClr val="FFFFFF"/>
-                        </a:solidFill>
-                        <a:ln w="9525">
-                          <a:solidFill>
-                            <a:srgbClr val="000000"/>
-                          </a:solidFill>
-                          <a:miter lim="800000"/>
-                          <a:headEnd/>
-                          <a:tailEnd/>
-                        </a:ln>
-                      </wps:spPr>
-                      <wps:txbx>
-                        <w:txbxContent>
-                          <w:p>
-                            <w:pPr>
-                              <w:spacing w:line="240" w:lineRule="exact"/>
-                              <w:rPr>
-                                <w:rFonts w:ascii="Arial" w:hAnsi="Arial" w:cs="Arial"/>
-                                <w:color w:val="202124"/>
-                                <w:sz w:val="20"/>
-                                <w:szCs w:val="20"/>
-                              </w:rPr>
-                            </w:pPr>
-                            <w:r>
-                              <w:rPr>
-                                <w:rFonts w:hint="eastAsia"/>
-                                <w:sz w:val="20"/>
-                                <w:szCs w:val="20"/>
-                              </w:rPr>
-                              <w:t>我係</w:t>
-                            </w:r>
-                            <w:r>
-                              <w:rPr>
-                                <w:sz w:val="20"/>
-                                <w:szCs w:val="20"/>
-                              </w:rPr>
-                              <w:t xml:space="preserve"> 4C</w:t>
-                            </w:r>
-                            <w:r>
-                              <w:rPr>
-                                <w:rFonts w:hint="eastAsia"/>
-                                <w:sz w:val="20"/>
-                                <w:szCs w:val="20"/>
-                              </w:rPr>
-                              <w:t>班彭芷晴，來年會喺信社擔任總務一職</w:t>
-                            </w:r>
-                            <w:r>
-                              <w:rPr>
-                                <w:sz w:val="20"/>
-                                <w:szCs w:val="20"/>
-                              </w:rPr>
-                              <w:t xml:space="preserve"> </w:t>
-                            </w:r>
-                            <w:r>
-                              <w:rPr>
-                                <w:rFonts w:hint="eastAsia"/>
-                                <w:sz w:val="20"/>
-                                <w:szCs w:val="20"/>
-                              </w:rPr>
-                              <w:t>我會盡我自己能力為信社，為同學服務。</w:t>
-                            </w:r>
-                          </w:p>
-                        </w:txbxContent>
-                      </wps:txbx>
-                      <wps:bodyPr rot="0" vert="horz" wrap="square" lIns="91440" tIns="18000" rIns="91440" bIns="18000" anchor="t" anchorCtr="0">
-                        <a:noAutofit/>
-                      </wps:bodyPr>
-                    </wps:wsp>
-                  </a:graphicData>
-                </a:graphic>
-                <wp14:sizeRelH relativeFrom="margin">
-                  <wp14:pctWidth>0</wp14:pctWidth>
-                </wp14:sizeRelH>
-                <wp14:sizeRelV relativeFrom="margin">
-                  <wp14:pctHeight>0</wp14:pctHeight>
-                </wp14:sizeRelV>
-              </wp:anchor>
-            </w:drawing>
-          </mc:Choice>
-          <mc:Fallback>
-            <w:pict>
-              <v:shape w14:anchorId="588DF759" id="_x0000_s1040" type="#_x0000_t202" style="position:absolute;margin-left:37.8pt;margin-top:441.45pt;width:249.4pt;height:29.35pt;z-index:251665408;visibility:visible;mso-wrap-style:square;mso-width-percent:0;mso-height-percent:0;mso-wrap-distance-left:9pt;mso-wrap-distance-top:3.6pt;mso-wrap-distance-right:9pt;mso-wrap-distance-bottom:3.6pt;mso-position-horizontal:absolute;mso-position-horizontal-relative:page;mso-position-vertical:absolute;mso-position-vertical-relative:text;mso-width-percent:0;mso-height-percent:0;mso-width-relative:margin;mso-height-relative:margin;v-text-anchor:top" o:gfxdata="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">
-                <v:textbox inset=",.5mm,,.5mm">
-                  <w:txbxContent>
-                    <w:p>
-                      <w:pPr>
-                        <w:spacing w:line="240" w:lineRule="exact"/>
-                        <w:rPr>
-                          <w:rFonts w:ascii="Arial" w:hAnsi="Arial" w:cs="Arial"/>
-                          <w:color w:val="202124"/>
-                          <w:sz w:val="20"/>
-                          <w:szCs w:val="20"/>
-                        </w:rPr>
-                      </w:pPr>
-                      <w:r>
-                        <w:rPr>
-                          <w:rFonts w:hint="eastAsia"/>
-                          <w:sz w:val="20"/>
-                          <w:szCs w:val="20"/>
-                        </w:rPr>
-                        <w:t>我係</w:t>
-                      </w:r>
-                      <w:r>
-                        <w:rPr>
-                          <w:sz w:val="20"/>
-                          <w:szCs w:val="20"/>
-                        </w:rPr>
-                        <w:t xml:space="preserve"> 4C</w:t>
-                      </w:r>
-                      <w:r>
-                        <w:rPr>
-                          <w:rFonts w:hint="eastAsia"/>
-                          <w:sz w:val="20"/>
-                          <w:szCs w:val="20"/>
-                        </w:rPr>
-                        <w:t>班彭芷晴，來年會喺信社擔任總務一職</w:t>
-                      </w:r>
-                      <w:r>
-                        <w:rPr>
-                          <w:sz w:val="20"/>
-                          <w:szCs w:val="20"/>
-                        </w:rPr>
-                        <w:t xml:space="preserve"> </w:t>
-                      </w:r>
-                      <w:r>
-                        <w:rPr>
-                          <w:rFonts w:hint="eastAsia"/>
-                          <w:sz w:val="20"/>
-                          <w:szCs w:val="20"/>
-                        </w:rPr>
-                        <w:t>我會盡我自己能力為信社，為同學服務。</w:t>
-                      </w:r>
-                    </w:p>
-                  </w:txbxContent>
-                </v:textbox>
-                <w10:wrap type="square" anchorx="page"/>
-              </v:shape>
-            </w:pict>
-          </mc:Fallback>
-        </mc:AlternateContent>
-      </w:r>
-      <w:r>
-        <w:rPr>
-          <w:noProof/>
-        </w:rPr>
-        <mc:AlternateContent>
-          <mc:Choice Requires="wps">
-            <w:drawing>
-              <wp:anchor distT="45720" distB="45720" distL="114300" distR="114300" simplePos="0" relativeHeight="251669504" behindDoc="0" locked="0" layoutInCell="1" allowOverlap="1" wp14:anchorId="7574D512" wp14:editId="1E1EF8EB">
-                <wp:simplePos x="0" y="0"/>
-                <wp:positionH relativeFrom="page">
-                  <wp:posOffset>480060</wp:posOffset>
-                </wp:positionH>
-                <wp:positionV relativeFrom="paragraph">
-                  <wp:posOffset>4378960</wp:posOffset>
-                </wp:positionV>
-                <wp:extent cx="3167380" cy="659765"/>
-                <wp:effectExtent l="0" t="0" r="13970" b="26035"/>
-                <wp:wrapSquare wrapText="bothSides"/>
-                <wp:docPr id="16" name="文字方塊 2"/>
-                <wp:cNvGraphicFramePr>
-                  <a:graphicFrameLocks xmlns:a="http://schemas.openxmlformats.org/drawingml/2006/main"/>
-                </wp:cNvGraphicFramePr>
-                <a:graphic xmlns:a="http://schemas.openxmlformats.org/drawingml/2006/main">
-                  <a:graphicData uri="http://schemas.microsoft.com/office/word/2010/wordprocessingShape">
-                    <wps:wsp>
-                      <wps:cNvSpPr txBox="1">
-                        <a:spLocks noChangeArrowheads="1"/>
-                      </wps:cNvSpPr>
-                      <wps:spPr bwMode="auto">
-                        <a:xfrm>
-                          <a:off x="0" y="0"/>
-                          <a:ext cx="3167380" cy="659765"/>
-                        </a:xfrm>
-                        <a:prstGeom prst="rect">
-                          <a:avLst/>
-                        </a:prstGeom>
-                        <a:solidFill>
-                          <a:srgbClr val="FFFFFF"/>
-                        </a:solidFill>
-                        <a:ln w="9525">
-                          <a:solidFill>
-                            <a:srgbClr val="000000"/>
-                          </a:solidFill>
-                          <a:miter lim="800000"/>
-                          <a:headEnd/>
-                          <a:tailEnd/>
-                        </a:ln>
-                      </wps:spPr>
-                      <wps:txbx>
-                        <w:txbxContent>
-                          <w:p>
-                            <w:pPr>
-                              <w:spacing w:line="240" w:lineRule="exact"/>
-                              <w:rPr>
-                                <w:rFonts w:ascii="Arial" w:hAnsi="Arial" w:cs="Arial"/>
-                                <w:color w:val="202124"/>
-                                <w:sz w:val="20"/>
-                                <w:szCs w:val="20"/>
-                              </w:rPr>
-                            </w:pPr>
-                            <w:r>
-                              <w:rPr>
-                                <w:rFonts w:hint="eastAsia"/>
-                                <w:sz w:val="20"/>
-                                <w:szCs w:val="20"/>
-                              </w:rPr>
-                              <w:t>大家好！我係</w:t>
-                            </w:r>
-                            <w:r>
-                              <w:rPr>
-                                <w:sz w:val="20"/>
-                                <w:szCs w:val="20"/>
-                              </w:rPr>
-                              <w:t>5C</w:t>
-                            </w:r>
-                            <w:r>
-                              <w:rPr>
-                                <w:rFonts w:hint="eastAsia"/>
-                                <w:sz w:val="20"/>
-                                <w:szCs w:val="20"/>
-                              </w:rPr>
-                              <w:t>班嘅陳慰渝</w:t>
-                            </w:r>
-                            <w:r>
-                              <w:rPr>
-                                <w:sz w:val="20"/>
-                                <w:szCs w:val="20"/>
-                              </w:rPr>
-                              <w:t xml:space="preserve"> </w:t>
-                            </w:r>
-                            <w:r>
-                              <w:rPr>
-                                <w:rFonts w:hint="eastAsia"/>
-                                <w:sz w:val="20"/>
-                                <w:szCs w:val="20"/>
-                              </w:rPr>
-                              <w:t>好開心來年能繼續擔任信社幹事，今年我嘅職責係聯絡，希望能繼續為信社出一份力！</w:t>
-                            </w:r>
-                          </w:p>
-                        </w:txbxContent>
-                      </wps:txbx>
-                      <wps:bodyPr rot="0" vert="horz" wrap="square" lIns="91440" tIns="18000" rIns="91440" bIns="18000" anchor="t" anchorCtr="0">
-                        <a:noAutofit/>
-                      </wps:bodyPr>
-                    </wps:wsp>
-                  </a:graphicData>
-                </a:graphic>
-                <wp14:sizeRelH relativeFrom="margin">
-                  <wp14:pctWidth>0</wp14:pctWidth>
-                </wp14:sizeRelH>
-                <wp14:sizeRelV relativeFrom="margin">
-                  <wp14:pctHeight>0</wp14:pctHeight>
-                </wp14:sizeRelV>
-              </wp:anchor>
-            </w:drawing>
-          </mc:Choice>
-          <mc:Fallback>
-            <w:pict>
-              <v:shape w14:anchorId="7574D512" id="_x0000_s1041" type="#_x0000_t202" style="position:absolute;margin-left:37.8pt;margin-top:344.8pt;width:249.4pt;height:51.95pt;z-index:251669504;visibility:visible;mso-wrap-style:square;mso-width-percent:0;mso-height-percent:0;mso-wrap-distance-left:9pt;mso-wrap-distance-top:3.6pt;mso-wrap-distance-right:9pt;mso-wrap-distance-bottom:3.6pt;mso-position-horizontal:absolute;mso-position-horizontal-relative:page;mso-position-vertical:absolute;mso-position-vertical-relative:text;mso-width-percent:0;mso-height-percent:0;mso-width-relative:margin;mso-height-relative:margin;v-text-anchor:top" o:gfxdata="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">
-                <v:textbox inset=",.5mm,,.5mm">
-                  <w:txbxContent>
-                    <w:p>
-                      <w:pPr>
-                        <w:spacing w:line="240" w:lineRule="exact"/>
-                        <w:rPr>
-                          <w:rFonts w:ascii="Arial" w:hAnsi="Arial" w:cs="Arial"/>
-                          <w:color w:val="202124"/>
-                          <w:sz w:val="20"/>
-                          <w:szCs w:val="20"/>
-                        </w:rPr>
-                      </w:pPr>
-                      <w:r>
-                        <w:rPr>
-                          <w:rFonts w:hint="eastAsia"/>
-                          <w:sz w:val="20"/>
-                          <w:szCs w:val="20"/>
-                        </w:rPr>
-                        <w:t>大家好！我係</w:t>
-                      </w:r>
-                      <w:r>
-                        <w:rPr>
-                          <w:sz w:val="20"/>
-                          <w:szCs w:val="20"/>
-                        </w:rPr>
-                        <w:t>5C</w:t>
-                      </w:r>
-                      <w:r>
-                        <w:rPr>
-                          <w:rFonts w:hint="eastAsia"/>
-                          <w:sz w:val="20"/>
-                          <w:szCs w:val="20"/>
-                        </w:rPr>
-                        <w:t>班嘅陳慰渝</w:t>
-                      </w:r>
-                      <w:r>
-                        <w:rPr>
-                          <w:sz w:val="20"/>
-                          <w:szCs w:val="20"/>
-                        </w:rPr>
-                        <w:t xml:space="preserve"> </w:t>
-                      </w:r>
-                      <w:r>
-                        <w:rPr>
-                          <w:rFonts w:hint="eastAsia"/>
-                          <w:sz w:val="20"/>
-                          <w:szCs w:val="20"/>
-                        </w:rPr>
-                        <w:t>好開心來年能繼續擔任信社幹事，今年我嘅職責係聯絡，希望能繼續為信社出一份力！</w:t>
-                      </w:r>
-                    </w:p>
-                  </w:txbxContent>
-                </v:textbox>
-                <w10:wrap type="square" anchorx="page"/>
-              </v:shape>
-            </w:pict>
-          </mc:Fallback>
-        </mc:AlternateContent>
-      </w:r>
-      <w:r>
-        <w:rPr>
-          <w:noProof/>
-        </w:rPr>
-        <mc:AlternateContent>
           <mc:Choice Requires="wpg">
             <w:drawing>
-              <wp:anchor distT="0" distB="0" distL="114300" distR="114300" simplePos="0" relativeHeight="251671552" behindDoc="0" locked="0" layoutInCell="1" allowOverlap="1" wp14:anchorId="25402012" wp14:editId="56DF200A">
+              <wp:anchor distT="0" distB="0" distL="114300" distR="114300" simplePos="0" relativeHeight="251671552" behindDoc="0" locked="0" layoutInCell="1" allowOverlap="1" wp14:anchorId="25402012" wp14:editId="6E5C3C4E">
                 <wp:simplePos x="0" y="0"/>
                 <wp:positionH relativeFrom="column">
                   <wp:posOffset>1514</wp:posOffset>
                 </wp:positionH>
                 <wp:positionV relativeFrom="paragraph">
-                  <wp:posOffset>7302500</wp:posOffset>
+                  <wp:posOffset>7747000</wp:posOffset>
                 </wp:positionV>
                 <wp:extent cx="5263763" cy="937895"/>
                 <wp:effectExtent l="0" t="0" r="13335" b="14605"/>
@@ -7386,20 +6408,20 @@
                           <w:txbxContent>
                             <w:p>
                               <w:pPr>
-                                <w:ind w:firstLineChars="620" w:firstLine="2232"/>
+                                <w:ind w:firstLineChars="531" w:firstLine="2124"/>
                                 <w:rPr>
                                   <w:rFonts w:ascii="Arial" w:hAnsi="Arial" w:cs="Arial"/>
                                   <w:color w:val="202124"/>
-                                  <w:sz w:val="36"/>
-                                  <w:szCs w:val="36"/>
+                                  <w:sz w:val="40"/>
+                                  <w:szCs w:val="40"/>
                                 </w:rPr>
                               </w:pPr>
                               <w:r>
                                 <w:rPr>
                                   <w:rFonts w:ascii="Arial" w:hAnsi="Arial" w:cs="Arial" w:hint="eastAsia"/>
                                   <w:color w:val="202124"/>
-                                  <w:sz w:val="36"/>
-                                  <w:szCs w:val="36"/>
+                                  <w:sz w:val="40"/>
+                                  <w:szCs w:val="40"/>
                                 </w:rPr>
                                 <w:t>信任</w:t>
                               </w:r>
@@ -7407,8 +6429,8 @@
                                 <w:rPr>
                                   <w:rFonts w:ascii="Arial" w:hAnsi="Arial" w:cs="Arial" w:hint="eastAsia"/>
                                   <w:color w:val="202124"/>
-                                  <w:sz w:val="36"/>
-                                  <w:szCs w:val="36"/>
+                                  <w:sz w:val="40"/>
+                                  <w:szCs w:val="40"/>
                                 </w:rPr>
                                 <w:t xml:space="preserve"> </w:t>
                               </w:r>
@@ -7416,17 +6438,17 @@
                                 <w:rPr>
                                   <w:rFonts w:ascii="Arial" w:hAnsi="Arial" w:cs="Arial"/>
                                   <w:color w:val="202124"/>
-                                  <w:sz w:val="36"/>
-                                  <w:szCs w:val="36"/>
+                                  <w:sz w:val="40"/>
+                                  <w:szCs w:val="40"/>
                                 </w:rPr>
-                                <w:t xml:space="preserve">             </w:t>
+                                <w:t xml:space="preserve">           </w:t>
                               </w:r>
                               <w:r>
                                 <w:rPr>
                                   <w:rFonts w:ascii="Arial" w:hAnsi="Arial" w:cs="Arial" w:hint="eastAsia"/>
                                   <w:color w:val="202124"/>
-                                  <w:sz w:val="36"/>
-                                  <w:szCs w:val="36"/>
+                                  <w:sz w:val="38"/>
+                                  <w:szCs w:val="38"/>
                                 </w:rPr>
                                 <w:t>不信任</w:t>
                               </w:r>
@@ -7533,26 +6555,26 @@
           </mc:Choice>
           <mc:Fallback>
             <w:pict>
-              <v:group w14:anchorId="25402012" id="Group 20" o:spid="_x0000_s1042" style="position:absolute;margin-left:.1pt;margin-top:575pt;width:414.45pt;height:73.85pt;z-index:251671552" coordsize="52637,9378" o:gfxdata="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">
-                <v:shape id="_x0000_s1043" type="#_x0000_t202" style="position:absolute;width:52637;height:9378;visibility:visible;mso-wrap-style:square;v-text-anchor:middle" o:gfxdata="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">
+              <v:group w14:anchorId="25402012" id="Group 20" o:spid="_x0000_s1031" style="position:absolute;margin-left:.1pt;margin-top:610pt;width:414.45pt;height:73.85pt;z-index:251671552" coordsize="52637,9378" o:gfxdata="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">
+                <v:shape id="_x0000_s1032" type="#_x0000_t202" style="position:absolute;width:52637;height:9378;visibility:visible;mso-wrap-style:square;v-text-anchor:middle" o:gfxdata="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">
                   <v:textbox>
                     <w:txbxContent>
                       <w:p>
                         <w:pPr>
-                          <w:ind w:firstLineChars="620" w:firstLine="2232"/>
+                          <w:ind w:firstLineChars="531" w:firstLine="2124"/>
                           <w:rPr>
                             <w:rFonts w:ascii="Arial" w:hAnsi="Arial" w:cs="Arial"/>
                             <w:color w:val="202124"/>
-                            <w:sz w:val="36"/>
-                            <w:szCs w:val="36"/>
+                            <w:sz w:val="40"/>
+                            <w:szCs w:val="40"/>
                           </w:rPr>
                         </w:pPr>
                         <w:r>
                           <w:rPr>
                             <w:rFonts w:ascii="Arial" w:hAnsi="Arial" w:cs="Arial" w:hint="eastAsia"/>
                             <w:color w:val="202124"/>
-                            <w:sz w:val="36"/>
-                            <w:szCs w:val="36"/>
+                            <w:sz w:val="40"/>
+                            <w:szCs w:val="40"/>
                           </w:rPr>
                           <w:t>信任</w:t>
                         </w:r>
@@ -7560,8 +6582,8 @@
                           <w:rPr>
                             <w:rFonts w:ascii="Arial" w:hAnsi="Arial" w:cs="Arial" w:hint="eastAsia"/>
                             <w:color w:val="202124"/>
-                            <w:sz w:val="36"/>
-                            <w:szCs w:val="36"/>
+                            <w:sz w:val="40"/>
+                            <w:szCs w:val="40"/>
                           </w:rPr>
                           <w:t xml:space="preserve"> </w:t>
                         </w:r>
@@ -7569,17 +6591,17 @@
                           <w:rPr>
                             <w:rFonts w:ascii="Arial" w:hAnsi="Arial" w:cs="Arial"/>
                             <w:color w:val="202124"/>
-                            <w:sz w:val="36"/>
-                            <w:szCs w:val="36"/>
+                            <w:sz w:val="40"/>
+                            <w:szCs w:val="40"/>
                           </w:rPr>
-                          <w:t xml:space="preserve">             </w:t>
+                          <w:t xml:space="preserve">           </w:t>
                         </w:r>
                         <w:r>
                           <w:rPr>
                             <w:rFonts w:ascii="Arial" w:hAnsi="Arial" w:cs="Arial" w:hint="eastAsia"/>
                             <w:color w:val="202124"/>
-                            <w:sz w:val="36"/>
-                            <w:szCs w:val="36"/>
+                            <w:sz w:val="38"/>
+                            <w:szCs w:val="38"/>
                           </w:rPr>
                           <w:t>不信任</w:t>
                         </w:r>
@@ -7587,7 +6609,7 @@
                     </w:txbxContent>
                   </v:textbox>
                 </v:shape>
-                <v:shape id="_x0000_s1044" type="#_x0000_t202" style="position:absolute;left:11263;top:3693;width:1829;height:2064;visibility:visible;mso-wrap-style:square;v-text-anchor:top" o:gfxdata="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" strokeweight="1.5pt">
+                <v:shape id="_x0000_s1033" type="#_x0000_t202" style="position:absolute;left:11263;top:3693;width:1829;height:2064;visibility:visible;mso-wrap-style:square;v-text-anchor:top" o:gfxdata="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" strokeweight="1.5pt">
                   <v:textbox>
                     <w:txbxContent>
                       <w:p>
@@ -7604,7 +6626,7 @@
                     </w:txbxContent>
                   </v:textbox>
                 </v:shape>
-                <v:shape id="_x0000_s1045" type="#_x0000_t202" style="position:absolute;left:31368;top:3875;width:1828;height:2064;visibility:visible;mso-wrap-style:square;v-text-anchor:top" o:gfxdata="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" strokeweight="1.5pt">
+                <v:shape id="_x0000_s1034" type="#_x0000_t202" style="position:absolute;left:31368;top:3875;width:1828;height:2064;visibility:visible;mso-wrap-style:square;v-text-anchor:top" o:gfxdata="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" strokeweight="1.5pt">
                   <v:textbox>
                     <w:txbxContent>
                       <w:p>
@@ -7628,7 +6650,2550 @@
         </mc:AlternateContent>
       </w:r>
     </w:p>
-    <w:p/>
+    <w:p>
+      <w:r>
+        <w:rPr>
+          <w:noProof/>
+        </w:rPr>
+        <mc:AlternateContent>
+          <mc:Choice Requires="wps">
+            <w:drawing>
+              <wp:anchor distT="45720" distB="45720" distL="114300" distR="114300" simplePos="0" relativeHeight="251668480" behindDoc="0" locked="0" layoutInCell="1" allowOverlap="1" wp14:anchorId="31E0726D" wp14:editId="243DAA7B">
+                <wp:simplePos x="0" y="0"/>
+                <wp:positionH relativeFrom="page">
+                  <wp:posOffset>3733800</wp:posOffset>
+                </wp:positionH>
+                <wp:positionV relativeFrom="paragraph">
+                  <wp:posOffset>5861685</wp:posOffset>
+                </wp:positionV>
+                <wp:extent cx="3368040" cy="403860"/>
+                <wp:effectExtent l="0" t="0" r="22860" b="15240"/>
+                <wp:wrapSquare wrapText="bothSides"/>
+                <wp:docPr id="14" name="文字方塊 2"/>
+                <wp:cNvGraphicFramePr>
+                  <a:graphicFrameLocks xmlns:a="http://schemas.openxmlformats.org/drawingml/2006/main"/>
+                </wp:cNvGraphicFramePr>
+                <a:graphic xmlns:a="http://schemas.openxmlformats.org/drawingml/2006/main">
+                  <a:graphicData uri="http://schemas.microsoft.com/office/word/2010/wordprocessingShape">
+                    <wps:wsp>
+                      <wps:cNvSpPr txBox="1">
+                        <a:spLocks noChangeArrowheads="1"/>
+                      </wps:cNvSpPr>
+                      <wps:spPr bwMode="auto">
+                        <a:xfrm>
+                          <a:off x="0" y="0"/>
+                          <a:ext cx="3368040" cy="403860"/>
+                        </a:xfrm>
+                        <a:prstGeom prst="rect">
+                          <a:avLst/>
+                        </a:prstGeom>
+                        <a:solidFill>
+                          <a:srgbClr val="FFFFFF"/>
+                        </a:solidFill>
+                        <a:ln w="9525">
+                          <a:solidFill>
+                            <a:srgbClr val="000000"/>
+                          </a:solidFill>
+                          <a:miter lim="800000"/>
+                          <a:headEnd/>
+                          <a:tailEnd/>
+                        </a:ln>
+                      </wps:spPr>
+                      <wps:txbx>
+                        <w:txbxContent>
+                          <w:p>
+                            <w:pPr>
+                              <w:spacing w:line="240" w:lineRule="exact"/>
+                              <w:rPr>
+                                <w:rFonts w:ascii="Arial" w:hAnsi="Arial" w:cs="Arial"/>
+                                <w:color w:val="202124"/>
+                                <w:sz w:val="19"/>
+                                <w:szCs w:val="20"/>
+                              </w:rPr>
+                            </w:pPr>
+                            <w:r>
+                              <w:rPr>
+                                <w:rFonts w:hint="eastAsia"/>
+                                <w:sz w:val="19"/>
+                                <w:szCs w:val="20"/>
+                              </w:rPr>
+                              <w:t>大家好，我係</w:t>
+                            </w:r>
+                            <w:r>
+                              <w:rPr>
+                                <w:rFonts w:hint="eastAsia"/>
+                                <w:sz w:val="19"/>
+                                <w:szCs w:val="20"/>
+                              </w:rPr>
+                              <w:t>3D</w:t>
+                            </w:r>
+                            <w:r>
+                              <w:rPr>
+                                <w:rFonts w:hint="eastAsia"/>
+                                <w:sz w:val="19"/>
+                                <w:szCs w:val="20"/>
+                              </w:rPr>
+                              <w:t>楊凱喬，來年我會負責康樂呢</w:t>
+                            </w:r>
+                            <w:proofErr w:type="gramStart"/>
+                            <w:r>
+                              <w:rPr>
+                                <w:rFonts w:hint="eastAsia"/>
+                                <w:sz w:val="19"/>
+                                <w:szCs w:val="20"/>
+                              </w:rPr>
+                              <w:t>個</w:t>
+                            </w:r>
+                            <w:proofErr w:type="gramEnd"/>
+                            <w:r>
+                              <w:rPr>
+                                <w:rFonts w:hint="eastAsia"/>
+                                <w:sz w:val="19"/>
+                                <w:szCs w:val="20"/>
+                              </w:rPr>
+                              <w:t>職位，希望</w:t>
+                            </w:r>
+                            <w:proofErr w:type="gramStart"/>
+                            <w:r>
+                              <w:rPr>
+                                <w:rFonts w:hint="eastAsia"/>
+                                <w:sz w:val="19"/>
+                                <w:szCs w:val="20"/>
+                              </w:rPr>
+                              <w:t>可以幫信社</w:t>
+                            </w:r>
+                            <w:proofErr w:type="gramEnd"/>
+                            <w:r>
+                              <w:rPr>
+                                <w:rFonts w:hint="eastAsia"/>
+                                <w:sz w:val="19"/>
+                                <w:szCs w:val="20"/>
+                              </w:rPr>
+                              <w:t>出</w:t>
+                            </w:r>
+                            <w:proofErr w:type="gramStart"/>
+                            <w:r>
+                              <w:rPr>
+                                <w:rFonts w:hint="eastAsia"/>
+                                <w:sz w:val="19"/>
+                                <w:szCs w:val="20"/>
+                              </w:rPr>
+                              <w:t>一</w:t>
+                            </w:r>
+                            <w:proofErr w:type="gramEnd"/>
+                            <w:r>
+                              <w:rPr>
+                                <w:rFonts w:hint="eastAsia"/>
+                                <w:sz w:val="19"/>
+                                <w:szCs w:val="20"/>
+                              </w:rPr>
+                              <w:t>分力</w:t>
+                            </w:r>
+                          </w:p>
+                        </w:txbxContent>
+                      </wps:txbx>
+                      <wps:bodyPr rot="0" vert="horz" wrap="square" lIns="91440" tIns="18000" rIns="91440" bIns="18000" anchor="t" anchorCtr="0">
+                        <a:noAutofit/>
+                      </wps:bodyPr>
+                    </wps:wsp>
+                  </a:graphicData>
+                </a:graphic>
+                <wp14:sizeRelH relativeFrom="margin">
+                  <wp14:pctWidth>0</wp14:pctWidth>
+                </wp14:sizeRelH>
+                <wp14:sizeRelV relativeFrom="margin">
+                  <wp14:pctHeight>0</wp14:pctHeight>
+                </wp14:sizeRelV>
+              </wp:anchor>
+            </w:drawing>
+          </mc:Choice>
+          <mc:Fallback>
+            <w:pict>
+              <v:shape w14:anchorId="31E0726D" id="_x0000_s1035" type="#_x0000_t202" style="position:absolute;margin-left:294pt;margin-top:461.55pt;width:265.2pt;height:31.8pt;z-index:251668480;visibility:visible;mso-wrap-style:square;mso-width-percent:0;mso-height-percent:0;mso-wrap-distance-left:9pt;mso-wrap-distance-top:3.6pt;mso-wrap-distance-right:9pt;mso-wrap-distance-bottom:3.6pt;mso-position-horizontal:absolute;mso-position-horizontal-relative:page;mso-position-vertical:absolute;mso-position-vertical-relative:text;mso-width-percent:0;mso-height-percent:0;mso-width-relative:margin;mso-height-relative:margin;v-text-anchor:top" o:gfxdata="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">
+                <v:textbox inset=",.5mm,,.5mm">
+                  <w:txbxContent>
+                    <w:p>
+                      <w:pPr>
+                        <w:spacing w:line="240" w:lineRule="exact"/>
+                        <w:rPr>
+                          <w:rFonts w:ascii="Arial" w:hAnsi="Arial" w:cs="Arial"/>
+                          <w:color w:val="202124"/>
+                          <w:sz w:val="19"/>
+                          <w:szCs w:val="20"/>
+                        </w:rPr>
+                      </w:pPr>
+                      <w:r>
+                        <w:rPr>
+                          <w:rFonts w:hint="eastAsia"/>
+                          <w:sz w:val="19"/>
+                          <w:szCs w:val="20"/>
+                        </w:rPr>
+                        <w:t>大家好，我係</w:t>
+                      </w:r>
+                      <w:r>
+                        <w:rPr>
+                          <w:rFonts w:hint="eastAsia"/>
+                          <w:sz w:val="19"/>
+                          <w:szCs w:val="20"/>
+                        </w:rPr>
+                        <w:t>3D</w:t>
+                      </w:r>
+                      <w:r>
+                        <w:rPr>
+                          <w:rFonts w:hint="eastAsia"/>
+                          <w:sz w:val="19"/>
+                          <w:szCs w:val="20"/>
+                        </w:rPr>
+                        <w:t>楊凱喬，來年我會負責康樂呢</w:t>
+                      </w:r>
+                      <w:proofErr w:type="gramStart"/>
+                      <w:r>
+                        <w:rPr>
+                          <w:rFonts w:hint="eastAsia"/>
+                          <w:sz w:val="19"/>
+                          <w:szCs w:val="20"/>
+                        </w:rPr>
+                        <w:t>個</w:t>
+                      </w:r>
+                      <w:proofErr w:type="gramEnd"/>
+                      <w:r>
+                        <w:rPr>
+                          <w:rFonts w:hint="eastAsia"/>
+                          <w:sz w:val="19"/>
+                          <w:szCs w:val="20"/>
+                        </w:rPr>
+                        <w:t>職位，希望</w:t>
+                      </w:r>
+                      <w:proofErr w:type="gramStart"/>
+                      <w:r>
+                        <w:rPr>
+                          <w:rFonts w:hint="eastAsia"/>
+                          <w:sz w:val="19"/>
+                          <w:szCs w:val="20"/>
+                        </w:rPr>
+                        <w:t>可以幫信社</w:t>
+                      </w:r>
+                      <w:proofErr w:type="gramEnd"/>
+                      <w:r>
+                        <w:rPr>
+                          <w:rFonts w:hint="eastAsia"/>
+                          <w:sz w:val="19"/>
+                          <w:szCs w:val="20"/>
+                        </w:rPr>
+                        <w:t>出</w:t>
+                      </w:r>
+                      <w:proofErr w:type="gramStart"/>
+                      <w:r>
+                        <w:rPr>
+                          <w:rFonts w:hint="eastAsia"/>
+                          <w:sz w:val="19"/>
+                          <w:szCs w:val="20"/>
+                        </w:rPr>
+                        <w:t>一</w:t>
+                      </w:r>
+                      <w:proofErr w:type="gramEnd"/>
+                      <w:r>
+                        <w:rPr>
+                          <w:rFonts w:hint="eastAsia"/>
+                          <w:sz w:val="19"/>
+                          <w:szCs w:val="20"/>
+                        </w:rPr>
+                        <w:t>分力</w:t>
+                      </w:r>
+                    </w:p>
+                  </w:txbxContent>
+                </v:textbox>
+                <w10:wrap type="square" anchorx="page"/>
+              </v:shape>
+            </w:pict>
+          </mc:Fallback>
+        </mc:AlternateContent>
+      </w:r>
+      <w:r>
+        <w:rPr>
+          <w:noProof/>
+        </w:rPr>
+        <mc:AlternateContent>
+          <mc:Choice Requires="wps">
+            <w:drawing>
+              <wp:anchor distT="45720" distB="45720" distL="114300" distR="114300" simplePos="0" relativeHeight="251661312" behindDoc="0" locked="0" layoutInCell="1" allowOverlap="1" wp14:anchorId="33E75CF1" wp14:editId="1D024DB6">
+                <wp:simplePos x="0" y="0"/>
+                <wp:positionH relativeFrom="page">
+                  <wp:posOffset>480060</wp:posOffset>
+                </wp:positionH>
+                <wp:positionV relativeFrom="paragraph">
+                  <wp:posOffset>2733040</wp:posOffset>
+                </wp:positionV>
+                <wp:extent cx="3167380" cy="381000"/>
+                <wp:effectExtent l="0" t="0" r="13970" b="19050"/>
+                <wp:wrapSquare wrapText="bothSides"/>
+                <wp:docPr id="6" name="文字方塊 2"/>
+                <wp:cNvGraphicFramePr>
+                  <a:graphicFrameLocks xmlns:a="http://schemas.openxmlformats.org/drawingml/2006/main"/>
+                </wp:cNvGraphicFramePr>
+                <a:graphic xmlns:a="http://schemas.openxmlformats.org/drawingml/2006/main">
+                  <a:graphicData uri="http://schemas.microsoft.com/office/word/2010/wordprocessingShape">
+                    <wps:wsp>
+                      <wps:cNvSpPr txBox="1">
+                        <a:spLocks noChangeArrowheads="1"/>
+                      </wps:cNvSpPr>
+                      <wps:spPr bwMode="auto">
+                        <a:xfrm>
+                          <a:off x="0" y="0"/>
+                          <a:ext cx="3167380" cy="381000"/>
+                        </a:xfrm>
+                        <a:prstGeom prst="rect">
+                          <a:avLst/>
+                        </a:prstGeom>
+                        <a:solidFill>
+                          <a:srgbClr val="FFFFFF"/>
+                        </a:solidFill>
+                        <a:ln w="9525">
+                          <a:solidFill>
+                            <a:srgbClr val="000000"/>
+                          </a:solidFill>
+                          <a:miter lim="800000"/>
+                          <a:headEnd/>
+                          <a:tailEnd/>
+                        </a:ln>
+                      </wps:spPr>
+                      <wps:txbx>
+                        <w:txbxContent>
+                          <w:p>
+                            <w:pPr>
+                              <w:spacing w:line="220" w:lineRule="exact"/>
+                              <w:rPr>
+                                <w:rFonts w:ascii="Arial" w:hAnsi="Arial" w:cs="Arial"/>
+                                <w:color w:val="202124"/>
+                                <w:sz w:val="20"/>
+                                <w:szCs w:val="20"/>
+                              </w:rPr>
+                            </w:pPr>
+                            <w:r>
+                              <w:rPr>
+                                <w:rFonts w:hint="eastAsia"/>
+                                <w:sz w:val="20"/>
+                                <w:szCs w:val="20"/>
+                              </w:rPr>
+                              <w:t>Hello</w:t>
+                            </w:r>
+                            <w:r>
+                              <w:rPr>
+                                <w:rFonts w:hint="eastAsia"/>
+                                <w:sz w:val="20"/>
+                                <w:szCs w:val="20"/>
+                              </w:rPr>
+                              <w:t>我係</w:t>
+                            </w:r>
+                            <w:r>
+                              <w:rPr>
+                                <w:rFonts w:hint="eastAsia"/>
+                                <w:sz w:val="20"/>
+                                <w:szCs w:val="20"/>
+                              </w:rPr>
+                              <w:t>5A</w:t>
+                            </w:r>
+                            <w:r>
+                              <w:rPr>
+                                <w:rFonts w:hint="eastAsia"/>
+                                <w:sz w:val="20"/>
+                                <w:szCs w:val="20"/>
+                              </w:rPr>
+                              <w:t>班黃彥博，來年會擔任社財政一職，我會盡力</w:t>
+                            </w:r>
+                            <w:proofErr w:type="gramStart"/>
+                            <w:r>
+                              <w:rPr>
+                                <w:rFonts w:hint="eastAsia"/>
+                                <w:sz w:val="20"/>
+                                <w:szCs w:val="20"/>
+                              </w:rPr>
+                              <w:t>幫社計好條</w:t>
+                            </w:r>
+                            <w:proofErr w:type="gramEnd"/>
+                            <w:r>
+                              <w:rPr>
+                                <w:rFonts w:hint="eastAsia"/>
+                                <w:sz w:val="20"/>
+                                <w:szCs w:val="20"/>
+                              </w:rPr>
+                              <w:t>數，請多多指教</w:t>
+                            </w:r>
+                          </w:p>
+                        </w:txbxContent>
+                      </wps:txbx>
+                      <wps:bodyPr rot="0" vert="horz" wrap="square" lIns="72000" tIns="18000" rIns="72000" bIns="18000" anchor="t" anchorCtr="0">
+                        <a:noAutofit/>
+                      </wps:bodyPr>
+                    </wps:wsp>
+                  </a:graphicData>
+                </a:graphic>
+                <wp14:sizeRelH relativeFrom="margin">
+                  <wp14:pctWidth>0</wp14:pctWidth>
+                </wp14:sizeRelH>
+                <wp14:sizeRelV relativeFrom="margin">
+                  <wp14:pctHeight>0</wp14:pctHeight>
+                </wp14:sizeRelV>
+              </wp:anchor>
+            </w:drawing>
+          </mc:Choice>
+          <mc:Fallback>
+            <w:pict>
+              <v:shape w14:anchorId="33E75CF1" id="_x0000_s1036" type="#_x0000_t202" style="position:absolute;margin-left:37.8pt;margin-top:215.2pt;width:249.4pt;height:30pt;z-index:251661312;visibility:visible;mso-wrap-style:square;mso-width-percent:0;mso-height-percent:0;mso-wrap-distance-left:9pt;mso-wrap-distance-top:3.6pt;mso-wrap-distance-right:9pt;mso-wrap-distance-bottom:3.6pt;mso-position-horizontal:absolute;mso-position-horizontal-relative:page;mso-position-vertical:absolute;mso-position-vertical-relative:text;mso-width-percent:0;mso-height-percent:0;mso-width-relative:margin;mso-height-relative:margin;v-text-anchor:top" o:gfxdata="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">
+                <v:textbox inset="2mm,.5mm,2mm,.5mm">
+                  <w:txbxContent>
+                    <w:p>
+                      <w:pPr>
+                        <w:spacing w:line="220" w:lineRule="exact"/>
+                        <w:rPr>
+                          <w:rFonts w:ascii="Arial" w:hAnsi="Arial" w:cs="Arial"/>
+                          <w:color w:val="202124"/>
+                          <w:sz w:val="20"/>
+                          <w:szCs w:val="20"/>
+                        </w:rPr>
+                      </w:pPr>
+                      <w:r>
+                        <w:rPr>
+                          <w:rFonts w:hint="eastAsia"/>
+                          <w:sz w:val="20"/>
+                          <w:szCs w:val="20"/>
+                        </w:rPr>
+                        <w:t>Hello</w:t>
+                      </w:r>
+                      <w:r>
+                        <w:rPr>
+                          <w:rFonts w:hint="eastAsia"/>
+                          <w:sz w:val="20"/>
+                          <w:szCs w:val="20"/>
+                        </w:rPr>
+                        <w:t>我係</w:t>
+                      </w:r>
+                      <w:r>
+                        <w:rPr>
+                          <w:rFonts w:hint="eastAsia"/>
+                          <w:sz w:val="20"/>
+                          <w:szCs w:val="20"/>
+                        </w:rPr>
+                        <w:t>5A</w:t>
+                      </w:r>
+                      <w:r>
+                        <w:rPr>
+                          <w:rFonts w:hint="eastAsia"/>
+                          <w:sz w:val="20"/>
+                          <w:szCs w:val="20"/>
+                        </w:rPr>
+                        <w:t>班黃彥博，來年會擔任社財政一職，我會盡力</w:t>
+                      </w:r>
+                      <w:proofErr w:type="gramStart"/>
+                      <w:r>
+                        <w:rPr>
+                          <w:rFonts w:hint="eastAsia"/>
+                          <w:sz w:val="20"/>
+                          <w:szCs w:val="20"/>
+                        </w:rPr>
+                        <w:t>幫社計好條</w:t>
+                      </w:r>
+                      <w:proofErr w:type="gramEnd"/>
+                      <w:r>
+                        <w:rPr>
+                          <w:rFonts w:hint="eastAsia"/>
+                          <w:sz w:val="20"/>
+                          <w:szCs w:val="20"/>
+                        </w:rPr>
+                        <w:t>數，請多多指教</w:t>
+                      </w:r>
+                    </w:p>
+                  </w:txbxContent>
+                </v:textbox>
+                <w10:wrap type="square" anchorx="page"/>
+              </v:shape>
+            </w:pict>
+          </mc:Fallback>
+        </mc:AlternateContent>
+      </w:r>
+      <w:r>
+        <w:rPr>
+          <w:noProof/>
+        </w:rPr>
+        <mc:AlternateContent>
+          <mc:Choice Requires="wps">
+            <w:drawing>
+              <wp:anchor distT="45720" distB="45720" distL="114300" distR="114300" simplePos="0" relativeHeight="251669504" behindDoc="0" locked="0" layoutInCell="1" allowOverlap="1" wp14:anchorId="7574D512" wp14:editId="1FB7295A">
+                <wp:simplePos x="0" y="0"/>
+                <wp:positionH relativeFrom="page">
+                  <wp:posOffset>3733165</wp:posOffset>
+                </wp:positionH>
+                <wp:positionV relativeFrom="paragraph">
+                  <wp:posOffset>4138930</wp:posOffset>
+                </wp:positionV>
+                <wp:extent cx="3366135" cy="492125"/>
+                <wp:effectExtent l="0" t="0" r="24765" b="22225"/>
+                <wp:wrapSquare wrapText="bothSides"/>
+                <wp:docPr id="16" name="文字方塊 2"/>
+                <wp:cNvGraphicFramePr>
+                  <a:graphicFrameLocks xmlns:a="http://schemas.openxmlformats.org/drawingml/2006/main"/>
+                </wp:cNvGraphicFramePr>
+                <a:graphic xmlns:a="http://schemas.openxmlformats.org/drawingml/2006/main">
+                  <a:graphicData uri="http://schemas.microsoft.com/office/word/2010/wordprocessingShape">
+                    <wps:wsp>
+                      <wps:cNvSpPr txBox="1">
+                        <a:spLocks noChangeArrowheads="1"/>
+                      </wps:cNvSpPr>
+                      <wps:spPr bwMode="auto">
+                        <a:xfrm>
+                          <a:off x="0" y="0"/>
+                          <a:ext cx="3366135" cy="492125"/>
+                        </a:xfrm>
+                        <a:prstGeom prst="rect">
+                          <a:avLst/>
+                        </a:prstGeom>
+                        <a:solidFill>
+                          <a:srgbClr val="FFFFFF"/>
+                        </a:solidFill>
+                        <a:ln w="9525">
+                          <a:solidFill>
+                            <a:srgbClr val="000000"/>
+                          </a:solidFill>
+                          <a:miter lim="800000"/>
+                          <a:headEnd/>
+                          <a:tailEnd/>
+                        </a:ln>
+                      </wps:spPr>
+                      <wps:txbx>
+                        <w:txbxContent>
+                          <w:p>
+                            <w:pPr>
+                              <w:spacing w:line="240" w:lineRule="exact"/>
+                              <w:rPr>
+                                <w:rFonts w:ascii="Arial" w:hAnsi="Arial" w:cs="Arial"/>
+                                <w:color w:val="202124"/>
+                                <w:sz w:val="20"/>
+                                <w:szCs w:val="20"/>
+                              </w:rPr>
+                            </w:pPr>
+                            <w:r>
+                              <w:rPr>
+                                <w:rFonts w:hint="eastAsia"/>
+                                <w:sz w:val="20"/>
+                                <w:szCs w:val="20"/>
+                              </w:rPr>
+                              <w:t>大家好！我係</w:t>
+                            </w:r>
+                            <w:r>
+                              <w:rPr>
+                                <w:sz w:val="20"/>
+                                <w:szCs w:val="20"/>
+                              </w:rPr>
+                              <w:t>5C</w:t>
+                            </w:r>
+                            <w:r>
+                              <w:rPr>
+                                <w:rFonts w:hint="eastAsia"/>
+                                <w:sz w:val="20"/>
+                                <w:szCs w:val="20"/>
+                              </w:rPr>
+                              <w:t>班嘅陳慰渝</w:t>
+                            </w:r>
+                            <w:r>
+                              <w:rPr>
+                                <w:sz w:val="20"/>
+                                <w:szCs w:val="20"/>
+                              </w:rPr>
+                              <w:t xml:space="preserve"> </w:t>
+                            </w:r>
+                            <w:r>
+                              <w:rPr>
+                                <w:rFonts w:hint="eastAsia"/>
+                                <w:sz w:val="20"/>
+                                <w:szCs w:val="20"/>
+                              </w:rPr>
+                              <w:t>好開心來年能繼續擔任信社幹事，今年我嘅職責係聯絡，希望能繼續為信社出一份力！</w:t>
+                            </w:r>
+                          </w:p>
+                        </w:txbxContent>
+                      </wps:txbx>
+                      <wps:bodyPr rot="0" vert="horz" wrap="square" lIns="91440" tIns="18000" rIns="91440" bIns="18000" anchor="t" anchorCtr="0">
+                        <a:noAutofit/>
+                      </wps:bodyPr>
+                    </wps:wsp>
+                  </a:graphicData>
+                </a:graphic>
+                <wp14:sizeRelH relativeFrom="margin">
+                  <wp14:pctWidth>0</wp14:pctWidth>
+                </wp14:sizeRelH>
+                <wp14:sizeRelV relativeFrom="margin">
+                  <wp14:pctHeight>0</wp14:pctHeight>
+                </wp14:sizeRelV>
+              </wp:anchor>
+            </w:drawing>
+          </mc:Choice>
+          <mc:Fallback>
+            <w:pict>
+              <v:shape w14:anchorId="7574D512" id="_x0000_s1037" type="#_x0000_t202" style="position:absolute;margin-left:293.95pt;margin-top:325.9pt;width:265.05pt;height:38.75pt;z-index:251669504;visibility:visible;mso-wrap-style:square;mso-width-percent:0;mso-height-percent:0;mso-wrap-distance-left:9pt;mso-wrap-distance-top:3.6pt;mso-wrap-distance-right:9pt;mso-wrap-distance-bottom:3.6pt;mso-position-horizontal:absolute;mso-position-horizontal-relative:page;mso-position-vertical:absolute;mso-position-vertical-relative:text;mso-width-percent:0;mso-height-percent:0;mso-width-relative:margin;mso-height-relative:margin;v-text-anchor:top" o:gfxdata="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">
+                <v:textbox inset=",.5mm,,.5mm">
+                  <w:txbxContent>
+                    <w:p>
+                      <w:pPr>
+                        <w:spacing w:line="240" w:lineRule="exact"/>
+                        <w:rPr>
+                          <w:rFonts w:ascii="Arial" w:hAnsi="Arial" w:cs="Arial"/>
+                          <w:color w:val="202124"/>
+                          <w:sz w:val="20"/>
+                          <w:szCs w:val="20"/>
+                        </w:rPr>
+                      </w:pPr>
+                      <w:r>
+                        <w:rPr>
+                          <w:rFonts w:hint="eastAsia"/>
+                          <w:sz w:val="20"/>
+                          <w:szCs w:val="20"/>
+                        </w:rPr>
+                        <w:t>大家好！我係</w:t>
+                      </w:r>
+                      <w:r>
+                        <w:rPr>
+                          <w:sz w:val="20"/>
+                          <w:szCs w:val="20"/>
+                        </w:rPr>
+                        <w:t>5C</w:t>
+                      </w:r>
+                      <w:r>
+                        <w:rPr>
+                          <w:rFonts w:hint="eastAsia"/>
+                          <w:sz w:val="20"/>
+                          <w:szCs w:val="20"/>
+                        </w:rPr>
+                        <w:t>班嘅陳慰渝</w:t>
+                      </w:r>
+                      <w:r>
+                        <w:rPr>
+                          <w:sz w:val="20"/>
+                          <w:szCs w:val="20"/>
+                        </w:rPr>
+                        <w:t xml:space="preserve"> </w:t>
+                      </w:r>
+                      <w:r>
+                        <w:rPr>
+                          <w:rFonts w:hint="eastAsia"/>
+                          <w:sz w:val="20"/>
+                          <w:szCs w:val="20"/>
+                        </w:rPr>
+                        <w:t>好開心來年能繼續擔任信社幹事，今年我嘅職責係聯絡，希望能繼續為信社出一份力！</w:t>
+                      </w:r>
+                    </w:p>
+                  </w:txbxContent>
+                </v:textbox>
+                <w10:wrap type="square" anchorx="page"/>
+              </v:shape>
+            </w:pict>
+          </mc:Fallback>
+        </mc:AlternateContent>
+      </w:r>
+      <w:r>
+        <w:rPr>
+          <w:noProof/>
+        </w:rPr>
+        <mc:AlternateContent>
+          <mc:Choice Requires="wps">
+            <w:drawing>
+              <wp:anchor distT="45720" distB="45720" distL="114300" distR="114300" simplePos="0" relativeHeight="251666432" behindDoc="0" locked="0" layoutInCell="1" allowOverlap="1" wp14:anchorId="1A36440C" wp14:editId="56828927">
+                <wp:simplePos x="0" y="0"/>
+                <wp:positionH relativeFrom="page">
+                  <wp:posOffset>480060</wp:posOffset>
+                </wp:positionH>
+                <wp:positionV relativeFrom="paragraph">
+                  <wp:posOffset>5863590</wp:posOffset>
+                </wp:positionV>
+                <wp:extent cx="3167380" cy="406400"/>
+                <wp:effectExtent l="0" t="0" r="13970" b="12700"/>
+                <wp:wrapSquare wrapText="bothSides"/>
+                <wp:docPr id="11" name="文字方塊 2"/>
+                <wp:cNvGraphicFramePr>
+                  <a:graphicFrameLocks xmlns:a="http://schemas.openxmlformats.org/drawingml/2006/main"/>
+                </wp:cNvGraphicFramePr>
+                <a:graphic xmlns:a="http://schemas.openxmlformats.org/drawingml/2006/main">
+                  <a:graphicData uri="http://schemas.microsoft.com/office/word/2010/wordprocessingShape">
+                    <wps:wsp>
+                      <wps:cNvSpPr txBox="1">
+                        <a:spLocks noChangeArrowheads="1"/>
+                      </wps:cNvSpPr>
+                      <wps:spPr bwMode="auto">
+                        <a:xfrm>
+                          <a:off x="0" y="0"/>
+                          <a:ext cx="3167380" cy="406400"/>
+                        </a:xfrm>
+                        <a:prstGeom prst="rect">
+                          <a:avLst/>
+                        </a:prstGeom>
+                        <a:solidFill>
+                          <a:srgbClr val="FFFFFF"/>
+                        </a:solidFill>
+                        <a:ln w="9525">
+                          <a:solidFill>
+                            <a:srgbClr val="000000"/>
+                          </a:solidFill>
+                          <a:miter lim="800000"/>
+                          <a:headEnd/>
+                          <a:tailEnd/>
+                        </a:ln>
+                      </wps:spPr>
+                      <wps:txbx>
+                        <w:txbxContent>
+                          <w:p>
+                            <w:pPr>
+                              <w:spacing w:line="240" w:lineRule="exact"/>
+                              <w:rPr>
+                                <w:rFonts w:ascii="Arial" w:hAnsi="Arial" w:cs="Arial"/>
+                                <w:color w:val="202124"/>
+                                <w:sz w:val="20"/>
+                                <w:szCs w:val="20"/>
+                              </w:rPr>
+                            </w:pPr>
+                            <w:r>
+                              <w:rPr>
+                                <w:rFonts w:hint="eastAsia"/>
+                                <w:sz w:val="20"/>
+                                <w:szCs w:val="20"/>
+                              </w:rPr>
+                              <w:t>我係</w:t>
+                            </w:r>
+                            <w:r>
+                              <w:rPr>
+                                <w:rFonts w:hint="eastAsia"/>
+                                <w:sz w:val="20"/>
+                                <w:szCs w:val="20"/>
+                              </w:rPr>
+                              <w:t xml:space="preserve">3A </w:t>
+                            </w:r>
+                            <w:r>
+                              <w:rPr>
+                                <w:rFonts w:hint="eastAsia"/>
+                                <w:sz w:val="20"/>
+                                <w:szCs w:val="20"/>
+                              </w:rPr>
+                              <w:t>劉彥彤</w:t>
+                            </w:r>
+                            <w:r>
+                              <w:rPr>
+                                <w:rFonts w:hint="eastAsia"/>
+                                <w:sz w:val="20"/>
+                                <w:szCs w:val="20"/>
+                              </w:rPr>
+                              <w:t xml:space="preserve"> </w:t>
+                            </w:r>
+                            <w:proofErr w:type="gramStart"/>
+                            <w:r>
+                              <w:rPr>
+                                <w:rFonts w:hint="eastAsia"/>
+                                <w:sz w:val="20"/>
+                                <w:szCs w:val="20"/>
+                              </w:rPr>
+                              <w:t>咁</w:t>
+                            </w:r>
+                            <w:proofErr w:type="gramEnd"/>
+                            <w:r>
+                              <w:rPr>
+                                <w:rFonts w:hint="eastAsia"/>
+                                <w:sz w:val="20"/>
+                                <w:szCs w:val="20"/>
+                              </w:rPr>
+                              <w:t>今年第一年擔任信社幹事</w:t>
+                            </w:r>
+                            <w:r>
+                              <w:rPr>
+                                <w:rFonts w:hint="eastAsia"/>
+                                <w:sz w:val="20"/>
+                                <w:szCs w:val="20"/>
+                              </w:rPr>
+                              <w:t xml:space="preserve"> </w:t>
+                            </w:r>
+                            <w:r>
+                              <w:rPr>
+                                <w:rFonts w:hint="eastAsia"/>
+                                <w:sz w:val="20"/>
+                                <w:szCs w:val="20"/>
+                              </w:rPr>
+                              <w:t>擔任康樂一職</w:t>
+                            </w:r>
+                            <w:r>
+                              <w:rPr>
+                                <w:rFonts w:hint="eastAsia"/>
+                                <w:sz w:val="20"/>
+                                <w:szCs w:val="20"/>
+                              </w:rPr>
+                              <w:t xml:space="preserve"> </w:t>
+                            </w:r>
+                            <w:r>
+                              <w:rPr>
+                                <w:rFonts w:hint="eastAsia"/>
+                                <w:sz w:val="20"/>
+                                <w:szCs w:val="20"/>
+                              </w:rPr>
+                              <w:t>希望之後大家多多指教</w:t>
+                            </w:r>
+                            <w:r>
+                              <w:rPr>
+                                <w:rFonts w:ascii="Segoe UI Emoji" w:hAnsi="Segoe UI Emoji" w:cs="Segoe UI Emoji"/>
+                                <w:sz w:val="20"/>
+                                <w:szCs w:val="20"/>
+                              </w:rPr>
+                              <w:t>😋</w:t>
+                            </w:r>
+                          </w:p>
+                        </w:txbxContent>
+                      </wps:txbx>
+                      <wps:bodyPr rot="0" vert="horz" wrap="square" lIns="91440" tIns="18000" rIns="91440" bIns="18000" anchor="t" anchorCtr="0">
+                        <a:noAutofit/>
+                      </wps:bodyPr>
+                    </wps:wsp>
+                  </a:graphicData>
+                </a:graphic>
+                <wp14:sizeRelH relativeFrom="margin">
+                  <wp14:pctWidth>0</wp14:pctWidth>
+                </wp14:sizeRelH>
+                <wp14:sizeRelV relativeFrom="margin">
+                  <wp14:pctHeight>0</wp14:pctHeight>
+                </wp14:sizeRelV>
+              </wp:anchor>
+            </w:drawing>
+          </mc:Choice>
+          <mc:Fallback>
+            <w:pict>
+              <v:shape w14:anchorId="1A36440C" id="_x0000_s1038" type="#_x0000_t202" style="position:absolute;margin-left:37.8pt;margin-top:461.7pt;width:249.4pt;height:32pt;z-index:251666432;visibility:visible;mso-wrap-style:square;mso-width-percent:0;mso-height-percent:0;mso-wrap-distance-left:9pt;mso-wrap-distance-top:3.6pt;mso-wrap-distance-right:9pt;mso-wrap-distance-bottom:3.6pt;mso-position-horizontal:absolute;mso-position-horizontal-relative:page;mso-position-vertical:absolute;mso-position-vertical-relative:text;mso-width-percent:0;mso-height-percent:0;mso-width-relative:margin;mso-height-relative:margin;v-text-anchor:top" o:gfxdata="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">
+                <v:textbox inset=",.5mm,,.5mm">
+                  <w:txbxContent>
+                    <w:p>
+                      <w:pPr>
+                        <w:spacing w:line="240" w:lineRule="exact"/>
+                        <w:rPr>
+                          <w:rFonts w:ascii="Arial" w:hAnsi="Arial" w:cs="Arial"/>
+                          <w:color w:val="202124"/>
+                          <w:sz w:val="20"/>
+                          <w:szCs w:val="20"/>
+                        </w:rPr>
+                      </w:pPr>
+                      <w:r>
+                        <w:rPr>
+                          <w:rFonts w:hint="eastAsia"/>
+                          <w:sz w:val="20"/>
+                          <w:szCs w:val="20"/>
+                        </w:rPr>
+                        <w:t>我係</w:t>
+                      </w:r>
+                      <w:r>
+                        <w:rPr>
+                          <w:rFonts w:hint="eastAsia"/>
+                          <w:sz w:val="20"/>
+                          <w:szCs w:val="20"/>
+                        </w:rPr>
+                        <w:t xml:space="preserve">3A </w:t>
+                      </w:r>
+                      <w:r>
+                        <w:rPr>
+                          <w:rFonts w:hint="eastAsia"/>
+                          <w:sz w:val="20"/>
+                          <w:szCs w:val="20"/>
+                        </w:rPr>
+                        <w:t>劉彥彤</w:t>
+                      </w:r>
+                      <w:r>
+                        <w:rPr>
+                          <w:rFonts w:hint="eastAsia"/>
+                          <w:sz w:val="20"/>
+                          <w:szCs w:val="20"/>
+                        </w:rPr>
+                        <w:t xml:space="preserve"> </w:t>
+                      </w:r>
+                      <w:proofErr w:type="gramStart"/>
+                      <w:r>
+                        <w:rPr>
+                          <w:rFonts w:hint="eastAsia"/>
+                          <w:sz w:val="20"/>
+                          <w:szCs w:val="20"/>
+                        </w:rPr>
+                        <w:t>咁</w:t>
+                      </w:r>
+                      <w:proofErr w:type="gramEnd"/>
+                      <w:r>
+                        <w:rPr>
+                          <w:rFonts w:hint="eastAsia"/>
+                          <w:sz w:val="20"/>
+                          <w:szCs w:val="20"/>
+                        </w:rPr>
+                        <w:t>今年第一年擔任信社幹事</w:t>
+                      </w:r>
+                      <w:r>
+                        <w:rPr>
+                          <w:rFonts w:hint="eastAsia"/>
+                          <w:sz w:val="20"/>
+                          <w:szCs w:val="20"/>
+                        </w:rPr>
+                        <w:t xml:space="preserve"> </w:t>
+                      </w:r>
+                      <w:r>
+                        <w:rPr>
+                          <w:rFonts w:hint="eastAsia"/>
+                          <w:sz w:val="20"/>
+                          <w:szCs w:val="20"/>
+                        </w:rPr>
+                        <w:t>擔任康樂一職</w:t>
+                      </w:r>
+                      <w:r>
+                        <w:rPr>
+                          <w:rFonts w:hint="eastAsia"/>
+                          <w:sz w:val="20"/>
+                          <w:szCs w:val="20"/>
+                        </w:rPr>
+                        <w:t xml:space="preserve"> </w:t>
+                      </w:r>
+                      <w:r>
+                        <w:rPr>
+                          <w:rFonts w:hint="eastAsia"/>
+                          <w:sz w:val="20"/>
+                          <w:szCs w:val="20"/>
+                        </w:rPr>
+                        <w:t>希望之後大家多多指教</w:t>
+                      </w:r>
+                      <w:r>
+                        <w:rPr>
+                          <w:rFonts w:ascii="Segoe UI Emoji" w:hAnsi="Segoe UI Emoji" w:cs="Segoe UI Emoji"/>
+                          <w:sz w:val="20"/>
+                          <w:szCs w:val="20"/>
+                        </w:rPr>
+                        <w:t>😋</w:t>
+                      </w:r>
+                    </w:p>
+                  </w:txbxContent>
+                </v:textbox>
+                <w10:wrap type="square" anchorx="page"/>
+              </v:shape>
+            </w:pict>
+          </mc:Fallback>
+        </mc:AlternateContent>
+      </w:r>
+      <w:r>
+        <w:rPr>
+          <w:noProof/>
+        </w:rPr>
+        <mc:AlternateContent>
+          <mc:Choice Requires="wps">
+            <w:drawing>
+              <wp:anchor distT="45720" distB="45720" distL="114300" distR="114300" simplePos="0" relativeHeight="251667456" behindDoc="0" locked="0" layoutInCell="1" allowOverlap="1" wp14:anchorId="5A04E162" wp14:editId="68D48E88">
+                <wp:simplePos x="0" y="0"/>
+                <wp:positionH relativeFrom="page">
+                  <wp:posOffset>480060</wp:posOffset>
+                </wp:positionH>
+                <wp:positionV relativeFrom="paragraph">
+                  <wp:posOffset>5414645</wp:posOffset>
+                </wp:positionV>
+                <wp:extent cx="3167380" cy="378460"/>
+                <wp:effectExtent l="0" t="0" r="13970" b="21590"/>
+                <wp:wrapSquare wrapText="bothSides"/>
+                <wp:docPr id="12" name="文字方塊 2"/>
+                <wp:cNvGraphicFramePr>
+                  <a:graphicFrameLocks xmlns:a="http://schemas.openxmlformats.org/drawingml/2006/main"/>
+                </wp:cNvGraphicFramePr>
+                <a:graphic xmlns:a="http://schemas.openxmlformats.org/drawingml/2006/main">
+                  <a:graphicData uri="http://schemas.microsoft.com/office/word/2010/wordprocessingShape">
+                    <wps:wsp>
+                      <wps:cNvSpPr txBox="1">
+                        <a:spLocks noChangeArrowheads="1"/>
+                      </wps:cNvSpPr>
+                      <wps:spPr bwMode="auto">
+                        <a:xfrm>
+                          <a:off x="0" y="0"/>
+                          <a:ext cx="3167380" cy="378460"/>
+                        </a:xfrm>
+                        <a:prstGeom prst="rect">
+                          <a:avLst/>
+                        </a:prstGeom>
+                        <a:solidFill>
+                          <a:srgbClr val="FFFFFF"/>
+                        </a:solidFill>
+                        <a:ln w="9525">
+                          <a:solidFill>
+                            <a:srgbClr val="000000"/>
+                          </a:solidFill>
+                          <a:miter lim="800000"/>
+                          <a:headEnd/>
+                          <a:tailEnd/>
+                        </a:ln>
+                      </wps:spPr>
+                      <wps:txbx>
+                        <w:txbxContent>
+                          <w:p>
+                            <w:pPr>
+                              <w:spacing w:line="240" w:lineRule="exact"/>
+                              <w:rPr>
+                                <w:rFonts w:ascii="Arial" w:hAnsi="Arial" w:cs="Arial"/>
+                                <w:color w:val="202124"/>
+                                <w:sz w:val="20"/>
+                                <w:szCs w:val="20"/>
+                              </w:rPr>
+                            </w:pPr>
+                            <w:r>
+                              <w:rPr>
+                                <w:rFonts w:hint="eastAsia"/>
+                                <w:sz w:val="20"/>
+                                <w:szCs w:val="20"/>
+                              </w:rPr>
+                              <w:t>大家好</w:t>
+                            </w:r>
+                            <w:r>
+                              <w:rPr>
+                                <w:sz w:val="20"/>
+                                <w:szCs w:val="20"/>
+                              </w:rPr>
+                              <w:t>,</w:t>
+                            </w:r>
+                            <w:r>
+                              <w:rPr>
+                                <w:rFonts w:hint="eastAsia"/>
+                                <w:sz w:val="20"/>
+                                <w:szCs w:val="20"/>
+                              </w:rPr>
+                              <w:t>我係</w:t>
+                            </w:r>
+                            <w:r>
+                              <w:rPr>
+                                <w:sz w:val="20"/>
+                                <w:szCs w:val="20"/>
+                              </w:rPr>
+                              <w:t>5C</w:t>
+                            </w:r>
+                            <w:r>
+                              <w:rPr>
+                                <w:rFonts w:hint="eastAsia"/>
+                                <w:sz w:val="20"/>
+                                <w:szCs w:val="20"/>
+                              </w:rPr>
+                              <w:t>班蕭卓宏</w:t>
+                            </w:r>
+                            <w:r>
+                              <w:rPr>
+                                <w:sz w:val="20"/>
+                                <w:szCs w:val="20"/>
+                              </w:rPr>
+                              <w:t>,</w:t>
+                            </w:r>
+                            <w:r>
+                              <w:rPr>
+                                <w:rFonts w:hint="eastAsia"/>
+                                <w:sz w:val="20"/>
+                                <w:szCs w:val="20"/>
+                              </w:rPr>
+                              <w:t>上年</w:t>
+                            </w:r>
+                            <w:proofErr w:type="gramStart"/>
+                            <w:r>
+                              <w:rPr>
+                                <w:rFonts w:hint="eastAsia"/>
+                                <w:sz w:val="20"/>
+                                <w:szCs w:val="20"/>
+                              </w:rPr>
+                              <w:t>都係信社</w:t>
+                            </w:r>
+                            <w:proofErr w:type="gramEnd"/>
+                            <w:r>
+                              <w:rPr>
+                                <w:rFonts w:hint="eastAsia"/>
+                                <w:sz w:val="20"/>
+                                <w:szCs w:val="20"/>
+                              </w:rPr>
+                              <w:t>嘅聯絡</w:t>
+                            </w:r>
+                            <w:r>
+                              <w:rPr>
+                                <w:sz w:val="20"/>
+                                <w:szCs w:val="20"/>
+                              </w:rPr>
+                              <w:t>,</w:t>
+                            </w:r>
+                            <w:r>
+                              <w:rPr>
+                                <w:rFonts w:hint="eastAsia"/>
+                                <w:sz w:val="20"/>
+                                <w:szCs w:val="20"/>
+                              </w:rPr>
+                              <w:t>來年會擔任總務呢個職位</w:t>
+                            </w:r>
+                            <w:r>
+                              <w:rPr>
+                                <w:sz w:val="20"/>
+                                <w:szCs w:val="20"/>
+                              </w:rPr>
+                              <w:t>,</w:t>
+                            </w:r>
+                            <w:r>
+                              <w:rPr>
+                                <w:rFonts w:hint="eastAsia"/>
+                                <w:sz w:val="20"/>
+                                <w:szCs w:val="20"/>
+                              </w:rPr>
+                              <w:t>我會盡我嘅能力為信社作出貢獻！</w:t>
+                            </w:r>
+                          </w:p>
+                        </w:txbxContent>
+                      </wps:txbx>
+                      <wps:bodyPr rot="0" vert="horz" wrap="square" lIns="91440" tIns="18000" rIns="91440" bIns="18000" anchor="t" anchorCtr="0">
+                        <a:noAutofit/>
+                      </wps:bodyPr>
+                    </wps:wsp>
+                  </a:graphicData>
+                </a:graphic>
+                <wp14:sizeRelH relativeFrom="margin">
+                  <wp14:pctWidth>0</wp14:pctWidth>
+                </wp14:sizeRelH>
+                <wp14:sizeRelV relativeFrom="margin">
+                  <wp14:pctHeight>0</wp14:pctHeight>
+                </wp14:sizeRelV>
+              </wp:anchor>
+            </w:drawing>
+          </mc:Choice>
+          <mc:Fallback>
+            <w:pict>
+              <v:shape w14:anchorId="5A04E162" id="_x0000_s1039" type="#_x0000_t202" style="position:absolute;margin-left:37.8pt;margin-top:426.35pt;width:249.4pt;height:29.8pt;z-index:251667456;visibility:visible;mso-wrap-style:square;mso-width-percent:0;mso-height-percent:0;mso-wrap-distance-left:9pt;mso-wrap-distance-top:3.6pt;mso-wrap-distance-right:9pt;mso-wrap-distance-bottom:3.6pt;mso-position-horizontal:absolute;mso-position-horizontal-relative:page;mso-position-vertical:absolute;mso-position-vertical-relative:text;mso-width-percent:0;mso-height-percent:0;mso-width-relative:margin;mso-height-relative:margin;v-text-anchor:top" o:gfxdata="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">
+                <v:textbox inset=",.5mm,,.5mm">
+                  <w:txbxContent>
+                    <w:p>
+                      <w:pPr>
+                        <w:spacing w:line="240" w:lineRule="exact"/>
+                        <w:rPr>
+                          <w:rFonts w:ascii="Arial" w:hAnsi="Arial" w:cs="Arial"/>
+                          <w:color w:val="202124"/>
+                          <w:sz w:val="20"/>
+                          <w:szCs w:val="20"/>
+                        </w:rPr>
+                      </w:pPr>
+                      <w:r>
+                        <w:rPr>
+                          <w:rFonts w:hint="eastAsia"/>
+                          <w:sz w:val="20"/>
+                          <w:szCs w:val="20"/>
+                        </w:rPr>
+                        <w:t>大家好</w:t>
+                      </w:r>
+                      <w:r>
+                        <w:rPr>
+                          <w:sz w:val="20"/>
+                          <w:szCs w:val="20"/>
+                        </w:rPr>
+                        <w:t>,</w:t>
+                      </w:r>
+                      <w:r>
+                        <w:rPr>
+                          <w:rFonts w:hint="eastAsia"/>
+                          <w:sz w:val="20"/>
+                          <w:szCs w:val="20"/>
+                        </w:rPr>
+                        <w:t>我係</w:t>
+                      </w:r>
+                      <w:r>
+                        <w:rPr>
+                          <w:sz w:val="20"/>
+                          <w:szCs w:val="20"/>
+                        </w:rPr>
+                        <w:t>5C</w:t>
+                      </w:r>
+                      <w:r>
+                        <w:rPr>
+                          <w:rFonts w:hint="eastAsia"/>
+                          <w:sz w:val="20"/>
+                          <w:szCs w:val="20"/>
+                        </w:rPr>
+                        <w:t>班蕭卓宏</w:t>
+                      </w:r>
+                      <w:r>
+                        <w:rPr>
+                          <w:sz w:val="20"/>
+                          <w:szCs w:val="20"/>
+                        </w:rPr>
+                        <w:t>,</w:t>
+                      </w:r>
+                      <w:r>
+                        <w:rPr>
+                          <w:rFonts w:hint="eastAsia"/>
+                          <w:sz w:val="20"/>
+                          <w:szCs w:val="20"/>
+                        </w:rPr>
+                        <w:t>上年</w:t>
+                      </w:r>
+                      <w:proofErr w:type="gramStart"/>
+                      <w:r>
+                        <w:rPr>
+                          <w:rFonts w:hint="eastAsia"/>
+                          <w:sz w:val="20"/>
+                          <w:szCs w:val="20"/>
+                        </w:rPr>
+                        <w:t>都係信社</w:t>
+                      </w:r>
+                      <w:proofErr w:type="gramEnd"/>
+                      <w:r>
+                        <w:rPr>
+                          <w:rFonts w:hint="eastAsia"/>
+                          <w:sz w:val="20"/>
+                          <w:szCs w:val="20"/>
+                        </w:rPr>
+                        <w:t>嘅聯絡</w:t>
+                      </w:r>
+                      <w:r>
+                        <w:rPr>
+                          <w:sz w:val="20"/>
+                          <w:szCs w:val="20"/>
+                        </w:rPr>
+                        <w:t>,</w:t>
+                      </w:r>
+                      <w:r>
+                        <w:rPr>
+                          <w:rFonts w:hint="eastAsia"/>
+                          <w:sz w:val="20"/>
+                          <w:szCs w:val="20"/>
+                        </w:rPr>
+                        <w:t>來年會擔任總務呢個職位</w:t>
+                      </w:r>
+                      <w:r>
+                        <w:rPr>
+                          <w:sz w:val="20"/>
+                          <w:szCs w:val="20"/>
+                        </w:rPr>
+                        <w:t>,</w:t>
+                      </w:r>
+                      <w:r>
+                        <w:rPr>
+                          <w:rFonts w:hint="eastAsia"/>
+                          <w:sz w:val="20"/>
+                          <w:szCs w:val="20"/>
+                        </w:rPr>
+                        <w:t>我會盡我嘅能力為信社作出貢獻！</w:t>
+                      </w:r>
+                    </w:p>
+                  </w:txbxContent>
+                </v:textbox>
+                <w10:wrap type="square" anchorx="page"/>
+              </v:shape>
+            </w:pict>
+          </mc:Fallback>
+        </mc:AlternateContent>
+      </w:r>
+      <w:r>
+        <w:rPr>
+          <w:noProof/>
+        </w:rPr>
+        <mc:AlternateContent>
+          <mc:Choice Requires="wps">
+            <w:drawing>
+              <wp:anchor distT="45720" distB="45720" distL="114300" distR="114300" simplePos="0" relativeHeight="251664384" behindDoc="0" locked="0" layoutInCell="1" allowOverlap="1" wp14:anchorId="36067971" wp14:editId="3D6CF0CA">
+                <wp:simplePos x="0" y="0"/>
+                <wp:positionH relativeFrom="page">
+                  <wp:posOffset>480060</wp:posOffset>
+                </wp:positionH>
+                <wp:positionV relativeFrom="paragraph">
+                  <wp:posOffset>4531995</wp:posOffset>
+                </wp:positionV>
+                <wp:extent cx="3167380" cy="358140"/>
+                <wp:effectExtent l="0" t="0" r="13970" b="22860"/>
+                <wp:wrapSquare wrapText="bothSides"/>
+                <wp:docPr id="9" name="文字方塊 2"/>
+                <wp:cNvGraphicFramePr>
+                  <a:graphicFrameLocks xmlns:a="http://schemas.openxmlformats.org/drawingml/2006/main"/>
+                </wp:cNvGraphicFramePr>
+                <a:graphic xmlns:a="http://schemas.openxmlformats.org/drawingml/2006/main">
+                  <a:graphicData uri="http://schemas.microsoft.com/office/word/2010/wordprocessingShape">
+                    <wps:wsp>
+                      <wps:cNvSpPr txBox="1">
+                        <a:spLocks noChangeArrowheads="1"/>
+                      </wps:cNvSpPr>
+                      <wps:spPr bwMode="auto">
+                        <a:xfrm>
+                          <a:off x="0" y="0"/>
+                          <a:ext cx="3167380" cy="358140"/>
+                        </a:xfrm>
+                        <a:prstGeom prst="rect">
+                          <a:avLst/>
+                        </a:prstGeom>
+                        <a:solidFill>
+                          <a:srgbClr val="FFFFFF"/>
+                        </a:solidFill>
+                        <a:ln w="9525">
+                          <a:solidFill>
+                            <a:srgbClr val="000000"/>
+                          </a:solidFill>
+                          <a:miter lim="800000"/>
+                          <a:headEnd/>
+                          <a:tailEnd/>
+                        </a:ln>
+                      </wps:spPr>
+                      <wps:txbx>
+                        <w:txbxContent>
+                          <w:p>
+                            <w:pPr>
+                              <w:spacing w:line="240" w:lineRule="exact"/>
+                              <w:rPr>
+                                <w:rFonts w:ascii="Arial" w:hAnsi="Arial" w:cs="Arial"/>
+                                <w:color w:val="202124"/>
+                                <w:sz w:val="20"/>
+                                <w:szCs w:val="20"/>
+                              </w:rPr>
+                            </w:pPr>
+                            <w:r>
+                              <w:rPr>
+                                <w:rFonts w:hint="eastAsia"/>
+                                <w:sz w:val="20"/>
+                                <w:szCs w:val="20"/>
+                              </w:rPr>
+                              <w:t>大家好，我係</w:t>
+                            </w:r>
+                            <w:r>
+                              <w:rPr>
+                                <w:sz w:val="20"/>
+                                <w:szCs w:val="20"/>
+                              </w:rPr>
+                              <w:t>4A</w:t>
+                            </w:r>
+                            <w:r>
+                              <w:rPr>
+                                <w:rFonts w:hint="eastAsia"/>
+                                <w:sz w:val="20"/>
+                                <w:szCs w:val="20"/>
+                              </w:rPr>
+                              <w:t>班嘅辛舒詠，嚟緊呢年會擔任聯絡一職。希望來年可以為</w:t>
+                            </w:r>
+                            <w:proofErr w:type="gramStart"/>
+                            <w:r>
+                              <w:rPr>
+                                <w:rFonts w:hint="eastAsia"/>
+                                <w:sz w:val="20"/>
+                                <w:szCs w:val="20"/>
+                              </w:rPr>
+                              <w:t>同學同信社</w:t>
+                            </w:r>
+                            <w:proofErr w:type="gramEnd"/>
+                            <w:r>
+                              <w:rPr>
+                                <w:rFonts w:hint="eastAsia"/>
+                                <w:sz w:val="20"/>
+                                <w:szCs w:val="20"/>
+                              </w:rPr>
+                              <w:t>出</w:t>
+                            </w:r>
+                            <w:proofErr w:type="gramStart"/>
+                            <w:r>
+                              <w:rPr>
+                                <w:rFonts w:hint="eastAsia"/>
+                                <w:sz w:val="20"/>
+                                <w:szCs w:val="20"/>
+                              </w:rPr>
+                              <w:t>一</w:t>
+                            </w:r>
+                            <w:proofErr w:type="gramEnd"/>
+                            <w:r>
+                              <w:rPr>
+                                <w:rFonts w:hint="eastAsia"/>
+                                <w:sz w:val="20"/>
+                                <w:szCs w:val="20"/>
+                              </w:rPr>
+                              <w:t>分力，多謝</w:t>
+                            </w:r>
+                          </w:p>
+                        </w:txbxContent>
+                      </wps:txbx>
+                      <wps:bodyPr rot="0" vert="horz" wrap="square" lIns="91440" tIns="18000" rIns="91440" bIns="18000" anchor="t" anchorCtr="0">
+                        <a:noAutofit/>
+                      </wps:bodyPr>
+                    </wps:wsp>
+                  </a:graphicData>
+                </a:graphic>
+                <wp14:sizeRelH relativeFrom="margin">
+                  <wp14:pctWidth>0</wp14:pctWidth>
+                </wp14:sizeRelH>
+                <wp14:sizeRelV relativeFrom="margin">
+                  <wp14:pctHeight>0</wp14:pctHeight>
+                </wp14:sizeRelV>
+              </wp:anchor>
+            </w:drawing>
+          </mc:Choice>
+          <mc:Fallback>
+            <w:pict>
+              <v:shape w14:anchorId="36067971" id="_x0000_s1040" type="#_x0000_t202" style="position:absolute;margin-left:37.8pt;margin-top:356.85pt;width:249.4pt;height:28.2pt;z-index:251664384;visibility:visible;mso-wrap-style:square;mso-width-percent:0;mso-height-percent:0;mso-wrap-distance-left:9pt;mso-wrap-distance-top:3.6pt;mso-wrap-distance-right:9pt;mso-wrap-distance-bottom:3.6pt;mso-position-horizontal:absolute;mso-position-horizontal-relative:page;mso-position-vertical:absolute;mso-position-vertical-relative:text;mso-width-percent:0;mso-height-percent:0;mso-width-relative:margin;mso-height-relative:margin;v-text-anchor:top" o:gfxdata="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">
+                <v:textbox inset=",.5mm,,.5mm">
+                  <w:txbxContent>
+                    <w:p>
+                      <w:pPr>
+                        <w:spacing w:line="240" w:lineRule="exact"/>
+                        <w:rPr>
+                          <w:rFonts w:ascii="Arial" w:hAnsi="Arial" w:cs="Arial"/>
+                          <w:color w:val="202124"/>
+                          <w:sz w:val="20"/>
+                          <w:szCs w:val="20"/>
+                        </w:rPr>
+                      </w:pPr>
+                      <w:r>
+                        <w:rPr>
+                          <w:rFonts w:hint="eastAsia"/>
+                          <w:sz w:val="20"/>
+                          <w:szCs w:val="20"/>
+                        </w:rPr>
+                        <w:t>大家好，我係</w:t>
+                      </w:r>
+                      <w:r>
+                        <w:rPr>
+                          <w:sz w:val="20"/>
+                          <w:szCs w:val="20"/>
+                        </w:rPr>
+                        <w:t>4A</w:t>
+                      </w:r>
+                      <w:r>
+                        <w:rPr>
+                          <w:rFonts w:hint="eastAsia"/>
+                          <w:sz w:val="20"/>
+                          <w:szCs w:val="20"/>
+                        </w:rPr>
+                        <w:t>班嘅辛舒詠，嚟緊呢年會擔任聯絡一職。希望來年可以為</w:t>
+                      </w:r>
+                      <w:proofErr w:type="gramStart"/>
+                      <w:r>
+                        <w:rPr>
+                          <w:rFonts w:hint="eastAsia"/>
+                          <w:sz w:val="20"/>
+                          <w:szCs w:val="20"/>
+                        </w:rPr>
+                        <w:t>同學同信社</w:t>
+                      </w:r>
+                      <w:proofErr w:type="gramEnd"/>
+                      <w:r>
+                        <w:rPr>
+                          <w:rFonts w:hint="eastAsia"/>
+                          <w:sz w:val="20"/>
+                          <w:szCs w:val="20"/>
+                        </w:rPr>
+                        <w:t>出</w:t>
+                      </w:r>
+                      <w:proofErr w:type="gramStart"/>
+                      <w:r>
+                        <w:rPr>
+                          <w:rFonts w:hint="eastAsia"/>
+                          <w:sz w:val="20"/>
+                          <w:szCs w:val="20"/>
+                        </w:rPr>
+                        <w:t>一</w:t>
+                      </w:r>
+                      <w:proofErr w:type="gramEnd"/>
+                      <w:r>
+                        <w:rPr>
+                          <w:rFonts w:hint="eastAsia"/>
+                          <w:sz w:val="20"/>
+                          <w:szCs w:val="20"/>
+                        </w:rPr>
+                        <w:t>分力，多謝</w:t>
+                      </w:r>
+                    </w:p>
+                  </w:txbxContent>
+                </v:textbox>
+                <w10:wrap type="square" anchorx="page"/>
+              </v:shape>
+            </w:pict>
+          </mc:Fallback>
+        </mc:AlternateContent>
+      </w:r>
+      <w:r>
+        <w:rPr>
+          <w:noProof/>
+        </w:rPr>
+        <mc:AlternateContent>
+          <mc:Choice Requires="wps">
+            <w:drawing>
+              <wp:anchor distT="45720" distB="45720" distL="114300" distR="114300" simplePos="0" relativeHeight="251665408" behindDoc="0" locked="0" layoutInCell="1" allowOverlap="1" wp14:anchorId="588DF759" wp14:editId="175E591D">
+                <wp:simplePos x="0" y="0"/>
+                <wp:positionH relativeFrom="page">
+                  <wp:posOffset>480060</wp:posOffset>
+                </wp:positionH>
+                <wp:positionV relativeFrom="paragraph">
+                  <wp:posOffset>4966970</wp:posOffset>
+                </wp:positionV>
+                <wp:extent cx="3167380" cy="372745"/>
+                <wp:effectExtent l="0" t="0" r="13970" b="27305"/>
+                <wp:wrapSquare wrapText="bothSides"/>
+                <wp:docPr id="10" name="文字方塊 2"/>
+                <wp:cNvGraphicFramePr>
+                  <a:graphicFrameLocks xmlns:a="http://schemas.openxmlformats.org/drawingml/2006/main"/>
+                </wp:cNvGraphicFramePr>
+                <a:graphic xmlns:a="http://schemas.openxmlformats.org/drawingml/2006/main">
+                  <a:graphicData uri="http://schemas.microsoft.com/office/word/2010/wordprocessingShape">
+                    <wps:wsp>
+                      <wps:cNvSpPr txBox="1">
+                        <a:spLocks noChangeArrowheads="1"/>
+                      </wps:cNvSpPr>
+                      <wps:spPr bwMode="auto">
+                        <a:xfrm>
+                          <a:off x="0" y="0"/>
+                          <a:ext cx="3167380" cy="372745"/>
+                        </a:xfrm>
+                        <a:prstGeom prst="rect">
+                          <a:avLst/>
+                        </a:prstGeom>
+                        <a:solidFill>
+                          <a:srgbClr val="FFFFFF"/>
+                        </a:solidFill>
+                        <a:ln w="9525">
+                          <a:solidFill>
+                            <a:srgbClr val="000000"/>
+                          </a:solidFill>
+                          <a:miter lim="800000"/>
+                          <a:headEnd/>
+                          <a:tailEnd/>
+                        </a:ln>
+                      </wps:spPr>
+                      <wps:txbx>
+                        <w:txbxContent>
+                          <w:p>
+                            <w:pPr>
+                              <w:spacing w:line="240" w:lineRule="exact"/>
+                              <w:rPr>
+                                <w:rFonts w:ascii="Arial" w:hAnsi="Arial" w:cs="Arial"/>
+                                <w:color w:val="202124"/>
+                                <w:sz w:val="20"/>
+                                <w:szCs w:val="20"/>
+                              </w:rPr>
+                            </w:pPr>
+                            <w:r>
+                              <w:rPr>
+                                <w:rFonts w:hint="eastAsia"/>
+                                <w:sz w:val="20"/>
+                                <w:szCs w:val="20"/>
+                              </w:rPr>
+                              <w:t>我係</w:t>
+                            </w:r>
+                            <w:r>
+                              <w:rPr>
+                                <w:sz w:val="20"/>
+                                <w:szCs w:val="20"/>
+                              </w:rPr>
+                              <w:t xml:space="preserve"> 4C</w:t>
+                            </w:r>
+                            <w:r>
+                              <w:rPr>
+                                <w:rFonts w:hint="eastAsia"/>
+                                <w:sz w:val="20"/>
+                                <w:szCs w:val="20"/>
+                              </w:rPr>
+                              <w:t>班彭芷晴，來年會喺信社擔任總務一職</w:t>
+                            </w:r>
+                            <w:r>
+                              <w:rPr>
+                                <w:sz w:val="20"/>
+                                <w:szCs w:val="20"/>
+                              </w:rPr>
+                              <w:t xml:space="preserve"> </w:t>
+                            </w:r>
+                            <w:r>
+                              <w:rPr>
+                                <w:rFonts w:hint="eastAsia"/>
+                                <w:sz w:val="20"/>
+                                <w:szCs w:val="20"/>
+                              </w:rPr>
+                              <w:t>我會盡我自己能力為信社，為同學服務。</w:t>
+                            </w:r>
+                          </w:p>
+                        </w:txbxContent>
+                      </wps:txbx>
+                      <wps:bodyPr rot="0" vert="horz" wrap="square" lIns="91440" tIns="18000" rIns="91440" bIns="18000" anchor="t" anchorCtr="0">
+                        <a:noAutofit/>
+                      </wps:bodyPr>
+                    </wps:wsp>
+                  </a:graphicData>
+                </a:graphic>
+                <wp14:sizeRelH relativeFrom="margin">
+                  <wp14:pctWidth>0</wp14:pctWidth>
+                </wp14:sizeRelH>
+                <wp14:sizeRelV relativeFrom="margin">
+                  <wp14:pctHeight>0</wp14:pctHeight>
+                </wp14:sizeRelV>
+              </wp:anchor>
+            </w:drawing>
+          </mc:Choice>
+          <mc:Fallback>
+            <w:pict>
+              <v:shape w14:anchorId="588DF759" id="_x0000_s1041" type="#_x0000_t202" style="position:absolute;margin-left:37.8pt;margin-top:391.1pt;width:249.4pt;height:29.35pt;z-index:251665408;visibility:visible;mso-wrap-style:square;mso-width-percent:0;mso-height-percent:0;mso-wrap-distance-left:9pt;mso-wrap-distance-top:3.6pt;mso-wrap-distance-right:9pt;mso-wrap-distance-bottom:3.6pt;mso-position-horizontal:absolute;mso-position-horizontal-relative:page;mso-position-vertical:absolute;mso-position-vertical-relative:text;mso-width-percent:0;mso-height-percent:0;mso-width-relative:margin;mso-height-relative:margin;v-text-anchor:top" o:gfxdata="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">
+                <v:textbox inset=",.5mm,,.5mm">
+                  <w:txbxContent>
+                    <w:p>
+                      <w:pPr>
+                        <w:spacing w:line="240" w:lineRule="exact"/>
+                        <w:rPr>
+                          <w:rFonts w:ascii="Arial" w:hAnsi="Arial" w:cs="Arial"/>
+                          <w:color w:val="202124"/>
+                          <w:sz w:val="20"/>
+                          <w:szCs w:val="20"/>
+                        </w:rPr>
+                      </w:pPr>
+                      <w:r>
+                        <w:rPr>
+                          <w:rFonts w:hint="eastAsia"/>
+                          <w:sz w:val="20"/>
+                          <w:szCs w:val="20"/>
+                        </w:rPr>
+                        <w:t>我係</w:t>
+                      </w:r>
+                      <w:r>
+                        <w:rPr>
+                          <w:sz w:val="20"/>
+                          <w:szCs w:val="20"/>
+                        </w:rPr>
+                        <w:t xml:space="preserve"> 4C</w:t>
+                      </w:r>
+                      <w:r>
+                        <w:rPr>
+                          <w:rFonts w:hint="eastAsia"/>
+                          <w:sz w:val="20"/>
+                          <w:szCs w:val="20"/>
+                        </w:rPr>
+                        <w:t>班彭芷晴，來年會喺信社擔任總務一職</w:t>
+                      </w:r>
+                      <w:r>
+                        <w:rPr>
+                          <w:sz w:val="20"/>
+                          <w:szCs w:val="20"/>
+                        </w:rPr>
+                        <w:t xml:space="preserve"> </w:t>
+                      </w:r>
+                      <w:r>
+                        <w:rPr>
+                          <w:rFonts w:hint="eastAsia"/>
+                          <w:sz w:val="20"/>
+                          <w:szCs w:val="20"/>
+                        </w:rPr>
+                        <w:t>我會盡我自己能力為信社，為同學服務。</w:t>
+                      </w:r>
+                    </w:p>
+                  </w:txbxContent>
+                </v:textbox>
+                <w10:wrap type="square" anchorx="page"/>
+              </v:shape>
+            </w:pict>
+          </mc:Fallback>
+        </mc:AlternateContent>
+      </w:r>
+      <w:r>
+        <w:rPr>
+          <w:noProof/>
+        </w:rPr>
+        <mc:AlternateContent>
+          <mc:Choice Requires="wps">
+            <w:drawing>
+              <wp:anchor distT="45720" distB="45720" distL="114300" distR="114300" simplePos="0" relativeHeight="251660288" behindDoc="0" locked="0" layoutInCell="1" allowOverlap="1" wp14:anchorId="4077354A" wp14:editId="1177005F">
+                <wp:simplePos x="0" y="0"/>
+                <wp:positionH relativeFrom="page">
+                  <wp:posOffset>3733800</wp:posOffset>
+                </wp:positionH>
+                <wp:positionV relativeFrom="paragraph">
+                  <wp:posOffset>2998470</wp:posOffset>
+                </wp:positionV>
+                <wp:extent cx="3368040" cy="571500"/>
+                <wp:effectExtent l="0" t="0" r="22860" b="19050"/>
+                <wp:wrapSquare wrapText="bothSides"/>
+                <wp:docPr id="5" name="文字方塊 2"/>
+                <wp:cNvGraphicFramePr>
+                  <a:graphicFrameLocks xmlns:a="http://schemas.openxmlformats.org/drawingml/2006/main"/>
+                </wp:cNvGraphicFramePr>
+                <a:graphic xmlns:a="http://schemas.openxmlformats.org/drawingml/2006/main">
+                  <a:graphicData uri="http://schemas.microsoft.com/office/word/2010/wordprocessingShape">
+                    <wps:wsp>
+                      <wps:cNvSpPr txBox="1">
+                        <a:spLocks noChangeArrowheads="1"/>
+                      </wps:cNvSpPr>
+                      <wps:spPr bwMode="auto">
+                        <a:xfrm>
+                          <a:off x="0" y="0"/>
+                          <a:ext cx="3368040" cy="571500"/>
+                        </a:xfrm>
+                        <a:prstGeom prst="rect">
+                          <a:avLst/>
+                        </a:prstGeom>
+                        <a:solidFill>
+                          <a:srgbClr val="FFFFFF"/>
+                        </a:solidFill>
+                        <a:ln w="9525">
+                          <a:solidFill>
+                            <a:srgbClr val="000000"/>
+                          </a:solidFill>
+                          <a:miter lim="800000"/>
+                          <a:headEnd/>
+                          <a:tailEnd/>
+                        </a:ln>
+                      </wps:spPr>
+                      <wps:txbx>
+                        <w:txbxContent>
+                          <w:p>
+                            <w:pPr>
+                              <w:spacing w:line="240" w:lineRule="exact"/>
+                              <w:rPr>
+                                <w:rFonts w:ascii="Arial" w:hAnsi="Arial" w:cs="Arial"/>
+                                <w:color w:val="202124"/>
+                                <w:sz w:val="20"/>
+                                <w:szCs w:val="20"/>
+                              </w:rPr>
+                            </w:pPr>
+                            <w:r>
+                              <w:rPr>
+                                <w:rFonts w:hint="eastAsia"/>
+                                <w:sz w:val="20"/>
+                                <w:szCs w:val="20"/>
+                              </w:rPr>
+                              <w:t>大家好，我係</w:t>
+                            </w:r>
+                            <w:r>
+                              <w:rPr>
+                                <w:sz w:val="20"/>
+                                <w:szCs w:val="20"/>
+                              </w:rPr>
+                              <w:t xml:space="preserve">5D </w:t>
+                            </w:r>
+                            <w:r>
+                              <w:rPr>
+                                <w:rFonts w:hint="eastAsia"/>
+                                <w:sz w:val="20"/>
+                                <w:szCs w:val="20"/>
+                              </w:rPr>
+                              <w:t>班嘅羅逸浠，嚟緊一年會做信社嘅外務副主席。喺運動會都有參加</w:t>
+                            </w:r>
+                            <w:r>
+                              <w:rPr>
+                                <w:sz w:val="20"/>
+                                <w:szCs w:val="20"/>
+                              </w:rPr>
+                              <w:t xml:space="preserve">41 </w:t>
+                            </w:r>
+                            <w:r>
+                              <w:rPr>
+                                <w:rFonts w:hint="eastAsia"/>
+                                <w:sz w:val="20"/>
+                                <w:szCs w:val="20"/>
+                              </w:rPr>
+                              <w:t>同</w:t>
+                            </w:r>
+                            <w:r>
+                              <w:rPr>
+                                <w:sz w:val="20"/>
+                                <w:szCs w:val="20"/>
+                              </w:rPr>
+                              <w:t>44</w:t>
+                            </w:r>
+                            <w:r>
+                              <w:rPr>
+                                <w:rFonts w:hint="eastAsia"/>
+                                <w:sz w:val="20"/>
+                                <w:szCs w:val="20"/>
+                              </w:rPr>
+                              <w:t>會攞哂所有獎，繼續令信社成為四社霸王。同大家一齊努力奮鬥。</w:t>
+                            </w:r>
+                          </w:p>
+                        </w:txbxContent>
+                      </wps:txbx>
+                      <wps:bodyPr rot="0" vert="horz" wrap="square" lIns="91440" tIns="18000" rIns="91440" bIns="18000" anchor="t" anchorCtr="0">
+                        <a:noAutofit/>
+                      </wps:bodyPr>
+                    </wps:wsp>
+                  </a:graphicData>
+                </a:graphic>
+                <wp14:sizeRelH relativeFrom="margin">
+                  <wp14:pctWidth>0</wp14:pctWidth>
+                </wp14:sizeRelH>
+                <wp14:sizeRelV relativeFrom="margin">
+                  <wp14:pctHeight>0</wp14:pctHeight>
+                </wp14:sizeRelV>
+              </wp:anchor>
+            </w:drawing>
+          </mc:Choice>
+          <mc:Fallback>
+            <w:pict>
+              <v:shape w14:anchorId="4077354A" id="_x0000_s1042" type="#_x0000_t202" style="position:absolute;margin-left:294pt;margin-top:236.1pt;width:265.2pt;height:45pt;z-index:251660288;visibility:visible;mso-wrap-style:square;mso-width-percent:0;mso-height-percent:0;mso-wrap-distance-left:9pt;mso-wrap-distance-top:3.6pt;mso-wrap-distance-right:9pt;mso-wrap-distance-bottom:3.6pt;mso-position-horizontal:absolute;mso-position-horizontal-relative:page;mso-position-vertical:absolute;mso-position-vertical-relative:text;mso-width-percent:0;mso-height-percent:0;mso-width-relative:margin;mso-height-relative:margin;v-text-anchor:top" o:gfxdata="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">
+                <v:textbox inset=",.5mm,,.5mm">
+                  <w:txbxContent>
+                    <w:p>
+                      <w:pPr>
+                        <w:spacing w:line="240" w:lineRule="exact"/>
+                        <w:rPr>
+                          <w:rFonts w:ascii="Arial" w:hAnsi="Arial" w:cs="Arial"/>
+                          <w:color w:val="202124"/>
+                          <w:sz w:val="20"/>
+                          <w:szCs w:val="20"/>
+                        </w:rPr>
+                      </w:pPr>
+                      <w:r>
+                        <w:rPr>
+                          <w:rFonts w:hint="eastAsia"/>
+                          <w:sz w:val="20"/>
+                          <w:szCs w:val="20"/>
+                        </w:rPr>
+                        <w:t>大家好，我係</w:t>
+                      </w:r>
+                      <w:r>
+                        <w:rPr>
+                          <w:sz w:val="20"/>
+                          <w:szCs w:val="20"/>
+                        </w:rPr>
+                        <w:t xml:space="preserve">5D </w:t>
+                      </w:r>
+                      <w:r>
+                        <w:rPr>
+                          <w:rFonts w:hint="eastAsia"/>
+                          <w:sz w:val="20"/>
+                          <w:szCs w:val="20"/>
+                        </w:rPr>
+                        <w:t>班嘅羅逸浠，嚟緊一年會做信社嘅外務副主席。喺運動會都有參加</w:t>
+                      </w:r>
+                      <w:r>
+                        <w:rPr>
+                          <w:sz w:val="20"/>
+                          <w:szCs w:val="20"/>
+                        </w:rPr>
+                        <w:t xml:space="preserve">41 </w:t>
+                      </w:r>
+                      <w:r>
+                        <w:rPr>
+                          <w:rFonts w:hint="eastAsia"/>
+                          <w:sz w:val="20"/>
+                          <w:szCs w:val="20"/>
+                        </w:rPr>
+                        <w:t>同</w:t>
+                      </w:r>
+                      <w:r>
+                        <w:rPr>
+                          <w:sz w:val="20"/>
+                          <w:szCs w:val="20"/>
+                        </w:rPr>
+                        <w:t>44</w:t>
+                      </w:r>
+                      <w:r>
+                        <w:rPr>
+                          <w:rFonts w:hint="eastAsia"/>
+                          <w:sz w:val="20"/>
+                          <w:szCs w:val="20"/>
+                        </w:rPr>
+                        <w:t>會攞哂所有獎，繼續令信社成為四社霸王。同大家一齊努力奮鬥。</w:t>
+                      </w:r>
+                    </w:p>
+                  </w:txbxContent>
+                </v:textbox>
+                <w10:wrap type="square" anchorx="page"/>
+              </v:shape>
+            </w:pict>
+          </mc:Fallback>
+        </mc:AlternateContent>
+      </w:r>
+      <w:r>
+        <w:rPr>
+          <w:noProof/>
+        </w:rPr>
+        <mc:AlternateContent>
+          <mc:Choice Requires="wps">
+            <w:drawing>
+              <wp:anchor distT="45720" distB="45720" distL="114300" distR="114300" simplePos="0" relativeHeight="251659264" behindDoc="0" locked="0" layoutInCell="1" allowOverlap="1" wp14:anchorId="57F0D0AA" wp14:editId="1D55EAAC">
+                <wp:simplePos x="0" y="0"/>
+                <wp:positionH relativeFrom="page">
+                  <wp:posOffset>3733800</wp:posOffset>
+                </wp:positionH>
+                <wp:positionV relativeFrom="paragraph">
+                  <wp:posOffset>1285240</wp:posOffset>
+                </wp:positionV>
+                <wp:extent cx="3368040" cy="1623060"/>
+                <wp:effectExtent l="0" t="0" r="22860" b="15240"/>
+                <wp:wrapSquare wrapText="bothSides"/>
+                <wp:docPr id="1" name="文字方塊 2"/>
+                <wp:cNvGraphicFramePr>
+                  <a:graphicFrameLocks xmlns:a="http://schemas.openxmlformats.org/drawingml/2006/main"/>
+                </wp:cNvGraphicFramePr>
+                <a:graphic xmlns:a="http://schemas.openxmlformats.org/drawingml/2006/main">
+                  <a:graphicData uri="http://schemas.microsoft.com/office/word/2010/wordprocessingShape">
+                    <wps:wsp>
+                      <wps:cNvSpPr txBox="1">
+                        <a:spLocks noChangeArrowheads="1"/>
+                      </wps:cNvSpPr>
+                      <wps:spPr bwMode="auto">
+                        <a:xfrm>
+                          <a:off x="0" y="0"/>
+                          <a:ext cx="3368040" cy="1623060"/>
+                        </a:xfrm>
+                        <a:prstGeom prst="rect">
+                          <a:avLst/>
+                        </a:prstGeom>
+                        <a:solidFill>
+                          <a:srgbClr val="FFFFFF"/>
+                        </a:solidFill>
+                        <a:ln w="9525">
+                          <a:solidFill>
+                            <a:srgbClr val="000000"/>
+                          </a:solidFill>
+                          <a:miter lim="800000"/>
+                          <a:headEnd/>
+                          <a:tailEnd/>
+                        </a:ln>
+                      </wps:spPr>
+                      <wps:txbx>
+                        <w:txbxContent>
+                          <w:p>
+                            <w:pPr>
+                              <w:spacing w:line="240" w:lineRule="exact"/>
+                              <w:rPr>
+                                <w:sz w:val="20"/>
+                                <w:szCs w:val="20"/>
+                              </w:rPr>
+                            </w:pPr>
+                            <w:r>
+                              <w:rPr>
+                                <w:rFonts w:hint="eastAsia"/>
+                                <w:sz w:val="20"/>
+                                <w:szCs w:val="20"/>
+                              </w:rPr>
+                              <w:t>Hello!!!!</w:t>
+                            </w:r>
+                            <w:r>
+                              <w:rPr>
+                                <w:rFonts w:ascii="Segoe UI Emoji" w:hAnsi="Segoe UI Emoji" w:cs="Segoe UI Emoji"/>
+                                <w:sz w:val="20"/>
+                                <w:szCs w:val="20"/>
+                              </w:rPr>
+                              <w:t>👋</w:t>
+                            </w:r>
+                            <w:r>
+                              <w:rPr>
+                                <w:rFonts w:hint="eastAsia"/>
+                                <w:sz w:val="20"/>
+                                <w:szCs w:val="20"/>
+                              </w:rPr>
+                              <w:t xml:space="preserve"> </w:t>
+                            </w:r>
+                            <w:r>
+                              <w:rPr>
+                                <w:rFonts w:hint="eastAsia"/>
+                                <w:sz w:val="20"/>
+                                <w:szCs w:val="20"/>
+                              </w:rPr>
+                              <w:t>大家好，我係</w:t>
+                            </w:r>
+                            <w:r>
+                              <w:rPr>
+                                <w:rFonts w:hint="eastAsia"/>
+                                <w:sz w:val="20"/>
+                                <w:szCs w:val="20"/>
+                              </w:rPr>
+                              <w:t>5C</w:t>
+                            </w:r>
+                            <w:r>
+                              <w:rPr>
+                                <w:rFonts w:hint="eastAsia"/>
+                                <w:sz w:val="20"/>
+                                <w:szCs w:val="20"/>
+                              </w:rPr>
+                              <w:t>班蔡焯昕，上年度擔任康樂一職，今年度將競選內務副主席。</w:t>
+                            </w:r>
+                          </w:p>
+                          <w:p>
+                            <w:pPr>
+                              <w:spacing w:line="240" w:lineRule="exact"/>
+                              <w:rPr>
+                                <w:sz w:val="20"/>
+                                <w:szCs w:val="20"/>
+                              </w:rPr>
+                            </w:pPr>
+                            <w:r>
+                              <w:rPr>
+                                <w:rFonts w:hint="eastAsia"/>
+                                <w:sz w:val="20"/>
+                                <w:szCs w:val="20"/>
+                              </w:rPr>
+                              <w:t>係過去</w:t>
+                            </w:r>
+                            <w:proofErr w:type="gramStart"/>
+                            <w:r>
+                              <w:rPr>
+                                <w:rFonts w:hint="eastAsia"/>
+                                <w:sz w:val="20"/>
+                                <w:szCs w:val="20"/>
+                              </w:rPr>
+                              <w:t>一年入面</w:t>
+                            </w:r>
+                            <w:proofErr w:type="gramEnd"/>
+                            <w:r>
+                              <w:rPr>
+                                <w:rFonts w:hint="eastAsia"/>
+                                <w:sz w:val="20"/>
+                                <w:szCs w:val="20"/>
+                              </w:rPr>
+                              <w:t>，我參與咗信社好多大大小小嘅活動，例如陸運會籌備同接力、社際籃球、社劇嘅幕後工作，又或者係接待中一新生嘅相關活動，我都有投入其中。呢啲經驗令我熟悉信社嘅運作，亦都了解活動由籌備到完成當中嘅各項細節，令我有信心可以繼續為信社服務，並且做得更好</w:t>
+                            </w:r>
+                          </w:p>
+                          <w:p>
+                            <w:pPr>
+                              <w:spacing w:line="240" w:lineRule="exact"/>
+                              <w:rPr>
+                                <w:rFonts w:ascii="Arial" w:hAnsi="Arial" w:cs="Arial"/>
+                                <w:color w:val="202124"/>
+                                <w:sz w:val="20"/>
+                                <w:szCs w:val="20"/>
+                              </w:rPr>
+                            </w:pPr>
+                            <w:r>
+                              <w:rPr>
+                                <w:rFonts w:hint="eastAsia"/>
+                                <w:sz w:val="20"/>
+                                <w:szCs w:val="20"/>
+                              </w:rPr>
+                              <w:t>如果有任何關於社運作嘅問題想了解，歡迎大家嚟搵我！希望可以同大家一齊，</w:t>
+                            </w:r>
+                            <w:proofErr w:type="gramStart"/>
+                            <w:r>
+                              <w:rPr>
+                                <w:rFonts w:hint="eastAsia"/>
+                                <w:sz w:val="20"/>
+                                <w:szCs w:val="20"/>
+                              </w:rPr>
+                              <w:t>令信社</w:t>
+                            </w:r>
+                            <w:proofErr w:type="gramEnd"/>
+                            <w:r>
+                              <w:rPr>
+                                <w:rFonts w:hint="eastAsia"/>
+                                <w:sz w:val="20"/>
+                                <w:szCs w:val="20"/>
+                              </w:rPr>
+                              <w:t>變得更好。多謝大家！</w:t>
+                            </w:r>
+                          </w:p>
+                        </w:txbxContent>
+                      </wps:txbx>
+                      <wps:bodyPr rot="0" vert="horz" wrap="square" lIns="91440" tIns="18000" rIns="91440" bIns="18000" anchor="t" anchorCtr="0">
+                        <a:noAutofit/>
+                      </wps:bodyPr>
+                    </wps:wsp>
+                  </a:graphicData>
+                </a:graphic>
+                <wp14:sizeRelH relativeFrom="margin">
+                  <wp14:pctWidth>0</wp14:pctWidth>
+                </wp14:sizeRelH>
+                <wp14:sizeRelV relativeFrom="margin">
+                  <wp14:pctHeight>0</wp14:pctHeight>
+                </wp14:sizeRelV>
+              </wp:anchor>
+            </w:drawing>
+          </mc:Choice>
+          <mc:Fallback>
+            <w:pict>
+              <v:shape w14:anchorId="57F0D0AA" id="_x0000_s1043" type="#_x0000_t202" style="position:absolute;margin-left:294pt;margin-top:101.2pt;width:265.2pt;height:127.8pt;z-index:251659264;visibility:visible;mso-wrap-style:square;mso-width-percent:0;mso-height-percent:0;mso-wrap-distance-left:9pt;mso-wrap-distance-top:3.6pt;mso-wrap-distance-right:9pt;mso-wrap-distance-bottom:3.6pt;mso-position-horizontal:absolute;mso-position-horizontal-relative:page;mso-position-vertical:absolute;mso-position-vertical-relative:text;mso-width-percent:0;mso-height-percent:0;mso-width-relative:margin;mso-height-relative:margin;v-text-anchor:top" o:gfxdata="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">
+                <v:textbox inset=",.5mm,,.5mm">
+                  <w:txbxContent>
+                    <w:p>
+                      <w:pPr>
+                        <w:spacing w:line="240" w:lineRule="exact"/>
+                        <w:rPr>
+                          <w:sz w:val="20"/>
+                          <w:szCs w:val="20"/>
+                        </w:rPr>
+                      </w:pPr>
+                      <w:r>
+                        <w:rPr>
+                          <w:rFonts w:hint="eastAsia"/>
+                          <w:sz w:val="20"/>
+                          <w:szCs w:val="20"/>
+                        </w:rPr>
+                        <w:t>Hello!!!!</w:t>
+                      </w:r>
+                      <w:r>
+                        <w:rPr>
+                          <w:rFonts w:ascii="Segoe UI Emoji" w:hAnsi="Segoe UI Emoji" w:cs="Segoe UI Emoji"/>
+                          <w:sz w:val="20"/>
+                          <w:szCs w:val="20"/>
+                        </w:rPr>
+                        <w:t>👋</w:t>
+                      </w:r>
+                      <w:r>
+                        <w:rPr>
+                          <w:rFonts w:hint="eastAsia"/>
+                          <w:sz w:val="20"/>
+                          <w:szCs w:val="20"/>
+                        </w:rPr>
+                        <w:t xml:space="preserve"> </w:t>
+                      </w:r>
+                      <w:r>
+                        <w:rPr>
+                          <w:rFonts w:hint="eastAsia"/>
+                          <w:sz w:val="20"/>
+                          <w:szCs w:val="20"/>
+                        </w:rPr>
+                        <w:t>大家好，我係</w:t>
+                      </w:r>
+                      <w:r>
+                        <w:rPr>
+                          <w:rFonts w:hint="eastAsia"/>
+                          <w:sz w:val="20"/>
+                          <w:szCs w:val="20"/>
+                        </w:rPr>
+                        <w:t>5C</w:t>
+                      </w:r>
+                      <w:r>
+                        <w:rPr>
+                          <w:rFonts w:hint="eastAsia"/>
+                          <w:sz w:val="20"/>
+                          <w:szCs w:val="20"/>
+                        </w:rPr>
+                        <w:t>班蔡焯昕，上年度擔任康樂一職，今年度將競選內務副主席。</w:t>
+                      </w:r>
+                    </w:p>
+                    <w:p>
+                      <w:pPr>
+                        <w:spacing w:line="240" w:lineRule="exact"/>
+                        <w:rPr>
+                          <w:sz w:val="20"/>
+                          <w:szCs w:val="20"/>
+                        </w:rPr>
+                      </w:pPr>
+                      <w:r>
+                        <w:rPr>
+                          <w:rFonts w:hint="eastAsia"/>
+                          <w:sz w:val="20"/>
+                          <w:szCs w:val="20"/>
+                        </w:rPr>
+                        <w:t>係過去</w:t>
+                      </w:r>
+                      <w:proofErr w:type="gramStart"/>
+                      <w:r>
+                        <w:rPr>
+                          <w:rFonts w:hint="eastAsia"/>
+                          <w:sz w:val="20"/>
+                          <w:szCs w:val="20"/>
+                        </w:rPr>
+                        <w:t>一年入面</w:t>
+                      </w:r>
+                      <w:proofErr w:type="gramEnd"/>
+                      <w:r>
+                        <w:rPr>
+                          <w:rFonts w:hint="eastAsia"/>
+                          <w:sz w:val="20"/>
+                          <w:szCs w:val="20"/>
+                        </w:rPr>
+                        <w:t>，我參與咗信社好多大大小小嘅活動，例如陸運會籌備同接力、社際籃球、社劇嘅幕後工作，又或者係接待中一新生嘅相關活動，我都有投入其中。呢啲經驗令我熟悉信社嘅運作，亦都了解活動由籌備到完成當中嘅各項細節，令我有信心可以繼續為信社服務，並且做得更好</w:t>
+                      </w:r>
+                    </w:p>
+                    <w:p>
+                      <w:pPr>
+                        <w:spacing w:line="240" w:lineRule="exact"/>
+                        <w:rPr>
+                          <w:rFonts w:ascii="Arial" w:hAnsi="Arial" w:cs="Arial"/>
+                          <w:color w:val="202124"/>
+                          <w:sz w:val="20"/>
+                          <w:szCs w:val="20"/>
+                        </w:rPr>
+                      </w:pPr>
+                      <w:r>
+                        <w:rPr>
+                          <w:rFonts w:hint="eastAsia"/>
+                          <w:sz w:val="20"/>
+                          <w:szCs w:val="20"/>
+                        </w:rPr>
+                        <w:t>如果有任何關於社運作嘅問題想了解，歡迎大家嚟搵我！希望可以同大家一齊，</w:t>
+                      </w:r>
+                      <w:proofErr w:type="gramStart"/>
+                      <w:r>
+                        <w:rPr>
+                          <w:rFonts w:hint="eastAsia"/>
+                          <w:sz w:val="20"/>
+                          <w:szCs w:val="20"/>
+                        </w:rPr>
+                        <w:t>令信社</w:t>
+                      </w:r>
+                      <w:proofErr w:type="gramEnd"/>
+                      <w:r>
+                        <w:rPr>
+                          <w:rFonts w:hint="eastAsia"/>
+                          <w:sz w:val="20"/>
+                          <w:szCs w:val="20"/>
+                        </w:rPr>
+                        <w:t>變得更好。多謝大家！</w:t>
+                      </w:r>
+                    </w:p>
+                  </w:txbxContent>
+                </v:textbox>
+                <w10:wrap type="square" anchorx="page"/>
+              </v:shape>
+            </w:pict>
+          </mc:Fallback>
+        </mc:AlternateContent>
+      </w:r>
+      <w:r>
+        <w:rPr>
+          <w:noProof/>
+        </w:rPr>
+        <mc:AlternateContent>
+          <mc:Choice Requires="wps">
+            <w:drawing>
+              <wp:anchor distT="45720" distB="45720" distL="114300" distR="114300" simplePos="0" relativeHeight="251670528" behindDoc="0" locked="0" layoutInCell="1" allowOverlap="1" wp14:anchorId="30721A52" wp14:editId="073F417F">
+                <wp:simplePos x="0" y="0"/>
+                <wp:positionH relativeFrom="page">
+                  <wp:posOffset>481330</wp:posOffset>
+                </wp:positionH>
+                <wp:positionV relativeFrom="paragraph">
+                  <wp:posOffset>4060825</wp:posOffset>
+                </wp:positionV>
+                <wp:extent cx="3167380" cy="401955"/>
+                <wp:effectExtent l="0" t="0" r="13970" b="17145"/>
+                <wp:wrapSquare wrapText="bothSides"/>
+                <wp:docPr id="17" name="文字方塊 2"/>
+                <wp:cNvGraphicFramePr>
+                  <a:graphicFrameLocks xmlns:a="http://schemas.openxmlformats.org/drawingml/2006/main"/>
+                </wp:cNvGraphicFramePr>
+                <a:graphic xmlns:a="http://schemas.openxmlformats.org/drawingml/2006/main">
+                  <a:graphicData uri="http://schemas.microsoft.com/office/word/2010/wordprocessingShape">
+                    <wps:wsp>
+                      <wps:cNvSpPr txBox="1">
+                        <a:spLocks noChangeArrowheads="1"/>
+                      </wps:cNvSpPr>
+                      <wps:spPr bwMode="auto">
+                        <a:xfrm>
+                          <a:off x="0" y="0"/>
+                          <a:ext cx="3167380" cy="401955"/>
+                        </a:xfrm>
+                        <a:prstGeom prst="rect">
+                          <a:avLst/>
+                        </a:prstGeom>
+                        <a:solidFill>
+                          <a:srgbClr val="FFFFFF"/>
+                        </a:solidFill>
+                        <a:ln w="9525">
+                          <a:solidFill>
+                            <a:srgbClr val="000000"/>
+                          </a:solidFill>
+                          <a:miter lim="800000"/>
+                          <a:headEnd/>
+                          <a:tailEnd/>
+                        </a:ln>
+                      </wps:spPr>
+                      <wps:txbx>
+                        <w:txbxContent>
+                          <w:p>
+                            <w:pPr>
+                              <w:spacing w:line="240" w:lineRule="exact"/>
+                              <w:rPr>
+                                <w:rFonts w:ascii="Arial" w:hAnsi="Arial" w:cs="Arial"/>
+                                <w:color w:val="202124"/>
+                                <w:sz w:val="20"/>
+                                <w:szCs w:val="20"/>
+                              </w:rPr>
+                            </w:pPr>
+                            <w:r>
+                              <w:rPr>
+                                <w:rFonts w:hint="eastAsia"/>
+                                <w:sz w:val="20"/>
+                                <w:szCs w:val="20"/>
+                              </w:rPr>
+                              <w:t>大家好！我是信社宣傳黃琬童。好開心今年可以為社出</w:t>
+                            </w:r>
+                            <w:proofErr w:type="gramStart"/>
+                            <w:r>
+                              <w:rPr>
+                                <w:rFonts w:hint="eastAsia"/>
+                                <w:sz w:val="20"/>
+                                <w:szCs w:val="20"/>
+                              </w:rPr>
+                              <w:t>一</w:t>
+                            </w:r>
+                            <w:proofErr w:type="gramEnd"/>
+                            <w:r>
+                              <w:rPr>
+                                <w:rFonts w:hint="eastAsia"/>
+                                <w:sz w:val="20"/>
+                                <w:szCs w:val="20"/>
+                              </w:rPr>
+                              <w:t>分力，為大家服務。</w:t>
+                            </w:r>
+                          </w:p>
+                        </w:txbxContent>
+                      </wps:txbx>
+                      <wps:bodyPr rot="0" vert="horz" wrap="square" lIns="91440" tIns="18000" rIns="91440" bIns="18000" anchor="t" anchorCtr="0">
+                        <a:noAutofit/>
+                      </wps:bodyPr>
+                    </wps:wsp>
+                  </a:graphicData>
+                </a:graphic>
+                <wp14:sizeRelH relativeFrom="margin">
+                  <wp14:pctWidth>0</wp14:pctWidth>
+                </wp14:sizeRelH>
+                <wp14:sizeRelV relativeFrom="margin">
+                  <wp14:pctHeight>0</wp14:pctHeight>
+                </wp14:sizeRelV>
+              </wp:anchor>
+            </w:drawing>
+          </mc:Choice>
+          <mc:Fallback>
+            <w:pict>
+              <v:shape w14:anchorId="30721A52" id="_x0000_s1044" type="#_x0000_t202" style="position:absolute;margin-left:37.9pt;margin-top:319.75pt;width:249.4pt;height:31.65pt;z-index:251670528;visibility:visible;mso-wrap-style:square;mso-width-percent:0;mso-height-percent:0;mso-wrap-distance-left:9pt;mso-wrap-distance-top:3.6pt;mso-wrap-distance-right:9pt;mso-wrap-distance-bottom:3.6pt;mso-position-horizontal:absolute;mso-position-horizontal-relative:page;mso-position-vertical:absolute;mso-position-vertical-relative:text;mso-width-percent:0;mso-height-percent:0;mso-width-relative:margin;mso-height-relative:margin;v-text-anchor:top" o:gfxdata="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">
+                <v:textbox inset=",.5mm,,.5mm">
+                  <w:txbxContent>
+                    <w:p>
+                      <w:pPr>
+                        <w:spacing w:line="240" w:lineRule="exact"/>
+                        <w:rPr>
+                          <w:rFonts w:ascii="Arial" w:hAnsi="Arial" w:cs="Arial"/>
+                          <w:color w:val="202124"/>
+                          <w:sz w:val="20"/>
+                          <w:szCs w:val="20"/>
+                        </w:rPr>
+                      </w:pPr>
+                      <w:r>
+                        <w:rPr>
+                          <w:rFonts w:hint="eastAsia"/>
+                          <w:sz w:val="20"/>
+                          <w:szCs w:val="20"/>
+                        </w:rPr>
+                        <w:t>大家好！我是信社宣傳黃琬童。好開心今年可以為社出</w:t>
+                      </w:r>
+                      <w:proofErr w:type="gramStart"/>
+                      <w:r>
+                        <w:rPr>
+                          <w:rFonts w:hint="eastAsia"/>
+                          <w:sz w:val="20"/>
+                          <w:szCs w:val="20"/>
+                        </w:rPr>
+                        <w:t>一</w:t>
+                      </w:r>
+                      <w:proofErr w:type="gramEnd"/>
+                      <w:r>
+                        <w:rPr>
+                          <w:rFonts w:hint="eastAsia"/>
+                          <w:sz w:val="20"/>
+                          <w:szCs w:val="20"/>
+                        </w:rPr>
+                        <w:t>分力，為大家服務。</w:t>
+                      </w:r>
+                    </w:p>
+                  </w:txbxContent>
+                </v:textbox>
+                <w10:wrap type="square" anchorx="page"/>
+              </v:shape>
+            </w:pict>
+          </mc:Fallback>
+        </mc:AlternateContent>
+      </w:r>
+      <w:r>
+        <w:rPr>
+          <w:noProof/>
+        </w:rPr>
+        <mc:AlternateContent>
+          <mc:Choice Requires="wps">
+            <w:drawing>
+              <wp:anchor distT="45720" distB="45720" distL="114300" distR="114300" simplePos="0" relativeHeight="251674624" behindDoc="0" locked="0" layoutInCell="1" allowOverlap="1" wp14:anchorId="7F86524F" wp14:editId="3EF2E4C5">
+                <wp:simplePos x="0" y="0"/>
+                <wp:positionH relativeFrom="page">
+                  <wp:posOffset>480060</wp:posOffset>
+                </wp:positionH>
+                <wp:positionV relativeFrom="paragraph">
+                  <wp:posOffset>3187065</wp:posOffset>
+                </wp:positionV>
+                <wp:extent cx="3167380" cy="800100"/>
+                <wp:effectExtent l="0" t="0" r="13970" b="19050"/>
+                <wp:wrapSquare wrapText="bothSides"/>
+                <wp:docPr id="1042883143" name="文字方塊 2"/>
+                <wp:cNvGraphicFramePr>
+                  <a:graphicFrameLocks xmlns:a="http://schemas.openxmlformats.org/drawingml/2006/main"/>
+                </wp:cNvGraphicFramePr>
+                <a:graphic xmlns:a="http://schemas.openxmlformats.org/drawingml/2006/main">
+                  <a:graphicData uri="http://schemas.microsoft.com/office/word/2010/wordprocessingShape">
+                    <wps:wsp>
+                      <wps:cNvSpPr txBox="1">
+                        <a:spLocks noChangeArrowheads="1"/>
+                      </wps:cNvSpPr>
+                      <wps:spPr bwMode="auto">
+                        <a:xfrm>
+                          <a:off x="0" y="0"/>
+                          <a:ext cx="3167380" cy="800100"/>
+                        </a:xfrm>
+                        <a:prstGeom prst="rect">
+                          <a:avLst/>
+                        </a:prstGeom>
+                        <a:solidFill>
+                          <a:srgbClr val="FFFFFF"/>
+                        </a:solidFill>
+                        <a:ln w="9525">
+                          <a:solidFill>
+                            <a:srgbClr val="000000"/>
+                          </a:solidFill>
+                          <a:miter lim="800000"/>
+                          <a:headEnd/>
+                          <a:tailEnd/>
+                        </a:ln>
+                      </wps:spPr>
+                      <wps:txbx>
+                        <w:txbxContent>
+                          <w:p>
+                            <w:pPr>
+                              <w:spacing w:line="240" w:lineRule="exact"/>
+                              <w:rPr>
+                                <w:sz w:val="20"/>
+                                <w:szCs w:val="20"/>
+                              </w:rPr>
+                            </w:pPr>
+                            <w:r>
+                              <w:rPr>
+                                <w:rFonts w:hint="eastAsia"/>
+                                <w:sz w:val="20"/>
+                                <w:szCs w:val="20"/>
+                              </w:rPr>
+                              <w:t>大家好！我係</w:t>
+                            </w:r>
+                            <w:r>
+                              <w:rPr>
+                                <w:rFonts w:hint="eastAsia"/>
+                                <w:sz w:val="20"/>
+                                <w:szCs w:val="20"/>
+                              </w:rPr>
+                              <w:t xml:space="preserve"> 5A </w:t>
+                            </w:r>
+                            <w:r>
+                              <w:rPr>
+                                <w:rFonts w:hint="eastAsia"/>
+                                <w:sz w:val="20"/>
+                                <w:szCs w:val="20"/>
+                              </w:rPr>
+                              <w:t>班</w:t>
+                            </w:r>
+                            <w:proofErr w:type="gramStart"/>
+                            <w:r>
+                              <w:rPr>
+                                <w:rFonts w:hint="eastAsia"/>
+                                <w:sz w:val="20"/>
+                                <w:szCs w:val="20"/>
+                              </w:rPr>
+                              <w:t>鄧</w:t>
+                            </w:r>
+                            <w:proofErr w:type="gramEnd"/>
+                            <w:r>
+                              <w:rPr>
+                                <w:rFonts w:hint="eastAsia"/>
+                                <w:sz w:val="20"/>
+                                <w:szCs w:val="20"/>
+                              </w:rPr>
+                              <w:t>阮玲。</w:t>
+                            </w:r>
+                          </w:p>
+                          <w:p>
+                            <w:pPr>
+                              <w:spacing w:line="240" w:lineRule="exact"/>
+                              <w:rPr>
+                                <w:rFonts w:ascii="Arial" w:hAnsi="Arial" w:cs="Arial"/>
+                                <w:color w:val="202124"/>
+                                <w:sz w:val="20"/>
+                                <w:szCs w:val="20"/>
+                              </w:rPr>
+                            </w:pPr>
+                            <w:r>
+                              <w:rPr>
+                                <w:rFonts w:hint="eastAsia"/>
+                                <w:sz w:val="20"/>
+                                <w:szCs w:val="20"/>
+                              </w:rPr>
+                              <w:t>好開心今年可以繼續喺信社呢個大家庭同大家一齊努力！經過上年擔任文書幹事嘅經驗，我更加熟悉信社嘅運作。嚟緊呢一年，我會繼續以認真嘅態度，為信社呢個大家庭服務。</w:t>
+                            </w:r>
+                          </w:p>
+                        </w:txbxContent>
+                      </wps:txbx>
+                      <wps:bodyPr rot="0" vert="horz" wrap="square" lIns="91440" tIns="18000" rIns="91440" bIns="18000" anchor="t" anchorCtr="0">
+                        <a:noAutofit/>
+                      </wps:bodyPr>
+                    </wps:wsp>
+                  </a:graphicData>
+                </a:graphic>
+                <wp14:sizeRelH relativeFrom="margin">
+                  <wp14:pctWidth>0</wp14:pctWidth>
+                </wp14:sizeRelH>
+                <wp14:sizeRelV relativeFrom="margin">
+                  <wp14:pctHeight>0</wp14:pctHeight>
+                </wp14:sizeRelV>
+              </wp:anchor>
+            </w:drawing>
+          </mc:Choice>
+          <mc:Fallback>
+            <w:pict>
+              <v:shape w14:anchorId="7F86524F" id="_x0000_s1045" type="#_x0000_t202" style="position:absolute;margin-left:37.8pt;margin-top:250.95pt;width:249.4pt;height:63pt;z-index:251674624;visibility:visible;mso-wrap-style:square;mso-width-percent:0;mso-height-percent:0;mso-wrap-distance-left:9pt;mso-wrap-distance-top:3.6pt;mso-wrap-distance-right:9pt;mso-wrap-distance-bottom:3.6pt;mso-position-horizontal:absolute;mso-position-horizontal-relative:page;mso-position-vertical:absolute;mso-position-vertical-relative:text;mso-width-percent:0;mso-height-percent:0;mso-width-relative:margin;mso-height-relative:margin;v-text-anchor:top" o:gfxdata="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">
+                <v:textbox inset=",.5mm,,.5mm">
+                  <w:txbxContent>
+                    <w:p>
+                      <w:pPr>
+                        <w:spacing w:line="240" w:lineRule="exact"/>
+                        <w:rPr>
+                          <w:sz w:val="20"/>
+                          <w:szCs w:val="20"/>
+                        </w:rPr>
+                      </w:pPr>
+                      <w:r>
+                        <w:rPr>
+                          <w:rFonts w:hint="eastAsia"/>
+                          <w:sz w:val="20"/>
+                          <w:szCs w:val="20"/>
+                        </w:rPr>
+                        <w:t>大家好！我係</w:t>
+                      </w:r>
+                      <w:r>
+                        <w:rPr>
+                          <w:rFonts w:hint="eastAsia"/>
+                          <w:sz w:val="20"/>
+                          <w:szCs w:val="20"/>
+                        </w:rPr>
+                        <w:t xml:space="preserve"> 5A </w:t>
+                      </w:r>
+                      <w:r>
+                        <w:rPr>
+                          <w:rFonts w:hint="eastAsia"/>
+                          <w:sz w:val="20"/>
+                          <w:szCs w:val="20"/>
+                        </w:rPr>
+                        <w:t>班</w:t>
+                      </w:r>
+                      <w:proofErr w:type="gramStart"/>
+                      <w:r>
+                        <w:rPr>
+                          <w:rFonts w:hint="eastAsia"/>
+                          <w:sz w:val="20"/>
+                          <w:szCs w:val="20"/>
+                        </w:rPr>
+                        <w:t>鄧</w:t>
+                      </w:r>
+                      <w:proofErr w:type="gramEnd"/>
+                      <w:r>
+                        <w:rPr>
+                          <w:rFonts w:hint="eastAsia"/>
+                          <w:sz w:val="20"/>
+                          <w:szCs w:val="20"/>
+                        </w:rPr>
+                        <w:t>阮玲。</w:t>
+                      </w:r>
+                    </w:p>
+                    <w:p>
+                      <w:pPr>
+                        <w:spacing w:line="240" w:lineRule="exact"/>
+                        <w:rPr>
+                          <w:rFonts w:ascii="Arial" w:hAnsi="Arial" w:cs="Arial"/>
+                          <w:color w:val="202124"/>
+                          <w:sz w:val="20"/>
+                          <w:szCs w:val="20"/>
+                        </w:rPr>
+                      </w:pPr>
+                      <w:r>
+                        <w:rPr>
+                          <w:rFonts w:hint="eastAsia"/>
+                          <w:sz w:val="20"/>
+                          <w:szCs w:val="20"/>
+                        </w:rPr>
+                        <w:t>好開心今年可以繼續喺信社呢個大家庭同大家一齊努力！經過上年擔任文書幹事嘅經驗，我更加熟悉信社嘅運作。嚟緊呢一年，我會繼續以認真嘅態度，為信社呢個大家庭服務。</w:t>
+                      </w:r>
+                    </w:p>
+                  </w:txbxContent>
+                </v:textbox>
+                <w10:wrap type="square" anchorx="page"/>
+              </v:shape>
+            </w:pict>
+          </mc:Fallback>
+        </mc:AlternateContent>
+      </w:r>
+    </w:p>
     <w:sectPr>
       <w:pgSz w:w="11906" w:h="16838"/>
       <w:pgMar w:top="1276" w:right="1800" w:bottom="1440" w:left="1800" w:header="851" w:footer="992" w:gutter="0"/>
